--- a/fuentes/524537_CF1_DU.docx
+++ b/fuentes/524537_CF1_DU.docx
@@ -478,1962 +478,1986 @@
         <w:br w:type="page"/>
       </w:r>
     </w:p>
-    <w:p>
-      <w:pPr>
-        <w:pStyle w:val="TtuloTDC"/>
-      </w:pPr>
+    <w:bookmarkStart w:id="0" w:name="_Toc235693432" w:displacedByCustomXml="next"/>
+    <w:bookmarkStart w:id="1" w:name="_Toc176443691" w:displacedByCustomXml="next"/>
+    <w:sdt>
+      <w:sdtPr>
+        <w:rPr>
+          <w:lang w:val="es-ES"/>
+        </w:rPr>
+        <w:id w:val="-618370425"/>
+        <w:docPartObj>
+          <w:docPartGallery w:val="Table of Contents"/>
+          <w:docPartUnique/>
+        </w:docPartObj>
+      </w:sdtPr>
+      <w:sdtEndPr>
+        <w:rPr>
+          <w:rFonts w:eastAsia="Calibri"/>
+          <w:bCs/>
+          <w:color w:val="auto"/>
+          <w:kern w:val="2"/>
+          <w:sz w:val="28"/>
+          <w:szCs w:val="22"/>
+          <w:lang w:eastAsia="en-US"/>
+        </w:rPr>
+      </w:sdtEndPr>
+      <w:sdtContent>
+        <w:p>
+          <w:pPr>
+            <w:pStyle w:val="TtuloTDC"/>
+          </w:pPr>
+          <w:r>
+            <w:rPr>
+              <w:lang w:val="es-ES"/>
+            </w:rPr>
+            <w:t>Contenido</w:t>
+          </w:r>
+        </w:p>
+        <w:p>
+          <w:pPr>
+            <w:pStyle w:val="TDC1"/>
+            <w:tabs>
+              <w:tab w:val="right" w:leader="dot" w:pos="9962"/>
+            </w:tabs>
+            <w:rPr>
+              <w:rFonts w:asciiTheme="minorHAnsi" w:eastAsiaTheme="minorEastAsia" w:hAnsiTheme="minorHAnsi" w:cstheme="minorBidi"/>
+              <w:noProof/>
+              <w:sz w:val="24"/>
+              <w:szCs w:val="24"/>
+              <w:lang w:eastAsia="es-CO"/>
+              <w14:ligatures w14:val="standardContextual"/>
+            </w:rPr>
+          </w:pPr>
+          <w:r>
+            <w:fldChar w:fldCharType="begin"/>
+          </w:r>
+          <w:r>
+            <w:instrText xml:space="preserve"> TOC \o "1-3" \h \z \u </w:instrText>
+          </w:r>
+          <w:r>
+            <w:fldChar w:fldCharType="separate"/>
+          </w:r>
+          <w:hyperlink w:anchor="_Toc235693510" w:history="1">
+            <w:r>
+              <w:rPr>
+                <w:rStyle w:val="Hipervnculo"/>
+                <w:noProof/>
+              </w:rPr>
+              <w:t>Introducción</w:t>
+            </w:r>
+            <w:r>
+              <w:rPr>
+                <w:noProof/>
+                <w:webHidden/>
+              </w:rPr>
+              <w:tab/>
+            </w:r>
+            <w:r>
+              <w:rPr>
+                <w:noProof/>
+                <w:webHidden/>
+              </w:rPr>
+              <w:fldChar w:fldCharType="begin"/>
+            </w:r>
+            <w:r>
+              <w:rPr>
+                <w:noProof/>
+                <w:webHidden/>
+              </w:rPr>
+              <w:instrText xml:space="preserve"> PAGEREF _Toc235693510 \h </w:instrText>
+            </w:r>
+            <w:r>
+              <w:rPr>
+                <w:noProof/>
+                <w:webHidden/>
+              </w:rPr>
+            </w:r>
+            <w:r>
+              <w:rPr>
+                <w:noProof/>
+                <w:webHidden/>
+              </w:rPr>
+              <w:fldChar w:fldCharType="separate"/>
+            </w:r>
+            <w:r>
+              <w:rPr>
+                <w:noProof/>
+                <w:webHidden/>
+              </w:rPr>
+              <w:t>4</w:t>
+            </w:r>
+            <w:r>
+              <w:rPr>
+                <w:noProof/>
+                <w:webHidden/>
+              </w:rPr>
+              <w:fldChar w:fldCharType="end"/>
+            </w:r>
+          </w:hyperlink>
+        </w:p>
+        <w:p>
+          <w:pPr>
+            <w:pStyle w:val="TDC1"/>
+            <w:tabs>
+              <w:tab w:val="left" w:pos="1200"/>
+              <w:tab w:val="right" w:leader="dot" w:pos="9962"/>
+            </w:tabs>
+            <w:rPr>
+              <w:rFonts w:asciiTheme="minorHAnsi" w:eastAsiaTheme="minorEastAsia" w:hAnsiTheme="minorHAnsi" w:cstheme="minorBidi"/>
+              <w:noProof/>
+              <w:sz w:val="24"/>
+              <w:szCs w:val="24"/>
+              <w:lang w:eastAsia="es-CO"/>
+              <w14:ligatures w14:val="standardContextual"/>
+            </w:rPr>
+          </w:pPr>
+          <w:hyperlink w:anchor="_Toc235693511" w:history="1">
+            <w:r>
+              <w:rPr>
+                <w:rStyle w:val="Hipervnculo"/>
+                <w:noProof/>
+              </w:rPr>
+              <w:t>1.</w:t>
+            </w:r>
+            <w:r>
+              <w:rPr>
+                <w:rFonts w:asciiTheme="minorHAnsi" w:eastAsiaTheme="minorEastAsia" w:hAnsiTheme="minorHAnsi" w:cstheme="minorBidi"/>
+                <w:noProof/>
+                <w:sz w:val="24"/>
+                <w:szCs w:val="24"/>
+                <w:lang w:eastAsia="es-CO"/>
+                <w14:ligatures w14:val="standardContextual"/>
+              </w:rPr>
+              <w:tab/>
+            </w:r>
+            <w:r>
+              <w:rPr>
+                <w:rStyle w:val="Hipervnculo"/>
+                <w:noProof/>
+              </w:rPr>
+              <w:t>Conceptos de pre-patronaje</w:t>
+            </w:r>
+            <w:r>
+              <w:rPr>
+                <w:noProof/>
+                <w:webHidden/>
+              </w:rPr>
+              <w:tab/>
+            </w:r>
+            <w:r>
+              <w:rPr>
+                <w:noProof/>
+                <w:webHidden/>
+              </w:rPr>
+              <w:fldChar w:fldCharType="begin"/>
+            </w:r>
+            <w:r>
+              <w:rPr>
+                <w:noProof/>
+                <w:webHidden/>
+              </w:rPr>
+              <w:instrText xml:space="preserve"> PAGEREF _Toc235693511 \h </w:instrText>
+            </w:r>
+            <w:r>
+              <w:rPr>
+                <w:noProof/>
+                <w:webHidden/>
+              </w:rPr>
+            </w:r>
+            <w:r>
+              <w:rPr>
+                <w:noProof/>
+                <w:webHidden/>
+              </w:rPr>
+              <w:fldChar w:fldCharType="separate"/>
+            </w:r>
+            <w:r>
+              <w:rPr>
+                <w:noProof/>
+                <w:webHidden/>
+              </w:rPr>
+              <w:t>6</w:t>
+            </w:r>
+            <w:r>
+              <w:rPr>
+                <w:noProof/>
+                <w:webHidden/>
+              </w:rPr>
+              <w:fldChar w:fldCharType="end"/>
+            </w:r>
+          </w:hyperlink>
+        </w:p>
+        <w:p>
+          <w:pPr>
+            <w:pStyle w:val="TDC2"/>
+            <w:tabs>
+              <w:tab w:val="left" w:pos="1680"/>
+              <w:tab w:val="right" w:leader="dot" w:pos="9962"/>
+            </w:tabs>
+            <w:rPr>
+              <w:rFonts w:asciiTheme="minorHAnsi" w:eastAsiaTheme="minorEastAsia" w:hAnsiTheme="minorHAnsi" w:cstheme="minorBidi"/>
+              <w:noProof/>
+              <w:sz w:val="24"/>
+              <w:szCs w:val="24"/>
+              <w:lang w:eastAsia="es-CO"/>
+              <w14:ligatures w14:val="standardContextual"/>
+            </w:rPr>
+          </w:pPr>
+          <w:hyperlink w:anchor="_Toc235693512" w:history="1">
+            <w:r>
+              <w:rPr>
+                <w:rStyle w:val="Hipervnculo"/>
+                <w:noProof/>
+              </w:rPr>
+              <w:t>1.1.</w:t>
+            </w:r>
+            <w:r>
+              <w:rPr>
+                <w:rFonts w:asciiTheme="minorHAnsi" w:eastAsiaTheme="minorEastAsia" w:hAnsiTheme="minorHAnsi" w:cstheme="minorBidi"/>
+                <w:noProof/>
+                <w:sz w:val="24"/>
+                <w:szCs w:val="24"/>
+                <w:lang w:eastAsia="es-CO"/>
+                <w14:ligatures w14:val="standardContextual"/>
+              </w:rPr>
+              <w:tab/>
+            </w:r>
+            <w:r>
+              <w:rPr>
+                <w:rStyle w:val="Hipervnculo"/>
+                <w:noProof/>
+              </w:rPr>
+              <w:t>Estructura corporal humana</w:t>
+            </w:r>
+            <w:r>
+              <w:rPr>
+                <w:noProof/>
+                <w:webHidden/>
+              </w:rPr>
+              <w:tab/>
+            </w:r>
+            <w:r>
+              <w:rPr>
+                <w:noProof/>
+                <w:webHidden/>
+              </w:rPr>
+              <w:fldChar w:fldCharType="begin"/>
+            </w:r>
+            <w:r>
+              <w:rPr>
+                <w:noProof/>
+                <w:webHidden/>
+              </w:rPr>
+              <w:instrText xml:space="preserve"> PAGEREF _Toc235693512 \h </w:instrText>
+            </w:r>
+            <w:r>
+              <w:rPr>
+                <w:noProof/>
+                <w:webHidden/>
+              </w:rPr>
+            </w:r>
+            <w:r>
+              <w:rPr>
+                <w:noProof/>
+                <w:webHidden/>
+              </w:rPr>
+              <w:fldChar w:fldCharType="separate"/>
+            </w:r>
+            <w:r>
+              <w:rPr>
+                <w:noProof/>
+                <w:webHidden/>
+              </w:rPr>
+              <w:t>8</w:t>
+            </w:r>
+            <w:r>
+              <w:rPr>
+                <w:noProof/>
+                <w:webHidden/>
+              </w:rPr>
+              <w:fldChar w:fldCharType="end"/>
+            </w:r>
+          </w:hyperlink>
+        </w:p>
+        <w:p>
+          <w:pPr>
+            <w:pStyle w:val="TDC2"/>
+            <w:tabs>
+              <w:tab w:val="left" w:pos="1680"/>
+              <w:tab w:val="right" w:leader="dot" w:pos="9962"/>
+            </w:tabs>
+            <w:rPr>
+              <w:rFonts w:asciiTheme="minorHAnsi" w:eastAsiaTheme="minorEastAsia" w:hAnsiTheme="minorHAnsi" w:cstheme="minorBidi"/>
+              <w:noProof/>
+              <w:sz w:val="24"/>
+              <w:szCs w:val="24"/>
+              <w:lang w:eastAsia="es-CO"/>
+              <w14:ligatures w14:val="standardContextual"/>
+            </w:rPr>
+          </w:pPr>
+          <w:hyperlink w:anchor="_Toc235693513" w:history="1">
+            <w:r>
+              <w:rPr>
+                <w:rStyle w:val="Hipervnculo"/>
+                <w:noProof/>
+              </w:rPr>
+              <w:t>1.2.</w:t>
+            </w:r>
+            <w:r>
+              <w:rPr>
+                <w:rFonts w:asciiTheme="minorHAnsi" w:eastAsiaTheme="minorEastAsia" w:hAnsiTheme="minorHAnsi" w:cstheme="minorBidi"/>
+                <w:noProof/>
+                <w:sz w:val="24"/>
+                <w:szCs w:val="24"/>
+                <w:lang w:eastAsia="es-CO"/>
+                <w14:ligatures w14:val="standardContextual"/>
+              </w:rPr>
+              <w:tab/>
+            </w:r>
+            <w:r>
+              <w:rPr>
+                <w:rStyle w:val="Hipervnculo"/>
+                <w:noProof/>
+              </w:rPr>
+              <w:t>Clasificación de medidas</w:t>
+            </w:r>
+            <w:r>
+              <w:rPr>
+                <w:noProof/>
+                <w:webHidden/>
+              </w:rPr>
+              <w:tab/>
+            </w:r>
+            <w:r>
+              <w:rPr>
+                <w:noProof/>
+                <w:webHidden/>
+              </w:rPr>
+              <w:fldChar w:fldCharType="begin"/>
+            </w:r>
+            <w:r>
+              <w:rPr>
+                <w:noProof/>
+                <w:webHidden/>
+              </w:rPr>
+              <w:instrText xml:space="preserve"> PAGEREF _Toc235693513 \h </w:instrText>
+            </w:r>
+            <w:r>
+              <w:rPr>
+                <w:noProof/>
+                <w:webHidden/>
+              </w:rPr>
+            </w:r>
+            <w:r>
+              <w:rPr>
+                <w:noProof/>
+                <w:webHidden/>
+              </w:rPr>
+              <w:fldChar w:fldCharType="separate"/>
+            </w:r>
+            <w:r>
+              <w:rPr>
+                <w:noProof/>
+                <w:webHidden/>
+              </w:rPr>
+              <w:t>22</w:t>
+            </w:r>
+            <w:r>
+              <w:rPr>
+                <w:noProof/>
+                <w:webHidden/>
+              </w:rPr>
+              <w:fldChar w:fldCharType="end"/>
+            </w:r>
+          </w:hyperlink>
+        </w:p>
+        <w:p>
+          <w:pPr>
+            <w:pStyle w:val="TDC2"/>
+            <w:tabs>
+              <w:tab w:val="left" w:pos="1680"/>
+              <w:tab w:val="right" w:leader="dot" w:pos="9962"/>
+            </w:tabs>
+            <w:rPr>
+              <w:rFonts w:asciiTheme="minorHAnsi" w:eastAsiaTheme="minorEastAsia" w:hAnsiTheme="minorHAnsi" w:cstheme="minorBidi"/>
+              <w:noProof/>
+              <w:sz w:val="24"/>
+              <w:szCs w:val="24"/>
+              <w:lang w:eastAsia="es-CO"/>
+              <w14:ligatures w14:val="standardContextual"/>
+            </w:rPr>
+          </w:pPr>
+          <w:hyperlink w:anchor="_Toc235693514" w:history="1">
+            <w:r>
+              <w:rPr>
+                <w:rStyle w:val="Hipervnculo"/>
+                <w:noProof/>
+              </w:rPr>
+              <w:t>1.3.</w:t>
+            </w:r>
+            <w:r>
+              <w:rPr>
+                <w:rFonts w:asciiTheme="minorHAnsi" w:eastAsiaTheme="minorEastAsia" w:hAnsiTheme="minorHAnsi" w:cstheme="minorBidi"/>
+                <w:noProof/>
+                <w:sz w:val="24"/>
+                <w:szCs w:val="24"/>
+                <w:lang w:eastAsia="es-CO"/>
+                <w14:ligatures w14:val="standardContextual"/>
+              </w:rPr>
+              <w:tab/>
+            </w:r>
+            <w:r>
+              <w:rPr>
+                <w:rStyle w:val="Hipervnculo"/>
+                <w:noProof/>
+              </w:rPr>
+              <w:t>Concepto de Patronaje</w:t>
+            </w:r>
+            <w:r>
+              <w:rPr>
+                <w:noProof/>
+                <w:webHidden/>
+              </w:rPr>
+              <w:tab/>
+            </w:r>
+            <w:r>
+              <w:rPr>
+                <w:noProof/>
+                <w:webHidden/>
+              </w:rPr>
+              <w:fldChar w:fldCharType="begin"/>
+            </w:r>
+            <w:r>
+              <w:rPr>
+                <w:noProof/>
+                <w:webHidden/>
+              </w:rPr>
+              <w:instrText xml:space="preserve"> PAGEREF _Toc235693514 \h </w:instrText>
+            </w:r>
+            <w:r>
+              <w:rPr>
+                <w:noProof/>
+                <w:webHidden/>
+              </w:rPr>
+            </w:r>
+            <w:r>
+              <w:rPr>
+                <w:noProof/>
+                <w:webHidden/>
+              </w:rPr>
+              <w:fldChar w:fldCharType="separate"/>
+            </w:r>
+            <w:r>
+              <w:rPr>
+                <w:noProof/>
+                <w:webHidden/>
+              </w:rPr>
+              <w:t>29</w:t>
+            </w:r>
+            <w:r>
+              <w:rPr>
+                <w:noProof/>
+                <w:webHidden/>
+              </w:rPr>
+              <w:fldChar w:fldCharType="end"/>
+            </w:r>
+          </w:hyperlink>
+        </w:p>
+        <w:p>
+          <w:pPr>
+            <w:pStyle w:val="TDC2"/>
+            <w:tabs>
+              <w:tab w:val="left" w:pos="1680"/>
+              <w:tab w:val="right" w:leader="dot" w:pos="9962"/>
+            </w:tabs>
+            <w:rPr>
+              <w:rFonts w:asciiTheme="minorHAnsi" w:eastAsiaTheme="minorEastAsia" w:hAnsiTheme="minorHAnsi" w:cstheme="minorBidi"/>
+              <w:noProof/>
+              <w:sz w:val="24"/>
+              <w:szCs w:val="24"/>
+              <w:lang w:eastAsia="es-CO"/>
+              <w14:ligatures w14:val="standardContextual"/>
+            </w:rPr>
+          </w:pPr>
+          <w:hyperlink w:anchor="_Toc235693515" w:history="1">
+            <w:r>
+              <w:rPr>
+                <w:rStyle w:val="Hipervnculo"/>
+                <w:noProof/>
+              </w:rPr>
+              <w:t>1.4.</w:t>
+            </w:r>
+            <w:r>
+              <w:rPr>
+                <w:rFonts w:asciiTheme="minorHAnsi" w:eastAsiaTheme="minorEastAsia" w:hAnsiTheme="minorHAnsi" w:cstheme="minorBidi"/>
+                <w:noProof/>
+                <w:sz w:val="24"/>
+                <w:szCs w:val="24"/>
+                <w:lang w:eastAsia="es-CO"/>
+                <w14:ligatures w14:val="standardContextual"/>
+              </w:rPr>
+              <w:tab/>
+            </w:r>
+            <w:r>
+              <w:rPr>
+                <w:rStyle w:val="Hipervnculo"/>
+                <w:noProof/>
+              </w:rPr>
+              <w:t>Pasos del Patronaje</w:t>
+            </w:r>
+            <w:r>
+              <w:rPr>
+                <w:noProof/>
+                <w:webHidden/>
+              </w:rPr>
+              <w:tab/>
+            </w:r>
+            <w:r>
+              <w:rPr>
+                <w:noProof/>
+                <w:webHidden/>
+              </w:rPr>
+              <w:fldChar w:fldCharType="begin"/>
+            </w:r>
+            <w:r>
+              <w:rPr>
+                <w:noProof/>
+                <w:webHidden/>
+              </w:rPr>
+              <w:instrText xml:space="preserve"> PAGEREF _Toc235693515 \h </w:instrText>
+            </w:r>
+            <w:r>
+              <w:rPr>
+                <w:noProof/>
+                <w:webHidden/>
+              </w:rPr>
+            </w:r>
+            <w:r>
+              <w:rPr>
+                <w:noProof/>
+                <w:webHidden/>
+              </w:rPr>
+              <w:fldChar w:fldCharType="separate"/>
+            </w:r>
+            <w:r>
+              <w:rPr>
+                <w:noProof/>
+                <w:webHidden/>
+              </w:rPr>
+              <w:t>42</w:t>
+            </w:r>
+            <w:r>
+              <w:rPr>
+                <w:noProof/>
+                <w:webHidden/>
+              </w:rPr>
+              <w:fldChar w:fldCharType="end"/>
+            </w:r>
+          </w:hyperlink>
+        </w:p>
+        <w:p>
+          <w:pPr>
+            <w:pStyle w:val="TDC2"/>
+            <w:tabs>
+              <w:tab w:val="left" w:pos="1680"/>
+              <w:tab w:val="right" w:leader="dot" w:pos="9962"/>
+            </w:tabs>
+            <w:rPr>
+              <w:rFonts w:asciiTheme="minorHAnsi" w:eastAsiaTheme="minorEastAsia" w:hAnsiTheme="minorHAnsi" w:cstheme="minorBidi"/>
+              <w:noProof/>
+              <w:sz w:val="24"/>
+              <w:szCs w:val="24"/>
+              <w:lang w:eastAsia="es-CO"/>
+              <w14:ligatures w14:val="standardContextual"/>
+            </w:rPr>
+          </w:pPr>
+          <w:hyperlink w:anchor="_Toc235693516" w:history="1">
+            <w:r>
+              <w:rPr>
+                <w:rStyle w:val="Hipervnculo"/>
+                <w:noProof/>
+              </w:rPr>
+              <w:t>1.5.</w:t>
+            </w:r>
+            <w:r>
+              <w:rPr>
+                <w:rFonts w:asciiTheme="minorHAnsi" w:eastAsiaTheme="minorEastAsia" w:hAnsiTheme="minorHAnsi" w:cstheme="minorBidi"/>
+                <w:noProof/>
+                <w:sz w:val="24"/>
+                <w:szCs w:val="24"/>
+                <w:lang w:eastAsia="es-CO"/>
+                <w14:ligatures w14:val="standardContextual"/>
+              </w:rPr>
+              <w:tab/>
+            </w:r>
+            <w:r>
+              <w:rPr>
+                <w:rStyle w:val="Hipervnculo"/>
+                <w:noProof/>
+              </w:rPr>
+              <w:t>Elaboración de básicos infantil</w:t>
+            </w:r>
+            <w:r>
+              <w:rPr>
+                <w:noProof/>
+                <w:webHidden/>
+              </w:rPr>
+              <w:tab/>
+            </w:r>
+            <w:r>
+              <w:rPr>
+                <w:noProof/>
+                <w:webHidden/>
+              </w:rPr>
+              <w:fldChar w:fldCharType="begin"/>
+            </w:r>
+            <w:r>
+              <w:rPr>
+                <w:noProof/>
+                <w:webHidden/>
+              </w:rPr>
+              <w:instrText xml:space="preserve"> PAGEREF _Toc235693516 \h </w:instrText>
+            </w:r>
+            <w:r>
+              <w:rPr>
+                <w:noProof/>
+                <w:webHidden/>
+              </w:rPr>
+            </w:r>
+            <w:r>
+              <w:rPr>
+                <w:noProof/>
+                <w:webHidden/>
+              </w:rPr>
+              <w:fldChar w:fldCharType="separate"/>
+            </w:r>
+            <w:r>
+              <w:rPr>
+                <w:noProof/>
+                <w:webHidden/>
+              </w:rPr>
+              <w:t>50</w:t>
+            </w:r>
+            <w:r>
+              <w:rPr>
+                <w:noProof/>
+                <w:webHidden/>
+              </w:rPr>
+              <w:fldChar w:fldCharType="end"/>
+            </w:r>
+          </w:hyperlink>
+        </w:p>
+        <w:p>
+          <w:pPr>
+            <w:pStyle w:val="TDC2"/>
+            <w:tabs>
+              <w:tab w:val="left" w:pos="1680"/>
+              <w:tab w:val="right" w:leader="dot" w:pos="9962"/>
+            </w:tabs>
+            <w:rPr>
+              <w:rFonts w:asciiTheme="minorHAnsi" w:eastAsiaTheme="minorEastAsia" w:hAnsiTheme="minorHAnsi" w:cstheme="minorBidi"/>
+              <w:noProof/>
+              <w:sz w:val="24"/>
+              <w:szCs w:val="24"/>
+              <w:lang w:eastAsia="es-CO"/>
+              <w14:ligatures w14:val="standardContextual"/>
+            </w:rPr>
+          </w:pPr>
+          <w:hyperlink w:anchor="_Toc235693517" w:history="1">
+            <w:r>
+              <w:rPr>
+                <w:rStyle w:val="Hipervnculo"/>
+                <w:noProof/>
+              </w:rPr>
+              <w:t>1.6.</w:t>
+            </w:r>
+            <w:r>
+              <w:rPr>
+                <w:rFonts w:asciiTheme="minorHAnsi" w:eastAsiaTheme="minorEastAsia" w:hAnsiTheme="minorHAnsi" w:cstheme="minorBidi"/>
+                <w:noProof/>
+                <w:sz w:val="24"/>
+                <w:szCs w:val="24"/>
+                <w:lang w:eastAsia="es-CO"/>
+                <w14:ligatures w14:val="standardContextual"/>
+              </w:rPr>
+              <w:tab/>
+            </w:r>
+            <w:r>
+              <w:rPr>
+                <w:rStyle w:val="Hipervnculo"/>
+                <w:noProof/>
+              </w:rPr>
+              <w:t>Elaboración de básicos masculinos</w:t>
+            </w:r>
+            <w:r>
+              <w:rPr>
+                <w:noProof/>
+                <w:webHidden/>
+              </w:rPr>
+              <w:tab/>
+            </w:r>
+            <w:r>
+              <w:rPr>
+                <w:noProof/>
+                <w:webHidden/>
+              </w:rPr>
+              <w:fldChar w:fldCharType="begin"/>
+            </w:r>
+            <w:r>
+              <w:rPr>
+                <w:noProof/>
+                <w:webHidden/>
+              </w:rPr>
+              <w:instrText xml:space="preserve"> PAGEREF _Toc235693517 \h </w:instrText>
+            </w:r>
+            <w:r>
+              <w:rPr>
+                <w:noProof/>
+                <w:webHidden/>
+              </w:rPr>
+            </w:r>
+            <w:r>
+              <w:rPr>
+                <w:noProof/>
+                <w:webHidden/>
+              </w:rPr>
+              <w:fldChar w:fldCharType="separate"/>
+            </w:r>
+            <w:r>
+              <w:rPr>
+                <w:noProof/>
+                <w:webHidden/>
+              </w:rPr>
+              <w:t>58</w:t>
+            </w:r>
+            <w:r>
+              <w:rPr>
+                <w:noProof/>
+                <w:webHidden/>
+              </w:rPr>
+              <w:fldChar w:fldCharType="end"/>
+            </w:r>
+          </w:hyperlink>
+        </w:p>
+        <w:p>
+          <w:pPr>
+            <w:pStyle w:val="TDC2"/>
+            <w:tabs>
+              <w:tab w:val="left" w:pos="1680"/>
+              <w:tab w:val="right" w:leader="dot" w:pos="9962"/>
+            </w:tabs>
+            <w:rPr>
+              <w:rFonts w:asciiTheme="minorHAnsi" w:eastAsiaTheme="minorEastAsia" w:hAnsiTheme="minorHAnsi" w:cstheme="minorBidi"/>
+              <w:noProof/>
+              <w:sz w:val="24"/>
+              <w:szCs w:val="24"/>
+              <w:lang w:eastAsia="es-CO"/>
+              <w14:ligatures w14:val="standardContextual"/>
+            </w:rPr>
+          </w:pPr>
+          <w:hyperlink w:anchor="_Toc235693518" w:history="1">
+            <w:r>
+              <w:rPr>
+                <w:rStyle w:val="Hipervnculo"/>
+                <w:noProof/>
+              </w:rPr>
+              <w:t>1.7.</w:t>
+            </w:r>
+            <w:r>
+              <w:rPr>
+                <w:rFonts w:asciiTheme="minorHAnsi" w:eastAsiaTheme="minorEastAsia" w:hAnsiTheme="minorHAnsi" w:cstheme="minorBidi"/>
+                <w:noProof/>
+                <w:sz w:val="24"/>
+                <w:szCs w:val="24"/>
+                <w:lang w:eastAsia="es-CO"/>
+                <w14:ligatures w14:val="standardContextual"/>
+              </w:rPr>
+              <w:tab/>
+            </w:r>
+            <w:r>
+              <w:rPr>
+                <w:rStyle w:val="Hipervnculo"/>
+                <w:noProof/>
+              </w:rPr>
+              <w:t>Elaboración de básicos femeninos</w:t>
+            </w:r>
+            <w:r>
+              <w:rPr>
+                <w:noProof/>
+                <w:webHidden/>
+              </w:rPr>
+              <w:tab/>
+            </w:r>
+            <w:r>
+              <w:rPr>
+                <w:noProof/>
+                <w:webHidden/>
+              </w:rPr>
+              <w:fldChar w:fldCharType="begin"/>
+            </w:r>
+            <w:r>
+              <w:rPr>
+                <w:noProof/>
+                <w:webHidden/>
+              </w:rPr>
+              <w:instrText xml:space="preserve"> PAGEREF _Toc235693518 \h </w:instrText>
+            </w:r>
+            <w:r>
+              <w:rPr>
+                <w:noProof/>
+                <w:webHidden/>
+              </w:rPr>
+            </w:r>
+            <w:r>
+              <w:rPr>
+                <w:noProof/>
+                <w:webHidden/>
+              </w:rPr>
+              <w:fldChar w:fldCharType="separate"/>
+            </w:r>
+            <w:r>
+              <w:rPr>
+                <w:noProof/>
+                <w:webHidden/>
+              </w:rPr>
+              <w:t>68</w:t>
+            </w:r>
+            <w:r>
+              <w:rPr>
+                <w:noProof/>
+                <w:webHidden/>
+              </w:rPr>
+              <w:fldChar w:fldCharType="end"/>
+            </w:r>
+          </w:hyperlink>
+        </w:p>
+        <w:p>
+          <w:pPr>
+            <w:pStyle w:val="TDC1"/>
+            <w:tabs>
+              <w:tab w:val="left" w:pos="1200"/>
+              <w:tab w:val="right" w:leader="dot" w:pos="9962"/>
+            </w:tabs>
+            <w:rPr>
+              <w:rFonts w:asciiTheme="minorHAnsi" w:eastAsiaTheme="minorEastAsia" w:hAnsiTheme="minorHAnsi" w:cstheme="minorBidi"/>
+              <w:noProof/>
+              <w:sz w:val="24"/>
+              <w:szCs w:val="24"/>
+              <w:lang w:eastAsia="es-CO"/>
+              <w14:ligatures w14:val="standardContextual"/>
+            </w:rPr>
+          </w:pPr>
+          <w:hyperlink w:anchor="_Toc235693519" w:history="1">
+            <w:r>
+              <w:rPr>
+                <w:rStyle w:val="Hipervnculo"/>
+                <w:noProof/>
+              </w:rPr>
+              <w:t>2.</w:t>
+            </w:r>
+            <w:r>
+              <w:rPr>
+                <w:rFonts w:asciiTheme="minorHAnsi" w:eastAsiaTheme="minorEastAsia" w:hAnsiTheme="minorHAnsi" w:cstheme="minorBidi"/>
+                <w:noProof/>
+                <w:sz w:val="24"/>
+                <w:szCs w:val="24"/>
+                <w:lang w:eastAsia="es-CO"/>
+                <w14:ligatures w14:val="standardContextual"/>
+              </w:rPr>
+              <w:tab/>
+            </w:r>
+            <w:r>
+              <w:rPr>
+                <w:rStyle w:val="Hipervnculo"/>
+                <w:noProof/>
+              </w:rPr>
+              <w:t>Alistamiento para elaboración de muestra física 1</w:t>
+            </w:r>
+            <w:r>
+              <w:rPr>
+                <w:noProof/>
+                <w:webHidden/>
+              </w:rPr>
+              <w:tab/>
+            </w:r>
+            <w:r>
+              <w:rPr>
+                <w:noProof/>
+                <w:webHidden/>
+              </w:rPr>
+              <w:fldChar w:fldCharType="begin"/>
+            </w:r>
+            <w:r>
+              <w:rPr>
+                <w:noProof/>
+                <w:webHidden/>
+              </w:rPr>
+              <w:instrText xml:space="preserve"> PAGEREF _Toc235693519 \h </w:instrText>
+            </w:r>
+            <w:r>
+              <w:rPr>
+                <w:noProof/>
+                <w:webHidden/>
+              </w:rPr>
+            </w:r>
+            <w:r>
+              <w:rPr>
+                <w:noProof/>
+                <w:webHidden/>
+              </w:rPr>
+              <w:fldChar w:fldCharType="separate"/>
+            </w:r>
+            <w:r>
+              <w:rPr>
+                <w:noProof/>
+                <w:webHidden/>
+              </w:rPr>
+              <w:t>76</w:t>
+            </w:r>
+            <w:r>
+              <w:rPr>
+                <w:noProof/>
+                <w:webHidden/>
+              </w:rPr>
+              <w:fldChar w:fldCharType="end"/>
+            </w:r>
+          </w:hyperlink>
+        </w:p>
+        <w:p>
+          <w:pPr>
+            <w:pStyle w:val="TDC2"/>
+            <w:tabs>
+              <w:tab w:val="left" w:pos="1680"/>
+              <w:tab w:val="right" w:leader="dot" w:pos="9962"/>
+            </w:tabs>
+            <w:rPr>
+              <w:rFonts w:asciiTheme="minorHAnsi" w:eastAsiaTheme="minorEastAsia" w:hAnsiTheme="minorHAnsi" w:cstheme="minorBidi"/>
+              <w:noProof/>
+              <w:sz w:val="24"/>
+              <w:szCs w:val="24"/>
+              <w:lang w:eastAsia="es-CO"/>
+              <w14:ligatures w14:val="standardContextual"/>
+            </w:rPr>
+          </w:pPr>
+          <w:hyperlink w:anchor="_Toc235693520" w:history="1">
+            <w:r>
+              <w:rPr>
+                <w:rStyle w:val="Hipervnculo"/>
+                <w:noProof/>
+              </w:rPr>
+              <w:t>2.1.</w:t>
+            </w:r>
+            <w:r>
+              <w:rPr>
+                <w:rFonts w:asciiTheme="minorHAnsi" w:eastAsiaTheme="minorEastAsia" w:hAnsiTheme="minorHAnsi" w:cstheme="minorBidi"/>
+                <w:noProof/>
+                <w:sz w:val="24"/>
+                <w:szCs w:val="24"/>
+                <w:lang w:eastAsia="es-CO"/>
+                <w14:ligatures w14:val="standardContextual"/>
+              </w:rPr>
+              <w:tab/>
+            </w:r>
+            <w:r>
+              <w:rPr>
+                <w:rStyle w:val="Hipervnculo"/>
+                <w:noProof/>
+              </w:rPr>
+              <w:t>Tipos de máquinas</w:t>
+            </w:r>
+            <w:r>
+              <w:rPr>
+                <w:noProof/>
+                <w:webHidden/>
+              </w:rPr>
+              <w:tab/>
+            </w:r>
+            <w:r>
+              <w:rPr>
+                <w:noProof/>
+                <w:webHidden/>
+              </w:rPr>
+              <w:fldChar w:fldCharType="begin"/>
+            </w:r>
+            <w:r>
+              <w:rPr>
+                <w:noProof/>
+                <w:webHidden/>
+              </w:rPr>
+              <w:instrText xml:space="preserve"> PAGEREF _Toc235693520 \h </w:instrText>
+            </w:r>
+            <w:r>
+              <w:rPr>
+                <w:noProof/>
+                <w:webHidden/>
+              </w:rPr>
+            </w:r>
+            <w:r>
+              <w:rPr>
+                <w:noProof/>
+                <w:webHidden/>
+              </w:rPr>
+              <w:fldChar w:fldCharType="separate"/>
+            </w:r>
+            <w:r>
+              <w:rPr>
+                <w:noProof/>
+                <w:webHidden/>
+              </w:rPr>
+              <w:t>76</w:t>
+            </w:r>
+            <w:r>
+              <w:rPr>
+                <w:noProof/>
+                <w:webHidden/>
+              </w:rPr>
+              <w:fldChar w:fldCharType="end"/>
+            </w:r>
+          </w:hyperlink>
+        </w:p>
+        <w:p>
+          <w:pPr>
+            <w:pStyle w:val="TDC2"/>
+            <w:tabs>
+              <w:tab w:val="left" w:pos="1680"/>
+              <w:tab w:val="right" w:leader="dot" w:pos="9962"/>
+            </w:tabs>
+            <w:rPr>
+              <w:rFonts w:asciiTheme="minorHAnsi" w:eastAsiaTheme="minorEastAsia" w:hAnsiTheme="minorHAnsi" w:cstheme="minorBidi"/>
+              <w:noProof/>
+              <w:sz w:val="24"/>
+              <w:szCs w:val="24"/>
+              <w:lang w:eastAsia="es-CO"/>
+              <w14:ligatures w14:val="standardContextual"/>
+            </w:rPr>
+          </w:pPr>
+          <w:hyperlink w:anchor="_Toc235693521" w:history="1">
+            <w:r>
+              <w:rPr>
+                <w:rStyle w:val="Hipervnculo"/>
+                <w:noProof/>
+              </w:rPr>
+              <w:t>2.2.</w:t>
+            </w:r>
+            <w:r>
+              <w:rPr>
+                <w:rFonts w:asciiTheme="minorHAnsi" w:eastAsiaTheme="minorEastAsia" w:hAnsiTheme="minorHAnsi" w:cstheme="minorBidi"/>
+                <w:noProof/>
+                <w:sz w:val="24"/>
+                <w:szCs w:val="24"/>
+                <w:lang w:eastAsia="es-CO"/>
+                <w14:ligatures w14:val="standardContextual"/>
+              </w:rPr>
+              <w:tab/>
+            </w:r>
+            <w:r>
+              <w:rPr>
+                <w:rStyle w:val="Hipervnculo"/>
+                <w:noProof/>
+              </w:rPr>
+              <w:t>Partes de la máquina</w:t>
+            </w:r>
+            <w:r>
+              <w:rPr>
+                <w:noProof/>
+                <w:webHidden/>
+              </w:rPr>
+              <w:tab/>
+            </w:r>
+            <w:r>
+              <w:rPr>
+                <w:noProof/>
+                <w:webHidden/>
+              </w:rPr>
+              <w:fldChar w:fldCharType="begin"/>
+            </w:r>
+            <w:r>
+              <w:rPr>
+                <w:noProof/>
+                <w:webHidden/>
+              </w:rPr>
+              <w:instrText xml:space="preserve"> PAGEREF _Toc235693521 \h </w:instrText>
+            </w:r>
+            <w:r>
+              <w:rPr>
+                <w:noProof/>
+                <w:webHidden/>
+              </w:rPr>
+            </w:r>
+            <w:r>
+              <w:rPr>
+                <w:noProof/>
+                <w:webHidden/>
+              </w:rPr>
+              <w:fldChar w:fldCharType="separate"/>
+            </w:r>
+            <w:r>
+              <w:rPr>
+                <w:noProof/>
+                <w:webHidden/>
+              </w:rPr>
+              <w:t>81</w:t>
+            </w:r>
+            <w:r>
+              <w:rPr>
+                <w:noProof/>
+                <w:webHidden/>
+              </w:rPr>
+              <w:fldChar w:fldCharType="end"/>
+            </w:r>
+          </w:hyperlink>
+        </w:p>
+        <w:p>
+          <w:pPr>
+            <w:pStyle w:val="TDC2"/>
+            <w:tabs>
+              <w:tab w:val="left" w:pos="1680"/>
+              <w:tab w:val="right" w:leader="dot" w:pos="9962"/>
+            </w:tabs>
+            <w:rPr>
+              <w:rFonts w:asciiTheme="minorHAnsi" w:eastAsiaTheme="minorEastAsia" w:hAnsiTheme="minorHAnsi" w:cstheme="minorBidi"/>
+              <w:noProof/>
+              <w:sz w:val="24"/>
+              <w:szCs w:val="24"/>
+              <w:lang w:eastAsia="es-CO"/>
+              <w14:ligatures w14:val="standardContextual"/>
+            </w:rPr>
+          </w:pPr>
+          <w:hyperlink w:anchor="_Toc235693522" w:history="1">
+            <w:r>
+              <w:rPr>
+                <w:rStyle w:val="Hipervnculo"/>
+                <w:noProof/>
+              </w:rPr>
+              <w:t>2.3.</w:t>
+            </w:r>
+            <w:r>
+              <w:rPr>
+                <w:rFonts w:asciiTheme="minorHAnsi" w:eastAsiaTheme="minorEastAsia" w:hAnsiTheme="minorHAnsi" w:cstheme="minorBidi"/>
+                <w:noProof/>
+                <w:sz w:val="24"/>
+                <w:szCs w:val="24"/>
+                <w:lang w:eastAsia="es-CO"/>
+                <w14:ligatures w14:val="standardContextual"/>
+              </w:rPr>
+              <w:tab/>
+            </w:r>
+            <w:r>
+              <w:rPr>
+                <w:rStyle w:val="Hipervnculo"/>
+                <w:noProof/>
+              </w:rPr>
+              <w:t>Alimentación y transporte</w:t>
+            </w:r>
+            <w:r>
+              <w:rPr>
+                <w:noProof/>
+                <w:webHidden/>
+              </w:rPr>
+              <w:tab/>
+            </w:r>
+            <w:r>
+              <w:rPr>
+                <w:noProof/>
+                <w:webHidden/>
+              </w:rPr>
+              <w:fldChar w:fldCharType="begin"/>
+            </w:r>
+            <w:r>
+              <w:rPr>
+                <w:noProof/>
+                <w:webHidden/>
+              </w:rPr>
+              <w:instrText xml:space="preserve"> PAGEREF _Toc235693522 \h </w:instrText>
+            </w:r>
+            <w:r>
+              <w:rPr>
+                <w:noProof/>
+                <w:webHidden/>
+              </w:rPr>
+            </w:r>
+            <w:r>
+              <w:rPr>
+                <w:noProof/>
+                <w:webHidden/>
+              </w:rPr>
+              <w:fldChar w:fldCharType="separate"/>
+            </w:r>
+            <w:r>
+              <w:rPr>
+                <w:noProof/>
+                <w:webHidden/>
+              </w:rPr>
+              <w:t>94</w:t>
+            </w:r>
+            <w:r>
+              <w:rPr>
+                <w:noProof/>
+                <w:webHidden/>
+              </w:rPr>
+              <w:fldChar w:fldCharType="end"/>
+            </w:r>
+          </w:hyperlink>
+        </w:p>
+        <w:p>
+          <w:pPr>
+            <w:pStyle w:val="TDC2"/>
+            <w:tabs>
+              <w:tab w:val="left" w:pos="1680"/>
+              <w:tab w:val="right" w:leader="dot" w:pos="9962"/>
+            </w:tabs>
+            <w:rPr>
+              <w:rFonts w:asciiTheme="minorHAnsi" w:eastAsiaTheme="minorEastAsia" w:hAnsiTheme="minorHAnsi" w:cstheme="minorBidi"/>
+              <w:noProof/>
+              <w:sz w:val="24"/>
+              <w:szCs w:val="24"/>
+              <w:lang w:eastAsia="es-CO"/>
+              <w14:ligatures w14:val="standardContextual"/>
+            </w:rPr>
+          </w:pPr>
+          <w:hyperlink w:anchor="_Toc235693523" w:history="1">
+            <w:r>
+              <w:rPr>
+                <w:rStyle w:val="Hipervnculo"/>
+                <w:noProof/>
+              </w:rPr>
+              <w:t>2.4.</w:t>
+            </w:r>
+            <w:r>
+              <w:rPr>
+                <w:rFonts w:asciiTheme="minorHAnsi" w:eastAsiaTheme="minorEastAsia" w:hAnsiTheme="minorHAnsi" w:cstheme="minorBidi"/>
+                <w:noProof/>
+                <w:sz w:val="24"/>
+                <w:szCs w:val="24"/>
+                <w:lang w:eastAsia="es-CO"/>
+                <w14:ligatures w14:val="standardContextual"/>
+              </w:rPr>
+              <w:tab/>
+            </w:r>
+            <w:r>
+              <w:rPr>
+                <w:rStyle w:val="Hipervnculo"/>
+                <w:noProof/>
+              </w:rPr>
+              <w:t>Generaciones de máquinas</w:t>
+            </w:r>
+            <w:r>
+              <w:rPr>
+                <w:noProof/>
+                <w:webHidden/>
+              </w:rPr>
+              <w:tab/>
+            </w:r>
+            <w:r>
+              <w:rPr>
+                <w:noProof/>
+                <w:webHidden/>
+              </w:rPr>
+              <w:fldChar w:fldCharType="begin"/>
+            </w:r>
+            <w:r>
+              <w:rPr>
+                <w:noProof/>
+                <w:webHidden/>
+              </w:rPr>
+              <w:instrText xml:space="preserve"> PAGEREF _Toc235693523 \h </w:instrText>
+            </w:r>
+            <w:r>
+              <w:rPr>
+                <w:noProof/>
+                <w:webHidden/>
+              </w:rPr>
+            </w:r>
+            <w:r>
+              <w:rPr>
+                <w:noProof/>
+                <w:webHidden/>
+              </w:rPr>
+              <w:fldChar w:fldCharType="separate"/>
+            </w:r>
+            <w:r>
+              <w:rPr>
+                <w:noProof/>
+                <w:webHidden/>
+              </w:rPr>
+              <w:t>96</w:t>
+            </w:r>
+            <w:r>
+              <w:rPr>
+                <w:noProof/>
+                <w:webHidden/>
+              </w:rPr>
+              <w:fldChar w:fldCharType="end"/>
+            </w:r>
+          </w:hyperlink>
+        </w:p>
+        <w:p>
+          <w:pPr>
+            <w:pStyle w:val="TDC2"/>
+            <w:tabs>
+              <w:tab w:val="left" w:pos="1680"/>
+              <w:tab w:val="right" w:leader="dot" w:pos="9962"/>
+            </w:tabs>
+            <w:rPr>
+              <w:rFonts w:asciiTheme="minorHAnsi" w:eastAsiaTheme="minorEastAsia" w:hAnsiTheme="minorHAnsi" w:cstheme="minorBidi"/>
+              <w:noProof/>
+              <w:sz w:val="24"/>
+              <w:szCs w:val="24"/>
+              <w:lang w:eastAsia="es-CO"/>
+              <w14:ligatures w14:val="standardContextual"/>
+            </w:rPr>
+          </w:pPr>
+          <w:hyperlink w:anchor="_Toc235693524" w:history="1">
+            <w:r>
+              <w:rPr>
+                <w:rStyle w:val="Hipervnculo"/>
+                <w:noProof/>
+              </w:rPr>
+              <w:t>2.5.</w:t>
+            </w:r>
+            <w:r>
+              <w:rPr>
+                <w:rFonts w:asciiTheme="minorHAnsi" w:eastAsiaTheme="minorEastAsia" w:hAnsiTheme="minorHAnsi" w:cstheme="minorBidi"/>
+                <w:noProof/>
+                <w:sz w:val="24"/>
+                <w:szCs w:val="24"/>
+                <w:lang w:eastAsia="es-CO"/>
+                <w14:ligatures w14:val="standardContextual"/>
+              </w:rPr>
+              <w:tab/>
+            </w:r>
+            <w:r>
+              <w:rPr>
+                <w:rStyle w:val="Hipervnculo"/>
+                <w:noProof/>
+              </w:rPr>
+              <w:t>Clasificación, nomenclatura, puntas, calibres y usos</w:t>
+            </w:r>
+            <w:r>
+              <w:rPr>
+                <w:noProof/>
+                <w:webHidden/>
+              </w:rPr>
+              <w:tab/>
+            </w:r>
+            <w:r>
+              <w:rPr>
+                <w:noProof/>
+                <w:webHidden/>
+              </w:rPr>
+              <w:fldChar w:fldCharType="begin"/>
+            </w:r>
+            <w:r>
+              <w:rPr>
+                <w:noProof/>
+                <w:webHidden/>
+              </w:rPr>
+              <w:instrText xml:space="preserve"> PAGEREF _Toc235693524 \h </w:instrText>
+            </w:r>
+            <w:r>
+              <w:rPr>
+                <w:noProof/>
+                <w:webHidden/>
+              </w:rPr>
+            </w:r>
+            <w:r>
+              <w:rPr>
+                <w:noProof/>
+                <w:webHidden/>
+              </w:rPr>
+              <w:fldChar w:fldCharType="separate"/>
+            </w:r>
+            <w:r>
+              <w:rPr>
+                <w:noProof/>
+                <w:webHidden/>
+              </w:rPr>
+              <w:t>99</w:t>
+            </w:r>
+            <w:r>
+              <w:rPr>
+                <w:noProof/>
+                <w:webHidden/>
+              </w:rPr>
+              <w:fldChar w:fldCharType="end"/>
+            </w:r>
+          </w:hyperlink>
+        </w:p>
+        <w:p>
+          <w:pPr>
+            <w:pStyle w:val="TDC2"/>
+            <w:tabs>
+              <w:tab w:val="right" w:leader="dot" w:pos="9962"/>
+            </w:tabs>
+            <w:rPr>
+              <w:rFonts w:asciiTheme="minorHAnsi" w:eastAsiaTheme="minorEastAsia" w:hAnsiTheme="minorHAnsi" w:cstheme="minorBidi"/>
+              <w:noProof/>
+              <w:sz w:val="24"/>
+              <w:szCs w:val="24"/>
+              <w:lang w:eastAsia="es-CO"/>
+              <w14:ligatures w14:val="standardContextual"/>
+            </w:rPr>
+          </w:pPr>
+          <w:hyperlink w:anchor="_Toc235693525" w:history="1">
+            <w:r>
+              <w:rPr>
+                <w:rStyle w:val="Hipervnculo"/>
+                <w:noProof/>
+              </w:rPr>
+              <w:t>2.6 Relación de elementos de costura: tela, aguja, puntada, hilo, ajuste</w:t>
+            </w:r>
+            <w:r>
+              <w:rPr>
+                <w:noProof/>
+                <w:webHidden/>
+              </w:rPr>
+              <w:tab/>
+            </w:r>
+            <w:r>
+              <w:rPr>
+                <w:noProof/>
+                <w:webHidden/>
+              </w:rPr>
+              <w:fldChar w:fldCharType="begin"/>
+            </w:r>
+            <w:r>
+              <w:rPr>
+                <w:noProof/>
+                <w:webHidden/>
+              </w:rPr>
+              <w:instrText xml:space="preserve"> PAGEREF _Toc235693525 \h </w:instrText>
+            </w:r>
+            <w:r>
+              <w:rPr>
+                <w:noProof/>
+                <w:webHidden/>
+              </w:rPr>
+            </w:r>
+            <w:r>
+              <w:rPr>
+                <w:noProof/>
+                <w:webHidden/>
+              </w:rPr>
+              <w:fldChar w:fldCharType="separate"/>
+            </w:r>
+            <w:r>
+              <w:rPr>
+                <w:noProof/>
+                <w:webHidden/>
+              </w:rPr>
+              <w:t>102</w:t>
+            </w:r>
+            <w:r>
+              <w:rPr>
+                <w:noProof/>
+                <w:webHidden/>
+              </w:rPr>
+              <w:fldChar w:fldCharType="end"/>
+            </w:r>
+          </w:hyperlink>
+        </w:p>
+        <w:p>
+          <w:pPr>
+            <w:pStyle w:val="TDC2"/>
+            <w:tabs>
+              <w:tab w:val="left" w:pos="1680"/>
+              <w:tab w:val="right" w:leader="dot" w:pos="9962"/>
+            </w:tabs>
+            <w:rPr>
+              <w:rFonts w:asciiTheme="minorHAnsi" w:eastAsiaTheme="minorEastAsia" w:hAnsiTheme="minorHAnsi" w:cstheme="minorBidi"/>
+              <w:noProof/>
+              <w:sz w:val="24"/>
+              <w:szCs w:val="24"/>
+              <w:lang w:eastAsia="es-CO"/>
+              <w14:ligatures w14:val="standardContextual"/>
+            </w:rPr>
+          </w:pPr>
+          <w:hyperlink w:anchor="_Toc235693526" w:history="1">
+            <w:r>
+              <w:rPr>
+                <w:rStyle w:val="Hipervnculo"/>
+                <w:noProof/>
+              </w:rPr>
+              <w:t>2.6.</w:t>
+            </w:r>
+            <w:r>
+              <w:rPr>
+                <w:rFonts w:asciiTheme="minorHAnsi" w:eastAsiaTheme="minorEastAsia" w:hAnsiTheme="minorHAnsi" w:cstheme="minorBidi"/>
+                <w:noProof/>
+                <w:sz w:val="24"/>
+                <w:szCs w:val="24"/>
+                <w:lang w:eastAsia="es-CO"/>
+                <w14:ligatures w14:val="standardContextual"/>
+              </w:rPr>
+              <w:tab/>
+            </w:r>
+            <w:r>
+              <w:rPr>
+                <w:rStyle w:val="Hipervnculo"/>
+                <w:noProof/>
+              </w:rPr>
+              <w:t>Calibrar</w:t>
+            </w:r>
+            <w:r>
+              <w:rPr>
+                <w:noProof/>
+                <w:webHidden/>
+              </w:rPr>
+              <w:tab/>
+            </w:r>
+            <w:r>
+              <w:rPr>
+                <w:noProof/>
+                <w:webHidden/>
+              </w:rPr>
+              <w:fldChar w:fldCharType="begin"/>
+            </w:r>
+            <w:r>
+              <w:rPr>
+                <w:noProof/>
+                <w:webHidden/>
+              </w:rPr>
+              <w:instrText xml:space="preserve"> PAGEREF _Toc235693526 \h </w:instrText>
+            </w:r>
+            <w:r>
+              <w:rPr>
+                <w:noProof/>
+                <w:webHidden/>
+              </w:rPr>
+            </w:r>
+            <w:r>
+              <w:rPr>
+                <w:noProof/>
+                <w:webHidden/>
+              </w:rPr>
+              <w:fldChar w:fldCharType="separate"/>
+            </w:r>
+            <w:r>
+              <w:rPr>
+                <w:noProof/>
+                <w:webHidden/>
+              </w:rPr>
+              <w:t>108</w:t>
+            </w:r>
+            <w:r>
+              <w:rPr>
+                <w:noProof/>
+                <w:webHidden/>
+              </w:rPr>
+              <w:fldChar w:fldCharType="end"/>
+            </w:r>
+          </w:hyperlink>
+        </w:p>
+        <w:p>
+          <w:pPr>
+            <w:pStyle w:val="TDC2"/>
+            <w:tabs>
+              <w:tab w:val="left" w:pos="1680"/>
+              <w:tab w:val="right" w:leader="dot" w:pos="9962"/>
+            </w:tabs>
+            <w:rPr>
+              <w:rFonts w:asciiTheme="minorHAnsi" w:eastAsiaTheme="minorEastAsia" w:hAnsiTheme="minorHAnsi" w:cstheme="minorBidi"/>
+              <w:noProof/>
+              <w:sz w:val="24"/>
+              <w:szCs w:val="24"/>
+              <w:lang w:eastAsia="es-CO"/>
+              <w14:ligatures w14:val="standardContextual"/>
+            </w:rPr>
+          </w:pPr>
+          <w:hyperlink w:anchor="_Toc235693527" w:history="1">
+            <w:r>
+              <w:rPr>
+                <w:rStyle w:val="Hipervnculo"/>
+                <w:noProof/>
+              </w:rPr>
+              <w:t>2.7.</w:t>
+            </w:r>
+            <w:r>
+              <w:rPr>
+                <w:rFonts w:asciiTheme="minorHAnsi" w:eastAsiaTheme="minorEastAsia" w:hAnsiTheme="minorHAnsi" w:cstheme="minorBidi"/>
+                <w:noProof/>
+                <w:sz w:val="24"/>
+                <w:szCs w:val="24"/>
+                <w:lang w:eastAsia="es-CO"/>
+                <w14:ligatures w14:val="standardContextual"/>
+              </w:rPr>
+              <w:tab/>
+            </w:r>
+            <w:r>
+              <w:rPr>
+                <w:rStyle w:val="Hipervnculo"/>
+                <w:noProof/>
+              </w:rPr>
+              <w:t>Desarrollo de operaciones básico para ensamble de piezas</w:t>
+            </w:r>
+            <w:r>
+              <w:rPr>
+                <w:noProof/>
+                <w:webHidden/>
+              </w:rPr>
+              <w:tab/>
+            </w:r>
+            <w:r>
+              <w:rPr>
+                <w:noProof/>
+                <w:webHidden/>
+              </w:rPr>
+              <w:fldChar w:fldCharType="begin"/>
+            </w:r>
+            <w:r>
+              <w:rPr>
+                <w:noProof/>
+                <w:webHidden/>
+              </w:rPr>
+              <w:instrText xml:space="preserve"> PAGEREF _Toc235693527 \h </w:instrText>
+            </w:r>
+            <w:r>
+              <w:rPr>
+                <w:noProof/>
+                <w:webHidden/>
+              </w:rPr>
+            </w:r>
+            <w:r>
+              <w:rPr>
+                <w:noProof/>
+                <w:webHidden/>
+              </w:rPr>
+              <w:fldChar w:fldCharType="separate"/>
+            </w:r>
+            <w:r>
+              <w:rPr>
+                <w:noProof/>
+                <w:webHidden/>
+              </w:rPr>
+              <w:t>113</w:t>
+            </w:r>
+            <w:r>
+              <w:rPr>
+                <w:noProof/>
+                <w:webHidden/>
+              </w:rPr>
+              <w:fldChar w:fldCharType="end"/>
+            </w:r>
+          </w:hyperlink>
+        </w:p>
+        <w:p>
+          <w:pPr>
+            <w:pStyle w:val="TDC1"/>
+            <w:tabs>
+              <w:tab w:val="right" w:leader="dot" w:pos="9962"/>
+            </w:tabs>
+            <w:rPr>
+              <w:rFonts w:asciiTheme="minorHAnsi" w:eastAsiaTheme="minorEastAsia" w:hAnsiTheme="minorHAnsi" w:cstheme="minorBidi"/>
+              <w:noProof/>
+              <w:sz w:val="24"/>
+              <w:szCs w:val="24"/>
+              <w:lang w:eastAsia="es-CO"/>
+              <w14:ligatures w14:val="standardContextual"/>
+            </w:rPr>
+          </w:pPr>
+          <w:hyperlink w:anchor="_Toc235693528" w:history="1">
+            <w:r>
+              <w:rPr>
+                <w:rStyle w:val="Hipervnculo"/>
+                <w:noProof/>
+              </w:rPr>
+              <w:t>Síntesis</w:t>
+            </w:r>
+            <w:r>
+              <w:rPr>
+                <w:noProof/>
+                <w:webHidden/>
+              </w:rPr>
+              <w:tab/>
+            </w:r>
+            <w:r>
+              <w:rPr>
+                <w:noProof/>
+                <w:webHidden/>
+              </w:rPr>
+              <w:fldChar w:fldCharType="begin"/>
+            </w:r>
+            <w:r>
+              <w:rPr>
+                <w:noProof/>
+                <w:webHidden/>
+              </w:rPr>
+              <w:instrText xml:space="preserve"> PAGEREF _Toc235693528 \h </w:instrText>
+            </w:r>
+            <w:r>
+              <w:rPr>
+                <w:noProof/>
+                <w:webHidden/>
+              </w:rPr>
+            </w:r>
+            <w:r>
+              <w:rPr>
+                <w:noProof/>
+                <w:webHidden/>
+              </w:rPr>
+              <w:fldChar w:fldCharType="separate"/>
+            </w:r>
+            <w:r>
+              <w:rPr>
+                <w:noProof/>
+                <w:webHidden/>
+              </w:rPr>
+              <w:t>116</w:t>
+            </w:r>
+            <w:r>
+              <w:rPr>
+                <w:noProof/>
+                <w:webHidden/>
+              </w:rPr>
+              <w:fldChar w:fldCharType="end"/>
+            </w:r>
+          </w:hyperlink>
+        </w:p>
+        <w:p>
+          <w:pPr>
+            <w:pStyle w:val="TDC1"/>
+            <w:tabs>
+              <w:tab w:val="right" w:leader="dot" w:pos="9962"/>
+            </w:tabs>
+            <w:rPr>
+              <w:rFonts w:asciiTheme="minorHAnsi" w:eastAsiaTheme="minorEastAsia" w:hAnsiTheme="minorHAnsi" w:cstheme="minorBidi"/>
+              <w:noProof/>
+              <w:sz w:val="24"/>
+              <w:szCs w:val="24"/>
+              <w:lang w:eastAsia="es-CO"/>
+              <w14:ligatures w14:val="standardContextual"/>
+            </w:rPr>
+          </w:pPr>
+          <w:hyperlink w:anchor="_Toc235693529" w:history="1">
+            <w:r>
+              <w:rPr>
+                <w:rStyle w:val="Hipervnculo"/>
+                <w:noProof/>
+              </w:rPr>
+              <w:t>Glosario</w:t>
+            </w:r>
+            <w:r>
+              <w:rPr>
+                <w:noProof/>
+                <w:webHidden/>
+              </w:rPr>
+              <w:tab/>
+            </w:r>
+            <w:r>
+              <w:rPr>
+                <w:noProof/>
+                <w:webHidden/>
+              </w:rPr>
+              <w:fldChar w:fldCharType="begin"/>
+            </w:r>
+            <w:r>
+              <w:rPr>
+                <w:noProof/>
+                <w:webHidden/>
+              </w:rPr>
+              <w:instrText xml:space="preserve"> PAGEREF _Toc235693529 \h </w:instrText>
+            </w:r>
+            <w:r>
+              <w:rPr>
+                <w:noProof/>
+                <w:webHidden/>
+              </w:rPr>
+            </w:r>
+            <w:r>
+              <w:rPr>
+                <w:noProof/>
+                <w:webHidden/>
+              </w:rPr>
+              <w:fldChar w:fldCharType="separate"/>
+            </w:r>
+            <w:r>
+              <w:rPr>
+                <w:noProof/>
+                <w:webHidden/>
+              </w:rPr>
+              <w:t>117</w:t>
+            </w:r>
+            <w:r>
+              <w:rPr>
+                <w:noProof/>
+                <w:webHidden/>
+              </w:rPr>
+              <w:fldChar w:fldCharType="end"/>
+            </w:r>
+          </w:hyperlink>
+        </w:p>
+        <w:p>
+          <w:pPr>
+            <w:pStyle w:val="TDC1"/>
+            <w:tabs>
+              <w:tab w:val="right" w:leader="dot" w:pos="9962"/>
+            </w:tabs>
+            <w:rPr>
+              <w:rFonts w:asciiTheme="minorHAnsi" w:eastAsiaTheme="minorEastAsia" w:hAnsiTheme="minorHAnsi" w:cstheme="minorBidi"/>
+              <w:noProof/>
+              <w:sz w:val="24"/>
+              <w:szCs w:val="24"/>
+              <w:lang w:eastAsia="es-CO"/>
+              <w14:ligatures w14:val="standardContextual"/>
+            </w:rPr>
+          </w:pPr>
+          <w:hyperlink w:anchor="_Toc235693530" w:history="1">
+            <w:r>
+              <w:rPr>
+                <w:rStyle w:val="Hipervnculo"/>
+                <w:noProof/>
+                <w:lang w:val="es-MX"/>
+              </w:rPr>
+              <w:t>Referencias bibliográficas</w:t>
+            </w:r>
+            <w:r>
+              <w:rPr>
+                <w:noProof/>
+                <w:webHidden/>
+              </w:rPr>
+              <w:tab/>
+            </w:r>
+            <w:r>
+              <w:rPr>
+                <w:noProof/>
+                <w:webHidden/>
+              </w:rPr>
+              <w:fldChar w:fldCharType="begin"/>
+            </w:r>
+            <w:r>
+              <w:rPr>
+                <w:noProof/>
+                <w:webHidden/>
+              </w:rPr>
+              <w:instrText xml:space="preserve"> PAGEREF _Toc235693530 \h </w:instrText>
+            </w:r>
+            <w:r>
+              <w:rPr>
+                <w:noProof/>
+                <w:webHidden/>
+              </w:rPr>
+            </w:r>
+            <w:r>
+              <w:rPr>
+                <w:noProof/>
+                <w:webHidden/>
+              </w:rPr>
+              <w:fldChar w:fldCharType="separate"/>
+            </w:r>
+            <w:r>
+              <w:rPr>
+                <w:noProof/>
+                <w:webHidden/>
+              </w:rPr>
+              <w:t>120</w:t>
+            </w:r>
+            <w:r>
+              <w:rPr>
+                <w:noProof/>
+                <w:webHidden/>
+              </w:rPr>
+              <w:fldChar w:fldCharType="end"/>
+            </w:r>
+          </w:hyperlink>
+        </w:p>
+        <w:p>
+          <w:pPr>
+            <w:pStyle w:val="TDC1"/>
+            <w:tabs>
+              <w:tab w:val="right" w:leader="dot" w:pos="9962"/>
+            </w:tabs>
+            <w:rPr>
+              <w:rFonts w:asciiTheme="minorHAnsi" w:eastAsiaTheme="minorEastAsia" w:hAnsiTheme="minorHAnsi" w:cstheme="minorBidi"/>
+              <w:noProof/>
+              <w:sz w:val="24"/>
+              <w:szCs w:val="24"/>
+              <w:lang w:eastAsia="es-CO"/>
+              <w14:ligatures w14:val="standardContextual"/>
+            </w:rPr>
+          </w:pPr>
+          <w:hyperlink w:anchor="_Toc235693531" w:history="1">
+            <w:r>
+              <w:rPr>
+                <w:rStyle w:val="Hipervnculo"/>
+                <w:noProof/>
+              </w:rPr>
+              <w:t>Créditos</w:t>
+            </w:r>
+            <w:r>
+              <w:rPr>
+                <w:noProof/>
+                <w:webHidden/>
+              </w:rPr>
+              <w:tab/>
+            </w:r>
+            <w:r>
+              <w:rPr>
+                <w:noProof/>
+                <w:webHidden/>
+              </w:rPr>
+              <w:fldChar w:fldCharType="begin"/>
+            </w:r>
+            <w:r>
+              <w:rPr>
+                <w:noProof/>
+                <w:webHidden/>
+              </w:rPr>
+              <w:instrText xml:space="preserve"> PAGEREF _Toc235693531 \h </w:instrText>
+            </w:r>
+            <w:r>
+              <w:rPr>
+                <w:noProof/>
+                <w:webHidden/>
+              </w:rPr>
+            </w:r>
+            <w:r>
+              <w:rPr>
+                <w:noProof/>
+                <w:webHidden/>
+              </w:rPr>
+              <w:fldChar w:fldCharType="separate"/>
+            </w:r>
+            <w:r>
+              <w:rPr>
+                <w:noProof/>
+                <w:webHidden/>
+              </w:rPr>
+              <w:t>121</w:t>
+            </w:r>
+            <w:r>
+              <w:rPr>
+                <w:noProof/>
+                <w:webHidden/>
+              </w:rPr>
+              <w:fldChar w:fldCharType="end"/>
+            </w:r>
+          </w:hyperlink>
+        </w:p>
+        <w:p>
+          <w:r>
+            <w:rPr>
+              <w:b/>
+              <w:bCs/>
+              <w:lang w:val="es-ES"/>
+            </w:rPr>
+            <w:fldChar w:fldCharType="end"/>
+          </w:r>
+        </w:p>
+      </w:sdtContent>
+    </w:sdt>
+    <w:p>
+      <w:pPr>
+        <w:pStyle w:val="Titulosgenerales"/>
+      </w:pPr>
+      <w:bookmarkStart w:id="2" w:name="_Toc235693510"/>
       <w:r>
         <w:lastRenderedPageBreak/>
-        <w:t>Tabla de contenido</w:t>
-      </w:r>
-    </w:p>
-    <w:p>
-      <w:pPr>
-        <w:pStyle w:val="TDC1"/>
-        <w:tabs>
-          <w:tab w:val="right" w:leader="dot" w:pos="9962"/>
-        </w:tabs>
-        <w:rPr>
-          <w:rFonts w:asciiTheme="minorHAnsi" w:eastAsiaTheme="minorEastAsia" w:hAnsiTheme="minorHAnsi" w:cstheme="minorBidi"/>
-          <w:noProof/>
-          <w:sz w:val="24"/>
-          <w:szCs w:val="24"/>
-          <w:lang w:eastAsia="es-CO"/>
-          <w14:ligatures w14:val="standardContextual"/>
-        </w:rPr>
-      </w:pPr>
-      <w:r>
-        <w:rPr>
-          <w:lang w:val="es-ES"/>
-        </w:rPr>
-        <w:fldChar w:fldCharType="begin"/>
-      </w:r>
-      <w:r>
-        <w:rPr>
-          <w:lang w:val="es-ES"/>
-        </w:rPr>
-        <w:instrText xml:space="preserve"> TOC \o "1-3" \h \z \u </w:instrText>
-      </w:r>
-      <w:r>
-        <w:rPr>
-          <w:lang w:val="es-ES"/>
-        </w:rPr>
-        <w:fldChar w:fldCharType="separate"/>
-      </w:r>
-      <w:hyperlink w:anchor="_Toc234915134" w:history="1">
-        <w:r>
-          <w:rPr>
-            <w:rStyle w:val="Hipervnculo"/>
-            <w:noProof/>
-          </w:rPr>
-          <w:t>Introducción</w:t>
-        </w:r>
-        <w:r>
-          <w:rPr>
-            <w:noProof/>
-            <w:webHidden/>
-          </w:rPr>
-          <w:tab/>
-        </w:r>
-        <w:r>
-          <w:rPr>
-            <w:noProof/>
-            <w:webHidden/>
-          </w:rPr>
-          <w:fldChar w:fldCharType="begin"/>
-        </w:r>
-        <w:r>
-          <w:rPr>
-            <w:noProof/>
-            <w:webHidden/>
-          </w:rPr>
-          <w:instrText xml:space="preserve"> PAGEREF _Toc234915134 \h </w:instrText>
-        </w:r>
-        <w:r>
-          <w:rPr>
-            <w:noProof/>
-            <w:webHidden/>
-          </w:rPr>
-        </w:r>
-        <w:r>
-          <w:rPr>
-            <w:noProof/>
-            <w:webHidden/>
-          </w:rPr>
-          <w:fldChar w:fldCharType="separate"/>
-        </w:r>
-        <w:r>
-          <w:rPr>
-            <w:noProof/>
-            <w:webHidden/>
-          </w:rPr>
-          <w:t>4</w:t>
-        </w:r>
-        <w:r>
-          <w:rPr>
-            <w:noProof/>
-            <w:webHidden/>
-          </w:rPr>
-          <w:fldChar w:fldCharType="end"/>
-        </w:r>
-      </w:hyperlink>
-    </w:p>
-    <w:p>
-      <w:pPr>
-        <w:pStyle w:val="TDC1"/>
-        <w:tabs>
-          <w:tab w:val="left" w:pos="1200"/>
-          <w:tab w:val="right" w:leader="dot" w:pos="9962"/>
-        </w:tabs>
-        <w:rPr>
-          <w:rFonts w:asciiTheme="minorHAnsi" w:eastAsiaTheme="minorEastAsia" w:hAnsiTheme="minorHAnsi" w:cstheme="minorBidi"/>
-          <w:noProof/>
-          <w:sz w:val="24"/>
-          <w:szCs w:val="24"/>
-          <w:lang w:eastAsia="es-CO"/>
-          <w14:ligatures w14:val="standardContextual"/>
-        </w:rPr>
-      </w:pPr>
-      <w:hyperlink w:anchor="_Toc234915135" w:history="1">
-        <w:r>
-          <w:rPr>
-            <w:rStyle w:val="Hipervnculo"/>
-            <w:noProof/>
-          </w:rPr>
-          <w:t>1.</w:t>
-        </w:r>
-        <w:r>
-          <w:rPr>
-            <w:rFonts w:asciiTheme="minorHAnsi" w:eastAsiaTheme="minorEastAsia" w:hAnsiTheme="minorHAnsi" w:cstheme="minorBidi"/>
-            <w:noProof/>
-            <w:sz w:val="24"/>
-            <w:szCs w:val="24"/>
-            <w:lang w:eastAsia="es-CO"/>
-            <w14:ligatures w14:val="standardContextual"/>
-          </w:rPr>
-          <w:tab/>
-        </w:r>
-        <w:r>
-          <w:rPr>
-            <w:rStyle w:val="Hipervnculo"/>
-            <w:noProof/>
-          </w:rPr>
-          <w:t>Conceptos de pre-patronaje</w:t>
-        </w:r>
-        <w:r>
-          <w:rPr>
-            <w:noProof/>
-            <w:webHidden/>
-          </w:rPr>
-          <w:tab/>
-        </w:r>
-        <w:r>
-          <w:rPr>
-            <w:noProof/>
-            <w:webHidden/>
-          </w:rPr>
-          <w:fldChar w:fldCharType="begin"/>
-        </w:r>
-        <w:r>
-          <w:rPr>
-            <w:noProof/>
-            <w:webHidden/>
-          </w:rPr>
-          <w:instrText xml:space="preserve"> PAGEREF _Toc234915135 \h </w:instrText>
-        </w:r>
-        <w:r>
-          <w:rPr>
-            <w:noProof/>
-            <w:webHidden/>
-          </w:rPr>
-        </w:r>
-        <w:r>
-          <w:rPr>
-            <w:noProof/>
-            <w:webHidden/>
-          </w:rPr>
-          <w:fldChar w:fldCharType="separate"/>
-        </w:r>
-        <w:r>
-          <w:rPr>
-            <w:noProof/>
-            <w:webHidden/>
-          </w:rPr>
-          <w:t>6</w:t>
-        </w:r>
-        <w:r>
-          <w:rPr>
-            <w:noProof/>
-            <w:webHidden/>
-          </w:rPr>
-          <w:fldChar w:fldCharType="end"/>
-        </w:r>
-      </w:hyperlink>
-    </w:p>
-    <w:p>
-      <w:pPr>
-        <w:pStyle w:val="TDC2"/>
-        <w:tabs>
-          <w:tab w:val="left" w:pos="1680"/>
-          <w:tab w:val="right" w:leader="dot" w:pos="9962"/>
-        </w:tabs>
-        <w:rPr>
-          <w:rFonts w:asciiTheme="minorHAnsi" w:eastAsiaTheme="minorEastAsia" w:hAnsiTheme="minorHAnsi" w:cstheme="minorBidi"/>
-          <w:noProof/>
-          <w:sz w:val="24"/>
-          <w:szCs w:val="24"/>
-          <w:lang w:eastAsia="es-CO"/>
-          <w14:ligatures w14:val="standardContextual"/>
-        </w:rPr>
-      </w:pPr>
-      <w:hyperlink w:anchor="_Toc234915136" w:history="1">
-        <w:r>
-          <w:rPr>
-            <w:rStyle w:val="Hipervnculo"/>
-            <w:noProof/>
-          </w:rPr>
-          <w:t>1.1.</w:t>
-        </w:r>
-        <w:r>
-          <w:rPr>
-            <w:rFonts w:asciiTheme="minorHAnsi" w:eastAsiaTheme="minorEastAsia" w:hAnsiTheme="minorHAnsi" w:cstheme="minorBidi"/>
-            <w:noProof/>
-            <w:sz w:val="24"/>
-            <w:szCs w:val="24"/>
-            <w:lang w:eastAsia="es-CO"/>
-            <w14:ligatures w14:val="standardContextual"/>
-          </w:rPr>
-          <w:tab/>
-        </w:r>
-        <w:r>
-          <w:rPr>
-            <w:rStyle w:val="Hipervnculo"/>
-            <w:noProof/>
-          </w:rPr>
-          <w:t>Estructura corporal humana</w:t>
-        </w:r>
-        <w:r>
-          <w:rPr>
-            <w:noProof/>
-            <w:webHidden/>
-          </w:rPr>
-          <w:tab/>
-        </w:r>
-        <w:r>
-          <w:rPr>
-            <w:noProof/>
-            <w:webHidden/>
-          </w:rPr>
-          <w:fldChar w:fldCharType="begin"/>
-        </w:r>
-        <w:r>
-          <w:rPr>
-            <w:noProof/>
-            <w:webHidden/>
-          </w:rPr>
-          <w:instrText xml:space="preserve"> PAGEREF _Toc234915136 \h </w:instrText>
-        </w:r>
-        <w:r>
-          <w:rPr>
-            <w:noProof/>
-            <w:webHidden/>
-          </w:rPr>
-        </w:r>
-        <w:r>
-          <w:rPr>
-            <w:noProof/>
-            <w:webHidden/>
-          </w:rPr>
-          <w:fldChar w:fldCharType="separate"/>
-        </w:r>
-        <w:r>
-          <w:rPr>
-            <w:noProof/>
-            <w:webHidden/>
-          </w:rPr>
-          <w:t>8</w:t>
-        </w:r>
-        <w:r>
-          <w:rPr>
-            <w:noProof/>
-            <w:webHidden/>
-          </w:rPr>
-          <w:fldChar w:fldCharType="end"/>
-        </w:r>
-      </w:hyperlink>
-    </w:p>
-    <w:p>
-      <w:pPr>
-        <w:pStyle w:val="TDC2"/>
-        <w:tabs>
-          <w:tab w:val="left" w:pos="1680"/>
-          <w:tab w:val="right" w:leader="dot" w:pos="9962"/>
-        </w:tabs>
-        <w:rPr>
-          <w:rFonts w:asciiTheme="minorHAnsi" w:eastAsiaTheme="minorEastAsia" w:hAnsiTheme="minorHAnsi" w:cstheme="minorBidi"/>
-          <w:noProof/>
-          <w:sz w:val="24"/>
-          <w:szCs w:val="24"/>
-          <w:lang w:eastAsia="es-CO"/>
-          <w14:ligatures w14:val="standardContextual"/>
-        </w:rPr>
-      </w:pPr>
-      <w:hyperlink w:anchor="_Toc234915137" w:history="1">
-        <w:r>
-          <w:rPr>
-            <w:rStyle w:val="Hipervnculo"/>
-            <w:noProof/>
-          </w:rPr>
-          <w:t>1.2.</w:t>
-        </w:r>
-        <w:r>
-          <w:rPr>
-            <w:rFonts w:asciiTheme="minorHAnsi" w:eastAsiaTheme="minorEastAsia" w:hAnsiTheme="minorHAnsi" w:cstheme="minorBidi"/>
-            <w:noProof/>
-            <w:sz w:val="24"/>
-            <w:szCs w:val="24"/>
-            <w:lang w:eastAsia="es-CO"/>
-            <w14:ligatures w14:val="standardContextual"/>
-          </w:rPr>
-          <w:tab/>
-        </w:r>
-        <w:r>
-          <w:rPr>
-            <w:rStyle w:val="Hipervnculo"/>
-            <w:noProof/>
-          </w:rPr>
-          <w:t>Clasificación de medidas</w:t>
-        </w:r>
-        <w:r>
-          <w:rPr>
-            <w:noProof/>
-            <w:webHidden/>
-          </w:rPr>
-          <w:tab/>
-        </w:r>
-        <w:r>
-          <w:rPr>
-            <w:noProof/>
-            <w:webHidden/>
-          </w:rPr>
-          <w:fldChar w:fldCharType="begin"/>
-        </w:r>
-        <w:r>
-          <w:rPr>
-            <w:noProof/>
-            <w:webHidden/>
-          </w:rPr>
-          <w:instrText xml:space="preserve"> PAGEREF _Toc234915137 \h </w:instrText>
-        </w:r>
-        <w:r>
-          <w:rPr>
-            <w:noProof/>
-            <w:webHidden/>
-          </w:rPr>
-        </w:r>
-        <w:r>
-          <w:rPr>
-            <w:noProof/>
-            <w:webHidden/>
-          </w:rPr>
-          <w:fldChar w:fldCharType="separate"/>
-        </w:r>
-        <w:r>
-          <w:rPr>
-            <w:noProof/>
-            <w:webHidden/>
-          </w:rPr>
-          <w:t>22</w:t>
-        </w:r>
-        <w:r>
-          <w:rPr>
-            <w:noProof/>
-            <w:webHidden/>
-          </w:rPr>
-          <w:fldChar w:fldCharType="end"/>
-        </w:r>
-      </w:hyperlink>
-    </w:p>
-    <w:p>
-      <w:pPr>
-        <w:pStyle w:val="TDC2"/>
-        <w:tabs>
-          <w:tab w:val="left" w:pos="1680"/>
-          <w:tab w:val="right" w:leader="dot" w:pos="9962"/>
-        </w:tabs>
-        <w:rPr>
-          <w:rFonts w:asciiTheme="minorHAnsi" w:eastAsiaTheme="minorEastAsia" w:hAnsiTheme="minorHAnsi" w:cstheme="minorBidi"/>
-          <w:noProof/>
-          <w:sz w:val="24"/>
-          <w:szCs w:val="24"/>
-          <w:lang w:eastAsia="es-CO"/>
-          <w14:ligatures w14:val="standardContextual"/>
-        </w:rPr>
-      </w:pPr>
-      <w:hyperlink w:anchor="_Toc234915138" w:history="1">
-        <w:r>
-          <w:rPr>
-            <w:rStyle w:val="Hipervnculo"/>
-            <w:noProof/>
-          </w:rPr>
-          <w:t>1.3.</w:t>
-        </w:r>
-        <w:r>
-          <w:rPr>
-            <w:rFonts w:asciiTheme="minorHAnsi" w:eastAsiaTheme="minorEastAsia" w:hAnsiTheme="minorHAnsi" w:cstheme="minorBidi"/>
-            <w:noProof/>
-            <w:sz w:val="24"/>
-            <w:szCs w:val="24"/>
-            <w:lang w:eastAsia="es-CO"/>
-            <w14:ligatures w14:val="standardContextual"/>
-          </w:rPr>
-          <w:tab/>
-        </w:r>
-        <w:r>
-          <w:rPr>
-            <w:rStyle w:val="Hipervnculo"/>
-            <w:noProof/>
-          </w:rPr>
-          <w:t>Concepto de Patronaje</w:t>
-        </w:r>
-        <w:r>
-          <w:rPr>
-            <w:noProof/>
-            <w:webHidden/>
-          </w:rPr>
-          <w:tab/>
-        </w:r>
-        <w:r>
-          <w:rPr>
-            <w:noProof/>
-            <w:webHidden/>
-          </w:rPr>
-          <w:fldChar w:fldCharType="begin"/>
-        </w:r>
-        <w:r>
-          <w:rPr>
-            <w:noProof/>
-            <w:webHidden/>
-          </w:rPr>
-          <w:instrText xml:space="preserve"> PAGEREF _Toc234915138 \h </w:instrText>
-        </w:r>
-        <w:r>
-          <w:rPr>
-            <w:noProof/>
-            <w:webHidden/>
-          </w:rPr>
-        </w:r>
-        <w:r>
-          <w:rPr>
-            <w:noProof/>
-            <w:webHidden/>
-          </w:rPr>
-          <w:fldChar w:fldCharType="separate"/>
-        </w:r>
-        <w:r>
-          <w:rPr>
-            <w:noProof/>
-            <w:webHidden/>
-          </w:rPr>
-          <w:t>29</w:t>
-        </w:r>
-        <w:r>
-          <w:rPr>
-            <w:noProof/>
-            <w:webHidden/>
-          </w:rPr>
-          <w:fldChar w:fldCharType="end"/>
-        </w:r>
-      </w:hyperlink>
-    </w:p>
-    <w:p>
-      <w:pPr>
-        <w:pStyle w:val="TDC2"/>
-        <w:tabs>
-          <w:tab w:val="left" w:pos="1680"/>
-          <w:tab w:val="right" w:leader="dot" w:pos="9962"/>
-        </w:tabs>
-        <w:rPr>
-          <w:rFonts w:asciiTheme="minorHAnsi" w:eastAsiaTheme="minorEastAsia" w:hAnsiTheme="minorHAnsi" w:cstheme="minorBidi"/>
-          <w:noProof/>
-          <w:sz w:val="24"/>
-          <w:szCs w:val="24"/>
-          <w:lang w:eastAsia="es-CO"/>
-          <w14:ligatures w14:val="standardContextual"/>
-        </w:rPr>
-      </w:pPr>
-      <w:hyperlink w:anchor="_Toc234915139" w:history="1">
-        <w:r>
-          <w:rPr>
-            <w:rStyle w:val="Hipervnculo"/>
-            <w:noProof/>
-          </w:rPr>
-          <w:t>1.4.</w:t>
-        </w:r>
-        <w:r>
-          <w:rPr>
-            <w:rFonts w:asciiTheme="minorHAnsi" w:eastAsiaTheme="minorEastAsia" w:hAnsiTheme="minorHAnsi" w:cstheme="minorBidi"/>
-            <w:noProof/>
-            <w:sz w:val="24"/>
-            <w:szCs w:val="24"/>
-            <w:lang w:eastAsia="es-CO"/>
-            <w14:ligatures w14:val="standardContextual"/>
-          </w:rPr>
-          <w:tab/>
-        </w:r>
-        <w:r>
-          <w:rPr>
-            <w:rStyle w:val="Hipervnculo"/>
-            <w:noProof/>
-          </w:rPr>
-          <w:t>Pasos del Patronaje</w:t>
-        </w:r>
-        <w:r>
-          <w:rPr>
-            <w:noProof/>
-            <w:webHidden/>
-          </w:rPr>
-          <w:tab/>
-        </w:r>
-        <w:r>
-          <w:rPr>
-            <w:noProof/>
-            <w:webHidden/>
-          </w:rPr>
-          <w:fldChar w:fldCharType="begin"/>
-        </w:r>
-        <w:r>
-          <w:rPr>
-            <w:noProof/>
-            <w:webHidden/>
-          </w:rPr>
-          <w:instrText xml:space="preserve"> PAGEREF _Toc234915139 \h </w:instrText>
-        </w:r>
-        <w:r>
-          <w:rPr>
-            <w:noProof/>
-            <w:webHidden/>
-          </w:rPr>
-        </w:r>
-        <w:r>
-          <w:rPr>
-            <w:noProof/>
-            <w:webHidden/>
-          </w:rPr>
-          <w:fldChar w:fldCharType="separate"/>
-        </w:r>
-        <w:r>
-          <w:rPr>
-            <w:noProof/>
-            <w:webHidden/>
-          </w:rPr>
-          <w:t>42</w:t>
-        </w:r>
-        <w:r>
-          <w:rPr>
-            <w:noProof/>
-            <w:webHidden/>
-          </w:rPr>
-          <w:fldChar w:fldCharType="end"/>
-        </w:r>
-      </w:hyperlink>
-    </w:p>
-    <w:p>
-      <w:pPr>
-        <w:pStyle w:val="TDC2"/>
-        <w:tabs>
-          <w:tab w:val="left" w:pos="1680"/>
-          <w:tab w:val="right" w:leader="dot" w:pos="9962"/>
-        </w:tabs>
-        <w:rPr>
-          <w:rFonts w:asciiTheme="minorHAnsi" w:eastAsiaTheme="minorEastAsia" w:hAnsiTheme="minorHAnsi" w:cstheme="minorBidi"/>
-          <w:noProof/>
-          <w:sz w:val="24"/>
-          <w:szCs w:val="24"/>
-          <w:lang w:eastAsia="es-CO"/>
-          <w14:ligatures w14:val="standardContextual"/>
-        </w:rPr>
-      </w:pPr>
-      <w:hyperlink w:anchor="_Toc234915140" w:history="1">
-        <w:r>
-          <w:rPr>
-            <w:rStyle w:val="Hipervnculo"/>
-            <w:noProof/>
-          </w:rPr>
-          <w:t>1.5.</w:t>
-        </w:r>
-        <w:r>
-          <w:rPr>
-            <w:rFonts w:asciiTheme="minorHAnsi" w:eastAsiaTheme="minorEastAsia" w:hAnsiTheme="minorHAnsi" w:cstheme="minorBidi"/>
-            <w:noProof/>
-            <w:sz w:val="24"/>
-            <w:szCs w:val="24"/>
-            <w:lang w:eastAsia="es-CO"/>
-            <w14:ligatures w14:val="standardContextual"/>
-          </w:rPr>
-          <w:tab/>
-        </w:r>
-        <w:r>
-          <w:rPr>
-            <w:rStyle w:val="Hipervnculo"/>
-            <w:noProof/>
-          </w:rPr>
-          <w:t>Elaboración de básicos infantil</w:t>
-        </w:r>
-        <w:r>
-          <w:rPr>
-            <w:noProof/>
-            <w:webHidden/>
-          </w:rPr>
-          <w:tab/>
-        </w:r>
-        <w:r>
-          <w:rPr>
-            <w:noProof/>
-            <w:webHidden/>
-          </w:rPr>
-          <w:fldChar w:fldCharType="begin"/>
-        </w:r>
-        <w:r>
-          <w:rPr>
-            <w:noProof/>
-            <w:webHidden/>
-          </w:rPr>
-          <w:instrText xml:space="preserve"> PAGEREF _Toc234915140 \h </w:instrText>
-        </w:r>
-        <w:r>
-          <w:rPr>
-            <w:noProof/>
-            <w:webHidden/>
-          </w:rPr>
-        </w:r>
-        <w:r>
-          <w:rPr>
-            <w:noProof/>
-            <w:webHidden/>
-          </w:rPr>
-          <w:fldChar w:fldCharType="separate"/>
-        </w:r>
-        <w:r>
-          <w:rPr>
-            <w:noProof/>
-            <w:webHidden/>
-          </w:rPr>
-          <w:t>50</w:t>
-        </w:r>
-        <w:r>
-          <w:rPr>
-            <w:noProof/>
-            <w:webHidden/>
-          </w:rPr>
-          <w:fldChar w:fldCharType="end"/>
-        </w:r>
-      </w:hyperlink>
-    </w:p>
-    <w:p>
-      <w:pPr>
-        <w:pStyle w:val="TDC2"/>
-        <w:tabs>
-          <w:tab w:val="left" w:pos="1680"/>
-          <w:tab w:val="right" w:leader="dot" w:pos="9962"/>
-        </w:tabs>
-        <w:rPr>
-          <w:rFonts w:asciiTheme="minorHAnsi" w:eastAsiaTheme="minorEastAsia" w:hAnsiTheme="minorHAnsi" w:cstheme="minorBidi"/>
-          <w:noProof/>
-          <w:sz w:val="24"/>
-          <w:szCs w:val="24"/>
-          <w:lang w:eastAsia="es-CO"/>
-          <w14:ligatures w14:val="standardContextual"/>
-        </w:rPr>
-      </w:pPr>
-      <w:hyperlink w:anchor="_Toc234915141" w:history="1">
-        <w:r>
-          <w:rPr>
-            <w:rStyle w:val="Hipervnculo"/>
-            <w:noProof/>
-          </w:rPr>
-          <w:t>1.6.</w:t>
-        </w:r>
-        <w:r>
-          <w:rPr>
-            <w:rFonts w:asciiTheme="minorHAnsi" w:eastAsiaTheme="minorEastAsia" w:hAnsiTheme="minorHAnsi" w:cstheme="minorBidi"/>
-            <w:noProof/>
-            <w:sz w:val="24"/>
-            <w:szCs w:val="24"/>
-            <w:lang w:eastAsia="es-CO"/>
-            <w14:ligatures w14:val="standardContextual"/>
-          </w:rPr>
-          <w:tab/>
-        </w:r>
-        <w:r>
-          <w:rPr>
-            <w:rStyle w:val="Hipervnculo"/>
-            <w:noProof/>
-          </w:rPr>
-          <w:t>Elaboración de básicos masculinos</w:t>
-        </w:r>
-        <w:r>
-          <w:rPr>
-            <w:noProof/>
-            <w:webHidden/>
-          </w:rPr>
-          <w:tab/>
-        </w:r>
-        <w:r>
-          <w:rPr>
-            <w:noProof/>
-            <w:webHidden/>
-          </w:rPr>
-          <w:fldChar w:fldCharType="begin"/>
-        </w:r>
-        <w:r>
-          <w:rPr>
-            <w:noProof/>
-            <w:webHidden/>
-          </w:rPr>
-          <w:instrText xml:space="preserve"> PAGEREF _Toc234915141 \h </w:instrText>
-        </w:r>
-        <w:r>
-          <w:rPr>
-            <w:noProof/>
-            <w:webHidden/>
-          </w:rPr>
-        </w:r>
-        <w:r>
-          <w:rPr>
-            <w:noProof/>
-            <w:webHidden/>
-          </w:rPr>
-          <w:fldChar w:fldCharType="separate"/>
-        </w:r>
-        <w:r>
-          <w:rPr>
-            <w:noProof/>
-            <w:webHidden/>
-          </w:rPr>
-          <w:t>59</w:t>
-        </w:r>
-        <w:r>
-          <w:rPr>
-            <w:noProof/>
-            <w:webHidden/>
-          </w:rPr>
-          <w:fldChar w:fldCharType="end"/>
-        </w:r>
-      </w:hyperlink>
-    </w:p>
-    <w:p>
-      <w:pPr>
-        <w:pStyle w:val="TDC2"/>
-        <w:tabs>
-          <w:tab w:val="left" w:pos="1680"/>
-          <w:tab w:val="right" w:leader="dot" w:pos="9962"/>
-        </w:tabs>
-        <w:rPr>
-          <w:rFonts w:asciiTheme="minorHAnsi" w:eastAsiaTheme="minorEastAsia" w:hAnsiTheme="minorHAnsi" w:cstheme="minorBidi"/>
-          <w:noProof/>
-          <w:sz w:val="24"/>
-          <w:szCs w:val="24"/>
-          <w:lang w:eastAsia="es-CO"/>
-          <w14:ligatures w14:val="standardContextual"/>
-        </w:rPr>
-      </w:pPr>
-      <w:hyperlink w:anchor="_Toc234915142" w:history="1">
-        <w:r>
-          <w:rPr>
-            <w:rStyle w:val="Hipervnculo"/>
-            <w:noProof/>
-          </w:rPr>
-          <w:t>1.7.</w:t>
-        </w:r>
-        <w:r>
-          <w:rPr>
-            <w:rFonts w:asciiTheme="minorHAnsi" w:eastAsiaTheme="minorEastAsia" w:hAnsiTheme="minorHAnsi" w:cstheme="minorBidi"/>
-            <w:noProof/>
-            <w:sz w:val="24"/>
-            <w:szCs w:val="24"/>
-            <w:lang w:eastAsia="es-CO"/>
-            <w14:ligatures w14:val="standardContextual"/>
-          </w:rPr>
-          <w:tab/>
-        </w:r>
-        <w:r>
-          <w:rPr>
-            <w:rStyle w:val="Hipervnculo"/>
-            <w:noProof/>
-          </w:rPr>
-          <w:t>Elaboración de básicos femeninos</w:t>
-        </w:r>
-        <w:r>
-          <w:rPr>
-            <w:noProof/>
-            <w:webHidden/>
-          </w:rPr>
-          <w:tab/>
-        </w:r>
-        <w:r>
-          <w:rPr>
-            <w:noProof/>
-            <w:webHidden/>
-          </w:rPr>
-          <w:fldChar w:fldCharType="begin"/>
-        </w:r>
-        <w:r>
-          <w:rPr>
-            <w:noProof/>
-            <w:webHidden/>
-          </w:rPr>
-          <w:instrText xml:space="preserve"> PAGEREF _Toc234915142 \h </w:instrText>
-        </w:r>
-        <w:r>
-          <w:rPr>
-            <w:noProof/>
-            <w:webHidden/>
-          </w:rPr>
-        </w:r>
-        <w:r>
-          <w:rPr>
-            <w:noProof/>
-            <w:webHidden/>
-          </w:rPr>
-          <w:fldChar w:fldCharType="separate"/>
-        </w:r>
-        <w:r>
-          <w:rPr>
-            <w:noProof/>
-            <w:webHidden/>
-          </w:rPr>
-          <w:t>69</w:t>
-        </w:r>
-        <w:r>
-          <w:rPr>
-            <w:noProof/>
-            <w:webHidden/>
-          </w:rPr>
-          <w:fldChar w:fldCharType="end"/>
-        </w:r>
-      </w:hyperlink>
-    </w:p>
-    <w:p>
-      <w:pPr>
-        <w:pStyle w:val="TDC1"/>
-        <w:tabs>
-          <w:tab w:val="left" w:pos="1200"/>
-          <w:tab w:val="right" w:leader="dot" w:pos="9962"/>
-        </w:tabs>
-        <w:rPr>
-          <w:rFonts w:asciiTheme="minorHAnsi" w:eastAsiaTheme="minorEastAsia" w:hAnsiTheme="minorHAnsi" w:cstheme="minorBidi"/>
-          <w:noProof/>
-          <w:sz w:val="24"/>
-          <w:szCs w:val="24"/>
-          <w:lang w:eastAsia="es-CO"/>
-          <w14:ligatures w14:val="standardContextual"/>
-        </w:rPr>
-      </w:pPr>
-      <w:hyperlink w:anchor="_Toc234915143" w:history="1">
-        <w:r>
-          <w:rPr>
-            <w:rStyle w:val="Hipervnculo"/>
-            <w:noProof/>
-          </w:rPr>
-          <w:t>2.</w:t>
-        </w:r>
-        <w:r>
-          <w:rPr>
-            <w:rFonts w:asciiTheme="minorHAnsi" w:eastAsiaTheme="minorEastAsia" w:hAnsiTheme="minorHAnsi" w:cstheme="minorBidi"/>
-            <w:noProof/>
-            <w:sz w:val="24"/>
-            <w:szCs w:val="24"/>
-            <w:lang w:eastAsia="es-CO"/>
-            <w14:ligatures w14:val="standardContextual"/>
-          </w:rPr>
-          <w:tab/>
-        </w:r>
-        <w:r>
-          <w:rPr>
-            <w:rStyle w:val="Hipervnculo"/>
-            <w:noProof/>
-          </w:rPr>
-          <w:t>Alistamiento para elaboración de muestra física 1</w:t>
-        </w:r>
-        <w:r>
-          <w:rPr>
-            <w:noProof/>
-            <w:webHidden/>
-          </w:rPr>
-          <w:tab/>
-        </w:r>
-        <w:r>
-          <w:rPr>
-            <w:noProof/>
-            <w:webHidden/>
-          </w:rPr>
-          <w:fldChar w:fldCharType="begin"/>
-        </w:r>
-        <w:r>
-          <w:rPr>
-            <w:noProof/>
-            <w:webHidden/>
-          </w:rPr>
-          <w:instrText xml:space="preserve"> PAGEREF _Toc234915143 \h </w:instrText>
-        </w:r>
-        <w:r>
-          <w:rPr>
-            <w:noProof/>
-            <w:webHidden/>
-          </w:rPr>
-        </w:r>
-        <w:r>
-          <w:rPr>
-            <w:noProof/>
-            <w:webHidden/>
-          </w:rPr>
-          <w:fldChar w:fldCharType="separate"/>
-        </w:r>
-        <w:r>
-          <w:rPr>
-            <w:noProof/>
-            <w:webHidden/>
-          </w:rPr>
-          <w:t>77</w:t>
-        </w:r>
-        <w:r>
-          <w:rPr>
-            <w:noProof/>
-            <w:webHidden/>
-          </w:rPr>
-          <w:fldChar w:fldCharType="end"/>
-        </w:r>
-      </w:hyperlink>
-    </w:p>
-    <w:p>
-      <w:pPr>
-        <w:pStyle w:val="TDC2"/>
-        <w:tabs>
-          <w:tab w:val="left" w:pos="1680"/>
-          <w:tab w:val="right" w:leader="dot" w:pos="9962"/>
-        </w:tabs>
-        <w:rPr>
-          <w:rFonts w:asciiTheme="minorHAnsi" w:eastAsiaTheme="minorEastAsia" w:hAnsiTheme="minorHAnsi" w:cstheme="minorBidi"/>
-          <w:noProof/>
-          <w:sz w:val="24"/>
-          <w:szCs w:val="24"/>
-          <w:lang w:eastAsia="es-CO"/>
-          <w14:ligatures w14:val="standardContextual"/>
-        </w:rPr>
-      </w:pPr>
-      <w:hyperlink w:anchor="_Toc234915144" w:history="1">
-        <w:r>
-          <w:rPr>
-            <w:rStyle w:val="Hipervnculo"/>
-            <w:noProof/>
-          </w:rPr>
-          <w:t>2.1.</w:t>
-        </w:r>
-        <w:r>
-          <w:rPr>
-            <w:rFonts w:asciiTheme="minorHAnsi" w:eastAsiaTheme="minorEastAsia" w:hAnsiTheme="minorHAnsi" w:cstheme="minorBidi"/>
-            <w:noProof/>
-            <w:sz w:val="24"/>
-            <w:szCs w:val="24"/>
-            <w:lang w:eastAsia="es-CO"/>
-            <w14:ligatures w14:val="standardContextual"/>
-          </w:rPr>
-          <w:tab/>
-        </w:r>
-        <w:r>
-          <w:rPr>
-            <w:rStyle w:val="Hipervnculo"/>
-            <w:noProof/>
-          </w:rPr>
-          <w:t>Tipos de máquinas</w:t>
-        </w:r>
-        <w:r>
-          <w:rPr>
-            <w:noProof/>
-            <w:webHidden/>
-          </w:rPr>
-          <w:tab/>
-        </w:r>
-        <w:r>
-          <w:rPr>
-            <w:noProof/>
-            <w:webHidden/>
-          </w:rPr>
-          <w:fldChar w:fldCharType="begin"/>
-        </w:r>
-        <w:r>
-          <w:rPr>
-            <w:noProof/>
-            <w:webHidden/>
-          </w:rPr>
-          <w:instrText xml:space="preserve"> PAGEREF _Toc234915144 \h </w:instrText>
-        </w:r>
-        <w:r>
-          <w:rPr>
-            <w:noProof/>
-            <w:webHidden/>
-          </w:rPr>
-        </w:r>
-        <w:r>
-          <w:rPr>
-            <w:noProof/>
-            <w:webHidden/>
-          </w:rPr>
-          <w:fldChar w:fldCharType="separate"/>
-        </w:r>
-        <w:r>
-          <w:rPr>
-            <w:noProof/>
-            <w:webHidden/>
-          </w:rPr>
-          <w:t>77</w:t>
-        </w:r>
-        <w:r>
-          <w:rPr>
-            <w:noProof/>
-            <w:webHidden/>
-          </w:rPr>
-          <w:fldChar w:fldCharType="end"/>
-        </w:r>
-      </w:hyperlink>
-    </w:p>
-    <w:p>
-      <w:pPr>
-        <w:pStyle w:val="TDC2"/>
-        <w:tabs>
-          <w:tab w:val="left" w:pos="1680"/>
-          <w:tab w:val="right" w:leader="dot" w:pos="9962"/>
-        </w:tabs>
-        <w:rPr>
-          <w:rFonts w:asciiTheme="minorHAnsi" w:eastAsiaTheme="minorEastAsia" w:hAnsiTheme="minorHAnsi" w:cstheme="minorBidi"/>
-          <w:noProof/>
-          <w:sz w:val="24"/>
-          <w:szCs w:val="24"/>
-          <w:lang w:eastAsia="es-CO"/>
-          <w14:ligatures w14:val="standardContextual"/>
-        </w:rPr>
-      </w:pPr>
-      <w:hyperlink w:anchor="_Toc234915145" w:history="1">
-        <w:r>
-          <w:rPr>
-            <w:rStyle w:val="Hipervnculo"/>
-            <w:noProof/>
-          </w:rPr>
-          <w:t>2.2.</w:t>
-        </w:r>
-        <w:r>
-          <w:rPr>
-            <w:rFonts w:asciiTheme="minorHAnsi" w:eastAsiaTheme="minorEastAsia" w:hAnsiTheme="minorHAnsi" w:cstheme="minorBidi"/>
-            <w:noProof/>
-            <w:sz w:val="24"/>
-            <w:szCs w:val="24"/>
-            <w:lang w:eastAsia="es-CO"/>
-            <w14:ligatures w14:val="standardContextual"/>
-          </w:rPr>
-          <w:tab/>
-        </w:r>
-        <w:r>
-          <w:rPr>
-            <w:rStyle w:val="Hipervnculo"/>
-            <w:noProof/>
-          </w:rPr>
-          <w:t>Partes de la máquina</w:t>
-        </w:r>
-        <w:r>
-          <w:rPr>
-            <w:noProof/>
-            <w:webHidden/>
-          </w:rPr>
-          <w:tab/>
-        </w:r>
-        <w:r>
-          <w:rPr>
-            <w:noProof/>
-            <w:webHidden/>
-          </w:rPr>
-          <w:fldChar w:fldCharType="begin"/>
-        </w:r>
-        <w:r>
-          <w:rPr>
-            <w:noProof/>
-            <w:webHidden/>
-          </w:rPr>
-          <w:instrText xml:space="preserve"> PAGEREF _Toc234915145 \h </w:instrText>
-        </w:r>
-        <w:r>
-          <w:rPr>
-            <w:noProof/>
-            <w:webHidden/>
-          </w:rPr>
-        </w:r>
-        <w:r>
-          <w:rPr>
-            <w:noProof/>
-            <w:webHidden/>
-          </w:rPr>
-          <w:fldChar w:fldCharType="separate"/>
-        </w:r>
-        <w:r>
-          <w:rPr>
-            <w:noProof/>
-            <w:webHidden/>
-          </w:rPr>
-          <w:t>82</w:t>
-        </w:r>
-        <w:r>
-          <w:rPr>
-            <w:noProof/>
-            <w:webHidden/>
-          </w:rPr>
-          <w:fldChar w:fldCharType="end"/>
-        </w:r>
-      </w:hyperlink>
-    </w:p>
-    <w:p>
-      <w:pPr>
-        <w:pStyle w:val="TDC2"/>
-        <w:tabs>
-          <w:tab w:val="left" w:pos="1680"/>
-          <w:tab w:val="right" w:leader="dot" w:pos="9962"/>
-        </w:tabs>
-        <w:rPr>
-          <w:rFonts w:asciiTheme="minorHAnsi" w:eastAsiaTheme="minorEastAsia" w:hAnsiTheme="minorHAnsi" w:cstheme="minorBidi"/>
-          <w:noProof/>
-          <w:sz w:val="24"/>
-          <w:szCs w:val="24"/>
-          <w:lang w:eastAsia="es-CO"/>
-          <w14:ligatures w14:val="standardContextual"/>
-        </w:rPr>
-      </w:pPr>
-      <w:hyperlink w:anchor="_Toc234915146" w:history="1">
-        <w:r>
-          <w:rPr>
-            <w:rStyle w:val="Hipervnculo"/>
-            <w:noProof/>
-          </w:rPr>
-          <w:t>2.3.</w:t>
-        </w:r>
-        <w:r>
-          <w:rPr>
-            <w:rFonts w:asciiTheme="minorHAnsi" w:eastAsiaTheme="minorEastAsia" w:hAnsiTheme="minorHAnsi" w:cstheme="minorBidi"/>
-            <w:noProof/>
-            <w:sz w:val="24"/>
-            <w:szCs w:val="24"/>
-            <w:lang w:eastAsia="es-CO"/>
-            <w14:ligatures w14:val="standardContextual"/>
-          </w:rPr>
-          <w:tab/>
-        </w:r>
-        <w:r>
-          <w:rPr>
-            <w:rStyle w:val="Hipervnculo"/>
-            <w:noProof/>
-          </w:rPr>
-          <w:t>Alimentación y transporte</w:t>
-        </w:r>
-        <w:r>
-          <w:rPr>
-            <w:noProof/>
-            <w:webHidden/>
-          </w:rPr>
-          <w:tab/>
-        </w:r>
-        <w:r>
-          <w:rPr>
-            <w:noProof/>
-            <w:webHidden/>
-          </w:rPr>
-          <w:fldChar w:fldCharType="begin"/>
-        </w:r>
-        <w:r>
-          <w:rPr>
-            <w:noProof/>
-            <w:webHidden/>
-          </w:rPr>
-          <w:instrText xml:space="preserve"> PAGEREF _Toc234915146 \h </w:instrText>
-        </w:r>
-        <w:r>
-          <w:rPr>
-            <w:noProof/>
-            <w:webHidden/>
-          </w:rPr>
-        </w:r>
-        <w:r>
-          <w:rPr>
-            <w:noProof/>
-            <w:webHidden/>
-          </w:rPr>
-          <w:fldChar w:fldCharType="separate"/>
-        </w:r>
-        <w:r>
-          <w:rPr>
-            <w:noProof/>
-            <w:webHidden/>
-          </w:rPr>
-          <w:t>95</w:t>
-        </w:r>
-        <w:r>
-          <w:rPr>
-            <w:noProof/>
-            <w:webHidden/>
-          </w:rPr>
-          <w:fldChar w:fldCharType="end"/>
-        </w:r>
-      </w:hyperlink>
-    </w:p>
-    <w:p>
-      <w:pPr>
-        <w:pStyle w:val="TDC2"/>
-        <w:tabs>
-          <w:tab w:val="left" w:pos="1680"/>
-          <w:tab w:val="right" w:leader="dot" w:pos="9962"/>
-        </w:tabs>
-        <w:rPr>
-          <w:rFonts w:asciiTheme="minorHAnsi" w:eastAsiaTheme="minorEastAsia" w:hAnsiTheme="minorHAnsi" w:cstheme="minorBidi"/>
-          <w:noProof/>
-          <w:sz w:val="24"/>
-          <w:szCs w:val="24"/>
-          <w:lang w:eastAsia="es-CO"/>
-          <w14:ligatures w14:val="standardContextual"/>
-        </w:rPr>
-      </w:pPr>
-      <w:hyperlink w:anchor="_Toc234915147" w:history="1">
-        <w:r>
-          <w:rPr>
-            <w:rStyle w:val="Hipervnculo"/>
-            <w:noProof/>
-          </w:rPr>
-          <w:t>2.4.</w:t>
-        </w:r>
-        <w:r>
-          <w:rPr>
-            <w:rFonts w:asciiTheme="minorHAnsi" w:eastAsiaTheme="minorEastAsia" w:hAnsiTheme="minorHAnsi" w:cstheme="minorBidi"/>
-            <w:noProof/>
-            <w:sz w:val="24"/>
-            <w:szCs w:val="24"/>
-            <w:lang w:eastAsia="es-CO"/>
-            <w14:ligatures w14:val="standardContextual"/>
-          </w:rPr>
-          <w:tab/>
-        </w:r>
-        <w:r>
-          <w:rPr>
-            <w:rStyle w:val="Hipervnculo"/>
-            <w:noProof/>
-          </w:rPr>
-          <w:t>Generaciones de máquinas</w:t>
-        </w:r>
-        <w:r>
-          <w:rPr>
-            <w:noProof/>
-            <w:webHidden/>
-          </w:rPr>
-          <w:tab/>
-        </w:r>
-        <w:r>
-          <w:rPr>
-            <w:noProof/>
-            <w:webHidden/>
-          </w:rPr>
-          <w:fldChar w:fldCharType="begin"/>
-        </w:r>
-        <w:r>
-          <w:rPr>
-            <w:noProof/>
-            <w:webHidden/>
-          </w:rPr>
-          <w:instrText xml:space="preserve"> PAGEREF _Toc234915147 \h </w:instrText>
-        </w:r>
-        <w:r>
-          <w:rPr>
-            <w:noProof/>
-            <w:webHidden/>
-          </w:rPr>
-        </w:r>
-        <w:r>
-          <w:rPr>
-            <w:noProof/>
-            <w:webHidden/>
-          </w:rPr>
-          <w:fldChar w:fldCharType="separate"/>
-        </w:r>
-        <w:r>
-          <w:rPr>
-            <w:noProof/>
-            <w:webHidden/>
-          </w:rPr>
-          <w:t>97</w:t>
-        </w:r>
-        <w:r>
-          <w:rPr>
-            <w:noProof/>
-            <w:webHidden/>
-          </w:rPr>
-          <w:fldChar w:fldCharType="end"/>
-        </w:r>
-      </w:hyperlink>
-    </w:p>
-    <w:p>
-      <w:pPr>
-        <w:pStyle w:val="TDC2"/>
-        <w:tabs>
-          <w:tab w:val="left" w:pos="1680"/>
-          <w:tab w:val="right" w:leader="dot" w:pos="9962"/>
-        </w:tabs>
-        <w:rPr>
-          <w:rFonts w:asciiTheme="minorHAnsi" w:eastAsiaTheme="minorEastAsia" w:hAnsiTheme="minorHAnsi" w:cstheme="minorBidi"/>
-          <w:noProof/>
-          <w:sz w:val="24"/>
-          <w:szCs w:val="24"/>
-          <w:lang w:eastAsia="es-CO"/>
-          <w14:ligatures w14:val="standardContextual"/>
-        </w:rPr>
-      </w:pPr>
-      <w:hyperlink w:anchor="_Toc234915148" w:history="1">
-        <w:r>
-          <w:rPr>
-            <w:rStyle w:val="Hipervnculo"/>
-            <w:noProof/>
-          </w:rPr>
-          <w:t>2.5.</w:t>
-        </w:r>
-        <w:r>
-          <w:rPr>
-            <w:rFonts w:asciiTheme="minorHAnsi" w:eastAsiaTheme="minorEastAsia" w:hAnsiTheme="minorHAnsi" w:cstheme="minorBidi"/>
-            <w:noProof/>
-            <w:sz w:val="24"/>
-            <w:szCs w:val="24"/>
-            <w:lang w:eastAsia="es-CO"/>
-            <w14:ligatures w14:val="standardContextual"/>
-          </w:rPr>
-          <w:tab/>
-        </w:r>
-        <w:r>
-          <w:rPr>
-            <w:rStyle w:val="Hipervnculo"/>
-            <w:noProof/>
-          </w:rPr>
-          <w:t>Clasificación, nomenclatura, puntas, calibres y usos</w:t>
-        </w:r>
-        <w:r>
-          <w:rPr>
-            <w:noProof/>
-            <w:webHidden/>
-          </w:rPr>
-          <w:tab/>
-        </w:r>
-        <w:r>
-          <w:rPr>
-            <w:noProof/>
-            <w:webHidden/>
-          </w:rPr>
-          <w:fldChar w:fldCharType="begin"/>
-        </w:r>
-        <w:r>
-          <w:rPr>
-            <w:noProof/>
-            <w:webHidden/>
-          </w:rPr>
-          <w:instrText xml:space="preserve"> PAGEREF _Toc234915148 \h </w:instrText>
-        </w:r>
-        <w:r>
-          <w:rPr>
-            <w:noProof/>
-            <w:webHidden/>
-          </w:rPr>
-        </w:r>
-        <w:r>
-          <w:rPr>
-            <w:noProof/>
-            <w:webHidden/>
-          </w:rPr>
-          <w:fldChar w:fldCharType="separate"/>
-        </w:r>
-        <w:r>
-          <w:rPr>
-            <w:noProof/>
-            <w:webHidden/>
-          </w:rPr>
-          <w:t>100</w:t>
-        </w:r>
-        <w:r>
-          <w:rPr>
-            <w:noProof/>
-            <w:webHidden/>
-          </w:rPr>
-          <w:fldChar w:fldCharType="end"/>
-        </w:r>
-      </w:hyperlink>
-    </w:p>
-    <w:p>
-      <w:pPr>
-        <w:pStyle w:val="TDC2"/>
-        <w:tabs>
-          <w:tab w:val="right" w:leader="dot" w:pos="9962"/>
-        </w:tabs>
-        <w:rPr>
-          <w:rFonts w:asciiTheme="minorHAnsi" w:eastAsiaTheme="minorEastAsia" w:hAnsiTheme="minorHAnsi" w:cstheme="minorBidi"/>
-          <w:noProof/>
-          <w:sz w:val="24"/>
-          <w:szCs w:val="24"/>
-          <w:lang w:eastAsia="es-CO"/>
-          <w14:ligatures w14:val="standardContextual"/>
-        </w:rPr>
-      </w:pPr>
-      <w:hyperlink w:anchor="_Toc234915149" w:history="1">
-        <w:r>
-          <w:rPr>
-            <w:rStyle w:val="Hipervnculo"/>
-            <w:noProof/>
-          </w:rPr>
-          <w:t>2.6 Relación de elementos de costura: tela, aguja, puntada, hilo, ajuste</w:t>
-        </w:r>
-        <w:r>
-          <w:rPr>
-            <w:noProof/>
-            <w:webHidden/>
-          </w:rPr>
-          <w:tab/>
-        </w:r>
-        <w:r>
-          <w:rPr>
-            <w:noProof/>
-            <w:webHidden/>
-          </w:rPr>
-          <w:fldChar w:fldCharType="begin"/>
-        </w:r>
-        <w:r>
-          <w:rPr>
-            <w:noProof/>
-            <w:webHidden/>
-          </w:rPr>
-          <w:instrText xml:space="preserve"> PAGEREF _Toc234915149 \h </w:instrText>
-        </w:r>
-        <w:r>
-          <w:rPr>
-            <w:noProof/>
-            <w:webHidden/>
-          </w:rPr>
-        </w:r>
-        <w:r>
-          <w:rPr>
-            <w:noProof/>
-            <w:webHidden/>
-          </w:rPr>
-          <w:fldChar w:fldCharType="separate"/>
-        </w:r>
-        <w:r>
-          <w:rPr>
-            <w:noProof/>
-            <w:webHidden/>
-          </w:rPr>
-          <w:t>103</w:t>
-        </w:r>
-        <w:r>
-          <w:rPr>
-            <w:noProof/>
-            <w:webHidden/>
-          </w:rPr>
-          <w:fldChar w:fldCharType="end"/>
-        </w:r>
-      </w:hyperlink>
-    </w:p>
-    <w:p>
-      <w:pPr>
-        <w:pStyle w:val="TDC2"/>
-        <w:tabs>
-          <w:tab w:val="left" w:pos="1680"/>
-          <w:tab w:val="right" w:leader="dot" w:pos="9962"/>
-        </w:tabs>
-        <w:rPr>
-          <w:rFonts w:asciiTheme="minorHAnsi" w:eastAsiaTheme="minorEastAsia" w:hAnsiTheme="minorHAnsi" w:cstheme="minorBidi"/>
-          <w:noProof/>
-          <w:sz w:val="24"/>
-          <w:szCs w:val="24"/>
-          <w:lang w:eastAsia="es-CO"/>
-          <w14:ligatures w14:val="standardContextual"/>
-        </w:rPr>
-      </w:pPr>
-      <w:hyperlink w:anchor="_Toc234915150" w:history="1">
-        <w:r>
-          <w:rPr>
-            <w:rStyle w:val="Hipervnculo"/>
-            <w:noProof/>
-          </w:rPr>
-          <w:t>2.6.</w:t>
-        </w:r>
-        <w:r>
-          <w:rPr>
-            <w:rFonts w:asciiTheme="minorHAnsi" w:eastAsiaTheme="minorEastAsia" w:hAnsiTheme="minorHAnsi" w:cstheme="minorBidi"/>
-            <w:noProof/>
-            <w:sz w:val="24"/>
-            <w:szCs w:val="24"/>
-            <w:lang w:eastAsia="es-CO"/>
-            <w14:ligatures w14:val="standardContextual"/>
-          </w:rPr>
-          <w:tab/>
-        </w:r>
-        <w:r>
-          <w:rPr>
-            <w:rStyle w:val="Hipervnculo"/>
-            <w:noProof/>
-          </w:rPr>
-          <w:t>Calibrar</w:t>
-        </w:r>
-        <w:r>
-          <w:rPr>
-            <w:noProof/>
-            <w:webHidden/>
-          </w:rPr>
-          <w:tab/>
-        </w:r>
-        <w:r>
-          <w:rPr>
-            <w:noProof/>
-            <w:webHidden/>
-          </w:rPr>
-          <w:fldChar w:fldCharType="begin"/>
-        </w:r>
-        <w:r>
-          <w:rPr>
-            <w:noProof/>
-            <w:webHidden/>
-          </w:rPr>
-          <w:instrText xml:space="preserve"> PAGEREF _Toc234915150 \h </w:instrText>
-        </w:r>
-        <w:r>
-          <w:rPr>
-            <w:noProof/>
-            <w:webHidden/>
-          </w:rPr>
-        </w:r>
-        <w:r>
-          <w:rPr>
-            <w:noProof/>
-            <w:webHidden/>
-          </w:rPr>
-          <w:fldChar w:fldCharType="separate"/>
-        </w:r>
-        <w:r>
-          <w:rPr>
-            <w:noProof/>
-            <w:webHidden/>
-          </w:rPr>
-          <w:t>109</w:t>
-        </w:r>
-        <w:r>
-          <w:rPr>
-            <w:noProof/>
-            <w:webHidden/>
-          </w:rPr>
-          <w:fldChar w:fldCharType="end"/>
-        </w:r>
-      </w:hyperlink>
-    </w:p>
-    <w:p>
-      <w:pPr>
-        <w:pStyle w:val="TDC2"/>
-        <w:tabs>
-          <w:tab w:val="left" w:pos="1680"/>
-          <w:tab w:val="right" w:leader="dot" w:pos="9962"/>
-        </w:tabs>
-        <w:rPr>
-          <w:rFonts w:asciiTheme="minorHAnsi" w:eastAsiaTheme="minorEastAsia" w:hAnsiTheme="minorHAnsi" w:cstheme="minorBidi"/>
-          <w:noProof/>
-          <w:sz w:val="24"/>
-          <w:szCs w:val="24"/>
-          <w:lang w:eastAsia="es-CO"/>
-          <w14:ligatures w14:val="standardContextual"/>
-        </w:rPr>
-      </w:pPr>
-      <w:hyperlink w:anchor="_Toc234915151" w:history="1">
-        <w:r>
-          <w:rPr>
-            <w:rStyle w:val="Hipervnculo"/>
-            <w:noProof/>
-          </w:rPr>
-          <w:t>2.7.</w:t>
-        </w:r>
-        <w:r>
-          <w:rPr>
-            <w:rFonts w:asciiTheme="minorHAnsi" w:eastAsiaTheme="minorEastAsia" w:hAnsiTheme="minorHAnsi" w:cstheme="minorBidi"/>
-            <w:noProof/>
-            <w:sz w:val="24"/>
-            <w:szCs w:val="24"/>
-            <w:lang w:eastAsia="es-CO"/>
-            <w14:ligatures w14:val="standardContextual"/>
-          </w:rPr>
-          <w:tab/>
-        </w:r>
-        <w:r>
-          <w:rPr>
-            <w:rStyle w:val="Hipervnculo"/>
-            <w:noProof/>
-          </w:rPr>
-          <w:t>Desarrollo de operaciones básico para ensamble de piezas</w:t>
-        </w:r>
-        <w:r>
-          <w:rPr>
-            <w:noProof/>
-            <w:webHidden/>
-          </w:rPr>
-          <w:tab/>
-        </w:r>
-        <w:r>
-          <w:rPr>
-            <w:noProof/>
-            <w:webHidden/>
-          </w:rPr>
-          <w:fldChar w:fldCharType="begin"/>
-        </w:r>
-        <w:r>
-          <w:rPr>
-            <w:noProof/>
-            <w:webHidden/>
-          </w:rPr>
-          <w:instrText xml:space="preserve"> PAGEREF _Toc234915151 \h </w:instrText>
-        </w:r>
-        <w:r>
-          <w:rPr>
-            <w:noProof/>
-            <w:webHidden/>
-          </w:rPr>
-        </w:r>
-        <w:r>
-          <w:rPr>
-            <w:noProof/>
-            <w:webHidden/>
-          </w:rPr>
-          <w:fldChar w:fldCharType="separate"/>
-        </w:r>
-        <w:r>
-          <w:rPr>
-            <w:noProof/>
-            <w:webHidden/>
-          </w:rPr>
-          <w:t>114</w:t>
-        </w:r>
-        <w:r>
-          <w:rPr>
-            <w:noProof/>
-            <w:webHidden/>
-          </w:rPr>
-          <w:fldChar w:fldCharType="end"/>
-        </w:r>
-      </w:hyperlink>
-    </w:p>
-    <w:p>
-      <w:pPr>
-        <w:pStyle w:val="TDC1"/>
-        <w:tabs>
-          <w:tab w:val="right" w:leader="dot" w:pos="9962"/>
-        </w:tabs>
-        <w:rPr>
-          <w:rFonts w:asciiTheme="minorHAnsi" w:eastAsiaTheme="minorEastAsia" w:hAnsiTheme="minorHAnsi" w:cstheme="minorBidi"/>
-          <w:noProof/>
-          <w:sz w:val="24"/>
-          <w:szCs w:val="24"/>
-          <w:lang w:eastAsia="es-CO"/>
-          <w14:ligatures w14:val="standardContextual"/>
-        </w:rPr>
-      </w:pPr>
-      <w:hyperlink w:anchor="_Toc234915152" w:history="1">
-        <w:r>
-          <w:rPr>
-            <w:rStyle w:val="Hipervnculo"/>
-            <w:noProof/>
-          </w:rPr>
-          <w:t>Síntesis</w:t>
-        </w:r>
-        <w:r>
-          <w:rPr>
-            <w:noProof/>
-            <w:webHidden/>
-          </w:rPr>
-          <w:tab/>
-        </w:r>
-        <w:r>
-          <w:rPr>
-            <w:noProof/>
-            <w:webHidden/>
-          </w:rPr>
-          <w:fldChar w:fldCharType="begin"/>
-        </w:r>
-        <w:r>
-          <w:rPr>
-            <w:noProof/>
-            <w:webHidden/>
-          </w:rPr>
-          <w:instrText xml:space="preserve"> PAGEREF _Toc234915152 \h </w:instrText>
-        </w:r>
-        <w:r>
-          <w:rPr>
-            <w:noProof/>
-            <w:webHidden/>
-          </w:rPr>
-        </w:r>
-        <w:r>
-          <w:rPr>
-            <w:noProof/>
-            <w:webHidden/>
-          </w:rPr>
-          <w:fldChar w:fldCharType="separate"/>
-        </w:r>
-        <w:r>
-          <w:rPr>
-            <w:noProof/>
-            <w:webHidden/>
-          </w:rPr>
-          <w:t>117</w:t>
-        </w:r>
-        <w:r>
-          <w:rPr>
-            <w:noProof/>
-            <w:webHidden/>
-          </w:rPr>
-          <w:fldChar w:fldCharType="end"/>
-        </w:r>
-      </w:hyperlink>
-    </w:p>
-    <w:p>
-      <w:pPr>
-        <w:pStyle w:val="TDC1"/>
-        <w:tabs>
-          <w:tab w:val="right" w:leader="dot" w:pos="9962"/>
-        </w:tabs>
-        <w:rPr>
-          <w:rFonts w:asciiTheme="minorHAnsi" w:eastAsiaTheme="minorEastAsia" w:hAnsiTheme="minorHAnsi" w:cstheme="minorBidi"/>
-          <w:noProof/>
-          <w:sz w:val="24"/>
-          <w:szCs w:val="24"/>
-          <w:lang w:eastAsia="es-CO"/>
-          <w14:ligatures w14:val="standardContextual"/>
-        </w:rPr>
-      </w:pPr>
-      <w:hyperlink w:anchor="_Toc234915153" w:history="1">
-        <w:r>
-          <w:rPr>
-            <w:rStyle w:val="Hipervnculo"/>
-            <w:noProof/>
-          </w:rPr>
-          <w:t>Glosario</w:t>
-        </w:r>
-        <w:r>
-          <w:rPr>
-            <w:noProof/>
-            <w:webHidden/>
-          </w:rPr>
-          <w:tab/>
-        </w:r>
-        <w:r>
-          <w:rPr>
-            <w:noProof/>
-            <w:webHidden/>
-          </w:rPr>
-          <w:fldChar w:fldCharType="begin"/>
-        </w:r>
-        <w:r>
-          <w:rPr>
-            <w:noProof/>
-            <w:webHidden/>
-          </w:rPr>
-          <w:instrText xml:space="preserve"> PAGEREF _Toc234915153 \h </w:instrText>
-        </w:r>
-        <w:r>
-          <w:rPr>
-            <w:noProof/>
-            <w:webHidden/>
-          </w:rPr>
-        </w:r>
-        <w:r>
-          <w:rPr>
-            <w:noProof/>
-            <w:webHidden/>
-          </w:rPr>
-          <w:fldChar w:fldCharType="separate"/>
-        </w:r>
-        <w:r>
-          <w:rPr>
-            <w:noProof/>
-            <w:webHidden/>
-          </w:rPr>
-          <w:t>118</w:t>
-        </w:r>
-        <w:r>
-          <w:rPr>
-            <w:noProof/>
-            <w:webHidden/>
-          </w:rPr>
-          <w:fldChar w:fldCharType="end"/>
-        </w:r>
-      </w:hyperlink>
-    </w:p>
-    <w:p>
-      <w:pPr>
-        <w:pStyle w:val="TDC1"/>
-        <w:tabs>
-          <w:tab w:val="right" w:leader="dot" w:pos="9962"/>
-        </w:tabs>
-        <w:rPr>
-          <w:rFonts w:asciiTheme="minorHAnsi" w:eastAsiaTheme="minorEastAsia" w:hAnsiTheme="minorHAnsi" w:cstheme="minorBidi"/>
-          <w:noProof/>
-          <w:sz w:val="24"/>
-          <w:szCs w:val="24"/>
-          <w:lang w:eastAsia="es-CO"/>
-          <w14:ligatures w14:val="standardContextual"/>
-        </w:rPr>
-      </w:pPr>
-      <w:hyperlink w:anchor="_Toc234915154" w:history="1">
-        <w:r>
-          <w:rPr>
-            <w:rStyle w:val="Hipervnculo"/>
-            <w:noProof/>
-            <w:lang w:val="es-MX"/>
-          </w:rPr>
-          <w:t>Referencias bibliográficas</w:t>
-        </w:r>
-        <w:r>
-          <w:rPr>
-            <w:noProof/>
-            <w:webHidden/>
-          </w:rPr>
-          <w:tab/>
-        </w:r>
-        <w:r>
-          <w:rPr>
-            <w:noProof/>
-            <w:webHidden/>
-          </w:rPr>
-          <w:fldChar w:fldCharType="begin"/>
-        </w:r>
-        <w:r>
-          <w:rPr>
-            <w:noProof/>
-            <w:webHidden/>
-          </w:rPr>
-          <w:instrText xml:space="preserve"> PAGEREF _Toc234915154 \h </w:instrText>
-        </w:r>
-        <w:r>
-          <w:rPr>
-            <w:noProof/>
-            <w:webHidden/>
-          </w:rPr>
-        </w:r>
-        <w:r>
-          <w:rPr>
-            <w:noProof/>
-            <w:webHidden/>
-          </w:rPr>
-          <w:fldChar w:fldCharType="separate"/>
-        </w:r>
-        <w:r>
-          <w:rPr>
-            <w:noProof/>
-            <w:webHidden/>
-          </w:rPr>
-          <w:t>121</w:t>
-        </w:r>
-        <w:r>
-          <w:rPr>
-            <w:noProof/>
-            <w:webHidden/>
-          </w:rPr>
-          <w:fldChar w:fldCharType="end"/>
-        </w:r>
-      </w:hyperlink>
-    </w:p>
-    <w:p>
-      <w:pPr>
-        <w:pStyle w:val="TDC1"/>
-        <w:tabs>
-          <w:tab w:val="right" w:leader="dot" w:pos="9962"/>
-        </w:tabs>
-        <w:rPr>
-          <w:rFonts w:asciiTheme="minorHAnsi" w:eastAsiaTheme="minorEastAsia" w:hAnsiTheme="minorHAnsi" w:cstheme="minorBidi"/>
-          <w:noProof/>
-          <w:sz w:val="24"/>
-          <w:szCs w:val="24"/>
-          <w:lang w:eastAsia="es-CO"/>
-          <w14:ligatures w14:val="standardContextual"/>
-        </w:rPr>
-      </w:pPr>
-      <w:hyperlink w:anchor="_Toc234915155" w:history="1">
-        <w:r>
-          <w:rPr>
-            <w:rStyle w:val="Hipervnculo"/>
-            <w:noProof/>
-          </w:rPr>
-          <w:t>Créditos</w:t>
-        </w:r>
-        <w:r>
-          <w:rPr>
-            <w:noProof/>
-            <w:webHidden/>
-          </w:rPr>
-          <w:tab/>
-        </w:r>
-        <w:r>
-          <w:rPr>
-            <w:noProof/>
-            <w:webHidden/>
-          </w:rPr>
-          <w:fldChar w:fldCharType="begin"/>
-        </w:r>
-        <w:r>
-          <w:rPr>
-            <w:noProof/>
-            <w:webHidden/>
-          </w:rPr>
-          <w:instrText xml:space="preserve"> PAGEREF _Toc234915155 \h </w:instrText>
-        </w:r>
-        <w:r>
-          <w:rPr>
-            <w:noProof/>
-            <w:webHidden/>
-          </w:rPr>
-        </w:r>
-        <w:r>
-          <w:rPr>
-            <w:noProof/>
-            <w:webHidden/>
-          </w:rPr>
-          <w:fldChar w:fldCharType="separate"/>
-        </w:r>
-        <w:r>
-          <w:rPr>
-            <w:noProof/>
-            <w:webHidden/>
-          </w:rPr>
-          <w:t>122</w:t>
-        </w:r>
-        <w:r>
-          <w:rPr>
-            <w:noProof/>
-            <w:webHidden/>
-          </w:rPr>
-          <w:fldChar w:fldCharType="end"/>
-        </w:r>
-      </w:hyperlink>
-    </w:p>
-    <w:p>
-      <w:pPr>
-        <w:pStyle w:val="Titulosgenerales"/>
-      </w:pPr>
-      <w:r>
-        <w:rPr>
-          <w:lang w:val="es-ES"/>
-        </w:rPr>
-        <w:lastRenderedPageBreak/>
-        <w:fldChar w:fldCharType="end"/>
-      </w:r>
-      <w:bookmarkStart w:id="0" w:name="_Toc176443691"/>
-      <w:bookmarkStart w:id="1" w:name="_Toc234915134"/>
-      <w:r>
         <w:t>Introducción</w:t>
       </w:r>
+      <w:bookmarkEnd w:id="1"/>
       <w:bookmarkEnd w:id="0"/>
-      <w:bookmarkEnd w:id="1"/>
+      <w:bookmarkEnd w:id="2"/>
     </w:p>
     <w:p>
       <w:pPr>
@@ -2487,7 +2511,7 @@
           <w:lang w:eastAsia="es-CO"/>
         </w:rPr>
         <w:drawing>
-          <wp:inline distT="0" distB="0" distL="0" distR="0" wp14:anchorId="54D3BCEC" wp14:editId="61E43DD8">
+          <wp:inline distT="0" distB="0" distL="0" distR="0" wp14:anchorId="54D3BCEC" wp14:editId="79EAC462">
             <wp:extent cx="4680000" cy="2631600"/>
             <wp:effectExtent l="0" t="0" r="6350" b="0"/>
             <wp:docPr id="7" name="Imagen 7">
@@ -4223,7 +4247,8 @@
         </w:tabs>
         <w:spacing w:after="120"/>
       </w:pPr>
-      <w:bookmarkStart w:id="2" w:name="_Toc234915135"/>
+      <w:bookmarkStart w:id="3" w:name="_Toc235693433"/>
+      <w:bookmarkStart w:id="4" w:name="_Toc235693511"/>
       <w:r>
         <w:lastRenderedPageBreak/>
         <w:t xml:space="preserve">Conceptos de </w:t>
@@ -4232,7 +4257,8 @@
       <w:r>
         <w:t>pre-patronaje</w:t>
       </w:r>
-      <w:bookmarkEnd w:id="2"/>
+      <w:bookmarkEnd w:id="3"/>
+      <w:bookmarkEnd w:id="4"/>
       <w:proofErr w:type="spellEnd"/>
       <w:r>
         <w:tab/>
@@ -4605,15 +4631,7 @@
                 <w:lang w:eastAsia="es-CO"/>
               </w:rPr>
               <w:lastRenderedPageBreak/>
-              <w:t xml:space="preserve">Descripción de la imagen: </w:t>
-            </w:r>
-            <w:r>
-              <w:rPr>
-                <w:b/>
-                <w:bCs/>
-                <w:lang w:eastAsia="es-CO"/>
-              </w:rPr>
-              <w:t>División del cuerpo</w:t>
+              <w:t>Descripción de la imagen: División del cuerpo</w:t>
             </w:r>
           </w:p>
         </w:tc>
@@ -5157,11 +5175,13 @@
         </w:numPr>
         <w:ind w:left="567" w:hanging="567"/>
       </w:pPr>
-      <w:bookmarkStart w:id="3" w:name="_Toc234915136"/>
+      <w:bookmarkStart w:id="5" w:name="_Toc235693434"/>
+      <w:bookmarkStart w:id="6" w:name="_Toc235693512"/>
       <w:r>
         <w:t>Estructura corporal humana</w:t>
       </w:r>
-      <w:bookmarkEnd w:id="3"/>
+      <w:bookmarkEnd w:id="5"/>
+      <w:bookmarkEnd w:id="6"/>
     </w:p>
     <w:p>
       <w:pPr>
@@ -5189,9 +5209,17 @@
       </w:pPr>
       <w:r>
         <w:rPr>
-          <w:lang w:eastAsia="es-CO"/>
-        </w:rPr>
-        <w:t>Posición anatómica: es aquella que se considera adecuada para el estudio anatómico del cuerpo humano. Consiste en:</w:t>
+          <w:b/>
+          <w:bCs/>
+          <w:lang w:eastAsia="es-CO"/>
+        </w:rPr>
+        <w:t>Posición anatómica:</w:t>
+      </w:r>
+      <w:r>
+        <w:rPr>
+          <w:lang w:eastAsia="es-CO"/>
+        </w:rPr>
+        <w:t xml:space="preserve"> es aquella que se considera adecuada para el estudio anatómico del cuerpo humano. Consiste en:</w:t>
       </w:r>
     </w:p>
     <w:p>
@@ -6785,10 +6813,10 @@
           <w:lang w:eastAsia="es-CO"/>
         </w:rPr>
         <w:drawing>
-          <wp:inline distT="0" distB="0" distL="0" distR="0" wp14:anchorId="130E6AF5" wp14:editId="04C5DA06">
-            <wp:extent cx="3649851" cy="2302823"/>
-            <wp:effectExtent l="0" t="0" r="8255" b="2540"/>
-            <wp:docPr id="31" name="Imagen 31" descr="Diagrama de flujo para identificar tipos de cuerpo femenino según la proporción entre hombros, cintura y cadera mediante preguntas."/>
+          <wp:inline distT="0" distB="0" distL="0" distR="0" wp14:anchorId="29D5E8BB" wp14:editId="5BCE527F">
+            <wp:extent cx="4626791" cy="2396912"/>
+            <wp:effectExtent l="0" t="0" r="2540" b="3810"/>
+            <wp:docPr id="395831505" name="Imagen 4" descr="Diagrama de flujo para identificar tipos de cuerpo femenino según la proporción entre hombros, cintura y cadera mediante preguntas."/>
             <wp:cNvGraphicFramePr>
               <a:graphicFrameLocks xmlns:a="http://schemas.openxmlformats.org/drawingml/2006/main" noChangeAspect="1"/>
             </wp:cNvGraphicFramePr>
@@ -6796,11 +6824,11 @@
               <a:graphicData uri="http://schemas.openxmlformats.org/drawingml/2006/picture">
                 <pic:pic xmlns:pic="http://schemas.openxmlformats.org/drawingml/2006/picture">
                   <pic:nvPicPr>
-                    <pic:cNvPr id="31" name="Imagen 31" descr="Diagrama de flujo para identificar tipos de cuerpo femenino según la proporción entre hombros, cintura y cadera mediante preguntas."/>
+                    <pic:cNvPr id="395831505" name="Imagen 4" descr="Diagrama de flujo para identificar tipos de cuerpo femenino según la proporción entre hombros, cintura y cadera mediante preguntas."/>
                     <pic:cNvPicPr/>
                   </pic:nvPicPr>
                   <pic:blipFill>
-                    <a:blip r:embed="rId18">
+                    <a:blip r:embed="rId18" cstate="print">
                       <a:extLst>
                         <a:ext uri="{28A0092B-C50C-407E-A947-70E740481C1C}">
                           <a14:useLocalDpi xmlns:a14="http://schemas.microsoft.com/office/drawing/2010/main" val="0"/>
@@ -6814,7 +6842,7 @@
                   <pic:spPr>
                     <a:xfrm>
                       <a:off x="0" y="0"/>
-                      <a:ext cx="3667859" cy="2314185"/>
+                      <a:ext cx="4646109" cy="2406920"/>
                     </a:xfrm>
                     <a:prstGeom prst="rect">
                       <a:avLst/>
@@ -9499,11 +9527,13 @@
         </w:numPr>
         <w:ind w:left="567" w:hanging="567"/>
       </w:pPr>
-      <w:bookmarkStart w:id="4" w:name="_Toc234915137"/>
+      <w:bookmarkStart w:id="7" w:name="_Toc235693435"/>
+      <w:bookmarkStart w:id="8" w:name="_Toc235693513"/>
       <w:r>
         <w:t>Clasificación de medidas</w:t>
       </w:r>
-      <w:bookmarkEnd w:id="4"/>
+      <w:bookmarkEnd w:id="7"/>
+      <w:bookmarkEnd w:id="8"/>
     </w:p>
     <w:p>
       <w:pPr>
@@ -11681,7 +11711,13 @@
               <w:rPr>
                 <w:b/>
               </w:rPr>
-              <w:t xml:space="preserve">Transcripción del video: </w:t>
+              <w:t>Síntesis</w:t>
+            </w:r>
+            <w:r>
+              <w:rPr>
+                <w:b/>
+              </w:rPr>
+              <w:t xml:space="preserve"> del video: </w:t>
             </w:r>
             <w:r>
               <w:rPr>
@@ -11757,7 +11793,8 @@
         </w:numPr>
         <w:ind w:left="567" w:hanging="567"/>
       </w:pPr>
-      <w:bookmarkStart w:id="5" w:name="_Toc234915138"/>
+      <w:bookmarkStart w:id="9" w:name="_Toc235693436"/>
+      <w:bookmarkStart w:id="10" w:name="_Toc235693514"/>
       <w:r>
         <w:lastRenderedPageBreak/>
         <w:t xml:space="preserve">Concepto de </w:t>
@@ -11765,7 +11802,8 @@
       <w:r>
         <w:t>Patronaje</w:t>
       </w:r>
-      <w:bookmarkEnd w:id="5"/>
+      <w:bookmarkEnd w:id="9"/>
+      <w:bookmarkEnd w:id="10"/>
     </w:p>
     <w:p>
       <w:pPr>
@@ -11984,19 +12022,6 @@
           <w:lang w:eastAsia="es-CO"/>
         </w:rPr>
         <w:t>El contorno superior de mayor prominencia (busto o pecho, según el tipo de prenda y la población de estudio).</w:t>
-      </w:r>
-    </w:p>
-    <w:p>
-      <w:pPr>
-        <w:rPr>
-          <w:lang w:eastAsia="es-CO"/>
-        </w:rPr>
-      </w:pPr>
-      <w:r>
-        <w:rPr>
-          <w:lang w:eastAsia="es-CO"/>
-        </w:rPr>
-        <w:t xml:space="preserve">Para ampliar esta información, consulte el documento sobre análisis de tallas y medidas, en el cual se explica el procedimiento para la construcción y aplicación de cuadros de tallas en patronaje. </w:t>
       </w:r>
     </w:p>
     <w:p>
@@ -12068,7 +12093,6 @@
           <w:p>
             <w:pPr>
               <w:ind w:firstLine="0"/>
-              <w:jc w:val="center"/>
               <w:rPr>
                 <w:lang w:eastAsia="es-CO"/>
               </w:rPr>
@@ -12085,7 +12109,6 @@
           <w:p>
             <w:pPr>
               <w:ind w:firstLine="0"/>
-              <w:jc w:val="center"/>
               <w:rPr>
                 <w:lang w:eastAsia="es-CO"/>
               </w:rPr>
@@ -12107,7 +12130,6 @@
           <w:p>
             <w:pPr>
               <w:ind w:firstLine="0"/>
-              <w:jc w:val="center"/>
               <w:rPr>
                 <w:lang w:eastAsia="es-CO"/>
               </w:rPr>
@@ -12124,7 +12146,6 @@
           <w:p>
             <w:pPr>
               <w:ind w:firstLine="0"/>
-              <w:jc w:val="center"/>
               <w:rPr>
                 <w:lang w:eastAsia="es-CO"/>
               </w:rPr>
@@ -12143,7 +12164,6 @@
           <w:p>
             <w:pPr>
               <w:ind w:firstLine="0"/>
-              <w:jc w:val="center"/>
               <w:rPr>
                 <w:lang w:eastAsia="es-CO"/>
               </w:rPr>
@@ -12160,7 +12180,6 @@
           <w:p>
             <w:pPr>
               <w:ind w:firstLine="0"/>
-              <w:jc w:val="center"/>
               <w:rPr>
                 <w:lang w:eastAsia="es-CO"/>
               </w:rPr>
@@ -12182,7 +12201,6 @@
           <w:p>
             <w:pPr>
               <w:ind w:firstLine="0"/>
-              <w:jc w:val="center"/>
               <w:rPr>
                 <w:lang w:eastAsia="es-CO"/>
               </w:rPr>
@@ -12199,7 +12217,6 @@
           <w:p>
             <w:pPr>
               <w:ind w:firstLine="0"/>
-              <w:jc w:val="center"/>
               <w:rPr>
                 <w:lang w:eastAsia="es-CO"/>
               </w:rPr>
@@ -12218,7 +12235,6 @@
           <w:p>
             <w:pPr>
               <w:ind w:firstLine="0"/>
-              <w:jc w:val="center"/>
               <w:rPr>
                 <w:lang w:eastAsia="es-CO"/>
               </w:rPr>
@@ -12235,7 +12251,6 @@
           <w:p>
             <w:pPr>
               <w:ind w:firstLine="0"/>
-              <w:jc w:val="center"/>
               <w:rPr>
                 <w:lang w:eastAsia="es-CO"/>
               </w:rPr>
@@ -12257,13 +12272,11 @@
           <w:p>
             <w:pPr>
               <w:ind w:firstLine="0"/>
-              <w:jc w:val="center"/>
               <w:rPr>
                 <w:lang w:eastAsia="es-CO"/>
               </w:rPr>
             </w:pPr>
             <w:r>
-              <w:lastRenderedPageBreak/>
               <w:t>Talle</w:t>
             </w:r>
           </w:p>
@@ -12275,7 +12288,6 @@
           <w:p>
             <w:pPr>
               <w:ind w:firstLine="0"/>
-              <w:jc w:val="center"/>
               <w:rPr>
                 <w:lang w:eastAsia="es-CO"/>
               </w:rPr>
@@ -12294,7 +12306,6 @@
           <w:p>
             <w:pPr>
               <w:ind w:firstLine="0"/>
-              <w:jc w:val="center"/>
               <w:rPr>
                 <w:lang w:eastAsia="es-CO"/>
               </w:rPr>
@@ -12311,7 +12322,6 @@
           <w:p>
             <w:pPr>
               <w:ind w:firstLine="0"/>
-              <w:jc w:val="center"/>
               <w:rPr>
                 <w:lang w:eastAsia="es-CO"/>
               </w:rPr>
@@ -12333,12 +12343,12 @@
           <w:p>
             <w:pPr>
               <w:ind w:firstLine="0"/>
-              <w:jc w:val="center"/>
               <w:rPr>
                 <w:lang w:eastAsia="es-CO"/>
               </w:rPr>
             </w:pPr>
             <w:r>
+              <w:lastRenderedPageBreak/>
               <w:t>Largo de brazo</w:t>
             </w:r>
           </w:p>
@@ -12350,7 +12360,6 @@
           <w:p>
             <w:pPr>
               <w:ind w:firstLine="0"/>
-              <w:jc w:val="center"/>
               <w:rPr>
                 <w:lang w:eastAsia="es-CO"/>
               </w:rPr>
@@ -12369,7 +12378,6 @@
           <w:p>
             <w:pPr>
               <w:ind w:firstLine="0"/>
-              <w:jc w:val="center"/>
               <w:rPr>
                 <w:lang w:eastAsia="es-CO"/>
               </w:rPr>
@@ -12386,7 +12394,6 @@
           <w:p>
             <w:pPr>
               <w:ind w:firstLine="0"/>
-              <w:jc w:val="center"/>
               <w:rPr>
                 <w:lang w:eastAsia="es-CO"/>
               </w:rPr>
@@ -12408,7 +12415,6 @@
           <w:p>
             <w:pPr>
               <w:ind w:firstLine="0"/>
-              <w:jc w:val="center"/>
               <w:rPr>
                 <w:lang w:eastAsia="es-CO"/>
               </w:rPr>
@@ -12425,7 +12431,6 @@
           <w:p>
             <w:pPr>
               <w:ind w:firstLine="0"/>
-              <w:jc w:val="center"/>
               <w:rPr>
                 <w:lang w:eastAsia="es-CO"/>
               </w:rPr>
@@ -12792,59 +12797,59 @@
         <w:rPr>
           <w:lang w:eastAsia="es-CO"/>
         </w:rPr>
+        <w:t>Cuello</w:t>
+      </w:r>
+      <w:r>
+        <w:rPr>
+          <w:lang w:eastAsia="es-CO"/>
+        </w:rPr>
+        <w:t xml:space="preserve">                    </w:t>
+      </w:r>
+      <w:r>
+        <w:rPr>
+          <w:lang w:eastAsia="es-CO"/>
+        </w:rPr>
+        <w:t>=      1/2 busto + 12</w:t>
+      </w:r>
+    </w:p>
+    <w:p>
+      <w:pPr>
+        <w:ind w:left="708" w:firstLine="708"/>
+        <w:rPr>
+          <w:lang w:eastAsia="es-CO"/>
+        </w:rPr>
+      </w:pPr>
+      <w:r>
+        <w:rPr>
+          <w:lang w:eastAsia="es-CO"/>
+        </w:rPr>
+        <w:t>Rodilla</w:t>
+      </w:r>
+      <w:r>
+        <w:rPr>
+          <w:lang w:eastAsia="es-CO"/>
+        </w:rPr>
+        <w:t xml:space="preserve">                   </w:t>
+      </w:r>
+      <w:r>
+        <w:rPr>
+          <w:lang w:eastAsia="es-CO"/>
+        </w:rPr>
+        <w:t>=      1/4 busto + 24</w:t>
+      </w:r>
+    </w:p>
+    <w:p>
+      <w:pPr>
+        <w:ind w:left="708" w:firstLine="708"/>
+        <w:rPr>
+          <w:lang w:eastAsia="es-CO"/>
+        </w:rPr>
+      </w:pPr>
+      <w:r>
+        <w:rPr>
+          <w:lang w:eastAsia="es-CO"/>
+        </w:rPr>
         <w:lastRenderedPageBreak/>
-        <w:t>Cuello</w:t>
-      </w:r>
-      <w:r>
-        <w:rPr>
-          <w:lang w:eastAsia="es-CO"/>
-        </w:rPr>
-        <w:t xml:space="preserve">                    </w:t>
-      </w:r>
-      <w:r>
-        <w:rPr>
-          <w:lang w:eastAsia="es-CO"/>
-        </w:rPr>
-        <w:t>=      1/2 busto + 12</w:t>
-      </w:r>
-    </w:p>
-    <w:p>
-      <w:pPr>
-        <w:ind w:left="708" w:firstLine="708"/>
-        <w:rPr>
-          <w:lang w:eastAsia="es-CO"/>
-        </w:rPr>
-      </w:pPr>
-      <w:r>
-        <w:rPr>
-          <w:lang w:eastAsia="es-CO"/>
-        </w:rPr>
-        <w:t>Rodilla</w:t>
-      </w:r>
-      <w:r>
-        <w:rPr>
-          <w:lang w:eastAsia="es-CO"/>
-        </w:rPr>
-        <w:t xml:space="preserve">                   </w:t>
-      </w:r>
-      <w:r>
-        <w:rPr>
-          <w:lang w:eastAsia="es-CO"/>
-        </w:rPr>
-        <w:t>=      1/4 busto + 24</w:t>
-      </w:r>
-    </w:p>
-    <w:p>
-      <w:pPr>
-        <w:ind w:left="708" w:firstLine="708"/>
-        <w:rPr>
-          <w:lang w:eastAsia="es-CO"/>
-        </w:rPr>
-      </w:pPr>
-      <w:r>
-        <w:rPr>
-          <w:lang w:eastAsia="es-CO"/>
-        </w:rPr>
         <w:t>Tobillo</w:t>
       </w:r>
       <w:r>
@@ -13299,28 +13304,54 @@
         <w:rPr>
           <w:lang w:eastAsia="es-CO"/>
         </w:rPr>
+        <w:t xml:space="preserve">Cuello                                </w:t>
+      </w:r>
+      <w:r>
+        <w:rPr>
+          <w:lang w:eastAsia="es-CO"/>
+        </w:rPr>
+        <w:t>=   2/3 de pecho + 4cm</w:t>
+      </w:r>
+    </w:p>
+    <w:p>
+      <w:pPr>
+        <w:ind w:left="708" w:firstLine="708"/>
+        <w:rPr>
+          <w:lang w:eastAsia="es-CO"/>
+        </w:rPr>
+      </w:pPr>
+      <w:r>
+        <w:rPr>
+          <w:lang w:eastAsia="es-CO"/>
+        </w:rPr>
+        <w:t>Estatura 7aC</w:t>
+      </w:r>
+      <w:r>
+        <w:rPr>
+          <w:lang w:eastAsia="es-CO"/>
+        </w:rPr>
+        <w:t xml:space="preserve">                     </w:t>
+      </w:r>
+      <w:r>
+        <w:rPr>
+          <w:lang w:eastAsia="es-CO"/>
+        </w:rPr>
+        <w:t>=   Años x 5 + 65cm</w:t>
+      </w:r>
+    </w:p>
+    <w:p>
+      <w:pPr>
+        <w:ind w:left="708" w:firstLine="708"/>
+        <w:rPr>
+          <w:lang w:eastAsia="es-CO"/>
+        </w:rPr>
+      </w:pPr>
+      <w:r>
+        <w:rPr>
+          <w:lang w:eastAsia="es-CO"/>
+        </w:rPr>
         <w:lastRenderedPageBreak/>
-        <w:t xml:space="preserve">Cuello                                </w:t>
-      </w:r>
-      <w:r>
-        <w:rPr>
-          <w:lang w:eastAsia="es-CO"/>
-        </w:rPr>
-        <w:t>=   2/3 de pecho + 4cm</w:t>
-      </w:r>
-    </w:p>
-    <w:p>
-      <w:pPr>
-        <w:ind w:left="708" w:firstLine="708"/>
-        <w:rPr>
-          <w:lang w:eastAsia="es-CO"/>
-        </w:rPr>
-      </w:pPr>
-      <w:r>
-        <w:rPr>
-          <w:lang w:eastAsia="es-CO"/>
-        </w:rPr>
-        <w:t>Estatura 7aC</w:t>
+        <w:t>Talle espalda</w:t>
       </w:r>
       <w:r>
         <w:rPr>
@@ -13332,43 +13363,8 @@
         <w:rPr>
           <w:lang w:eastAsia="es-CO"/>
         </w:rPr>
-        <w:t>=   Años x 5 + 65cm</w:t>
-      </w:r>
-    </w:p>
-    <w:p>
-      <w:pPr>
-        <w:ind w:left="708" w:firstLine="708"/>
-        <w:rPr>
-          <w:lang w:eastAsia="es-CO"/>
-        </w:rPr>
-      </w:pPr>
-      <w:r>
-        <w:rPr>
-          <w:lang w:eastAsia="es-CO"/>
-        </w:rPr>
-        <w:t>Talle espalda</w:t>
-      </w:r>
-      <w:r>
-        <w:rPr>
-          <w:lang w:eastAsia="es-CO"/>
-        </w:rPr>
-        <w:t xml:space="preserve">                     </w:t>
-      </w:r>
-      <w:r>
-        <w:rPr>
-          <w:lang w:eastAsia="es-CO"/>
-        </w:rPr>
         <w:t>=   3/10 de estatura 7aC</w:t>
       </w:r>
-    </w:p>
-    <w:p>
-      <w:pPr>
-        <w:spacing w:after="0"/>
-        <w:ind w:left="708" w:firstLine="708"/>
-        <w:rPr>
-          <w:lang w:eastAsia="es-CO"/>
-        </w:rPr>
-      </w:pPr>
     </w:p>
     <w:p>
       <w:pPr>
@@ -13699,7 +13695,6 @@
           <w:p>
             <w:pPr>
               <w:ind w:firstLine="0"/>
-              <w:jc w:val="center"/>
               <w:rPr>
                 <w:lang w:eastAsia="es-CO"/>
               </w:rPr>
@@ -13716,7 +13711,6 @@
           <w:p>
             <w:pPr>
               <w:ind w:firstLine="0"/>
-              <w:jc w:val="center"/>
               <w:rPr>
                 <w:lang w:eastAsia="es-CO"/>
               </w:rPr>
@@ -13733,7 +13727,6 @@
           <w:p>
             <w:pPr>
               <w:ind w:firstLine="0"/>
-              <w:jc w:val="center"/>
               <w:rPr>
                 <w:lang w:eastAsia="es-CO"/>
               </w:rPr>
@@ -13755,7 +13748,6 @@
           <w:p>
             <w:pPr>
               <w:ind w:firstLine="0"/>
-              <w:jc w:val="center"/>
               <w:rPr>
                 <w:lang w:eastAsia="es-CO"/>
               </w:rPr>
@@ -13772,7 +13764,6 @@
           <w:p>
             <w:pPr>
               <w:ind w:firstLine="0"/>
-              <w:jc w:val="center"/>
               <w:rPr>
                 <w:lang w:eastAsia="es-CO"/>
               </w:rPr>
@@ -13789,7 +13780,6 @@
           <w:p>
             <w:pPr>
               <w:ind w:firstLine="0"/>
-              <w:jc w:val="center"/>
               <w:rPr>
                 <w:lang w:eastAsia="es-CO"/>
               </w:rPr>
@@ -13808,7 +13798,6 @@
           <w:p>
             <w:pPr>
               <w:ind w:firstLine="0"/>
-              <w:jc w:val="center"/>
               <w:rPr>
                 <w:lang w:eastAsia="es-CO"/>
               </w:rPr>
@@ -13825,7 +13814,6 @@
           <w:p>
             <w:pPr>
               <w:ind w:firstLine="0"/>
-              <w:jc w:val="center"/>
               <w:rPr>
                 <w:lang w:eastAsia="es-CO"/>
               </w:rPr>
@@ -13842,7 +13830,6 @@
           <w:p>
             <w:pPr>
               <w:ind w:firstLine="0"/>
-              <w:jc w:val="center"/>
               <w:rPr>
                 <w:lang w:eastAsia="es-CO"/>
               </w:rPr>
@@ -13864,13 +13851,11 @@
           <w:p>
             <w:pPr>
               <w:ind w:firstLine="0"/>
-              <w:jc w:val="center"/>
               <w:rPr>
                 <w:lang w:eastAsia="es-CO"/>
               </w:rPr>
             </w:pPr>
             <w:r>
-              <w:lastRenderedPageBreak/>
               <w:t>Cadera</w:t>
             </w:r>
           </w:p>
@@ -13882,7 +13867,6 @@
           <w:p>
             <w:pPr>
               <w:ind w:firstLine="0"/>
-              <w:jc w:val="center"/>
               <w:rPr>
                 <w:lang w:eastAsia="es-CO"/>
               </w:rPr>
@@ -13905,7 +13889,6 @@
           <w:p>
             <w:pPr>
               <w:ind w:firstLine="0"/>
-              <w:jc w:val="center"/>
               <w:rPr>
                 <w:lang w:eastAsia="es-CO"/>
               </w:rPr>
@@ -13924,7 +13907,6 @@
           <w:p>
             <w:pPr>
               <w:ind w:firstLine="0"/>
-              <w:jc w:val="center"/>
               <w:rPr>
                 <w:lang w:eastAsia="es-CO"/>
               </w:rPr>
@@ -13941,7 +13923,6 @@
           <w:p>
             <w:pPr>
               <w:ind w:firstLine="0"/>
-              <w:jc w:val="center"/>
               <w:rPr>
                 <w:lang w:eastAsia="es-CO"/>
               </w:rPr>
@@ -13964,7 +13945,6 @@
           <w:p>
             <w:pPr>
               <w:ind w:firstLine="0"/>
-              <w:jc w:val="center"/>
               <w:rPr>
                 <w:lang w:eastAsia="es-CO"/>
               </w:rPr>
@@ -13986,12 +13966,12 @@
           <w:p>
             <w:pPr>
               <w:ind w:firstLine="0"/>
-              <w:jc w:val="center"/>
               <w:rPr>
                 <w:lang w:eastAsia="es-CO"/>
               </w:rPr>
             </w:pPr>
             <w:r>
+              <w:lastRenderedPageBreak/>
               <w:t>Cintura</w:t>
             </w:r>
           </w:p>
@@ -14003,7 +13983,6 @@
           <w:p>
             <w:pPr>
               <w:ind w:firstLine="0"/>
-              <w:jc w:val="center"/>
               <w:rPr>
                 <w:lang w:eastAsia="es-CO"/>
               </w:rPr>
@@ -14026,7 +14005,6 @@
           <w:p>
             <w:pPr>
               <w:ind w:firstLine="0"/>
-              <w:jc w:val="center"/>
               <w:rPr>
                 <w:lang w:eastAsia="es-CO"/>
               </w:rPr>
@@ -14045,7 +14023,6 @@
           <w:p>
             <w:pPr>
               <w:ind w:firstLine="0"/>
-              <w:jc w:val="center"/>
               <w:rPr>
                 <w:lang w:eastAsia="es-CO"/>
               </w:rPr>
@@ -14062,7 +14039,6 @@
           <w:p>
             <w:pPr>
               <w:ind w:firstLine="0"/>
-              <w:jc w:val="center"/>
               <w:rPr>
                 <w:lang w:eastAsia="es-CO"/>
               </w:rPr>
@@ -14085,7 +14061,6 @@
           <w:p>
             <w:pPr>
               <w:ind w:firstLine="0"/>
-              <w:jc w:val="center"/>
               <w:rPr>
                 <w:lang w:eastAsia="es-CO"/>
               </w:rPr>
@@ -14107,7 +14082,6 @@
           <w:p>
             <w:pPr>
               <w:ind w:firstLine="0"/>
-              <w:jc w:val="center"/>
               <w:rPr>
                 <w:lang w:eastAsia="es-CO"/>
               </w:rPr>
@@ -14124,7 +14098,6 @@
           <w:p>
             <w:pPr>
               <w:ind w:firstLine="0"/>
-              <w:jc w:val="center"/>
               <w:rPr>
                 <w:lang w:eastAsia="es-CO"/>
               </w:rPr>
@@ -14141,7 +14114,6 @@
           <w:p>
             <w:pPr>
               <w:ind w:firstLine="0"/>
-              <w:jc w:val="center"/>
               <w:rPr>
                 <w:lang w:eastAsia="es-CO"/>
               </w:rPr>
@@ -14189,14 +14161,19 @@
         <w:rPr>
           <w:lang w:eastAsia="es-CO"/>
         </w:rPr>
-        <w:t xml:space="preserve">Estas fórmulas constituyen una herramienta técnica utilizada en áreas como la antropometría, el patronaje, la confección y la ergonomía, ya que permiten mantener </w:t>
-      </w:r>
-      <w:r>
-        <w:rPr>
-          <w:lang w:eastAsia="es-CO"/>
-        </w:rPr>
-        <w:lastRenderedPageBreak/>
-        <w:t>proporciones corporales coherentes y funcionales en el diseño y construcción de prendas o productos adaptados al cuerpo humano.</w:t>
+        <w:t>Estas fórmulas constituyen una herramienta técnica utilizada en áreas como la antropometría, el patronaje, la confección y la ergonomía, ya que permiten mantener proporciones corporales coherentes y funcionales en el diseño y construcción de prendas o productos adaptados al cuerpo humano.</w:t>
+      </w:r>
+      <w:r>
+        <w:rPr>
+          <w:lang w:eastAsia="es-CO"/>
+        </w:rPr>
+        <w:tab/>
+      </w:r>
+      <w:r>
+        <w:rPr>
+          <w:lang w:eastAsia="es-CO"/>
+        </w:rPr>
+        <w:tab/>
       </w:r>
       <w:r>
         <w:rPr>
@@ -14246,6 +14223,7 @@
           <w:b/>
           <w:lang w:eastAsia="es-CO"/>
         </w:rPr>
+        <w:lastRenderedPageBreak/>
         <w:t>Construyendo tallas y cuadros</w:t>
       </w:r>
     </w:p>
@@ -14304,7 +14282,6 @@
           <w:p>
             <w:pPr>
               <w:ind w:firstLine="0"/>
-              <w:jc w:val="center"/>
               <w:rPr>
                 <w:sz w:val="24"/>
                 <w:szCs w:val="24"/>
@@ -14327,7 +14304,6 @@
           <w:p>
             <w:pPr>
               <w:ind w:firstLine="0"/>
-              <w:jc w:val="center"/>
               <w:rPr>
                 <w:sz w:val="24"/>
                 <w:szCs w:val="24"/>
@@ -14378,7 +14354,6 @@
           <w:p>
             <w:pPr>
               <w:ind w:firstLine="0"/>
-              <w:jc w:val="center"/>
               <w:rPr>
                 <w:sz w:val="24"/>
                 <w:szCs w:val="24"/>
@@ -14429,7 +14404,6 @@
           <w:p>
             <w:pPr>
               <w:ind w:firstLine="0"/>
-              <w:jc w:val="center"/>
               <w:rPr>
                 <w:sz w:val="24"/>
                 <w:szCs w:val="24"/>
@@ -14480,7 +14454,6 @@
           <w:p>
             <w:pPr>
               <w:ind w:firstLine="0"/>
-              <w:jc w:val="center"/>
               <w:rPr>
                 <w:sz w:val="24"/>
                 <w:szCs w:val="24"/>
@@ -14531,7 +14504,6 @@
           <w:p>
             <w:pPr>
               <w:ind w:firstLine="0"/>
-              <w:jc w:val="center"/>
               <w:rPr>
                 <w:sz w:val="24"/>
                 <w:szCs w:val="24"/>
@@ -14582,7 +14554,6 @@
           <w:p>
             <w:pPr>
               <w:ind w:firstLine="0"/>
-              <w:jc w:val="center"/>
               <w:rPr>
                 <w:sz w:val="24"/>
                 <w:szCs w:val="24"/>
@@ -14633,7 +14604,6 @@
           <w:p>
             <w:pPr>
               <w:ind w:firstLine="0"/>
-              <w:jc w:val="center"/>
               <w:rPr>
                 <w:sz w:val="24"/>
                 <w:szCs w:val="24"/>
@@ -16293,7 +16263,6 @@
                 <w:sz w:val="24"/>
                 <w:szCs w:val="24"/>
               </w:rPr>
-              <w:lastRenderedPageBreak/>
               <w:t>Cintura / Suelo</w:t>
             </w:r>
           </w:p>
@@ -16462,10 +16431,19 @@
           <w:lang w:eastAsia="es-CO"/>
         </w:rPr>
       </w:pPr>
-      <w:r>
-        <w:rPr>
-          <w:lang w:eastAsia="es-CO"/>
-        </w:rPr>
+    </w:p>
+    <w:p>
+      <w:pPr>
+        <w:ind w:firstLine="0"/>
+        <w:rPr>
+          <w:lang w:eastAsia="es-CO"/>
+        </w:rPr>
+      </w:pPr>
+      <w:r>
+        <w:rPr>
+          <w:lang w:eastAsia="es-CO"/>
+        </w:rPr>
+        <w:lastRenderedPageBreak/>
         <w:t>Cadera</w:t>
       </w:r>
       <w:r>
@@ -17008,7 +16986,6 @@
                 <w:ilvl w:val="0"/>
                 <w:numId w:val="0"/>
               </w:numPr>
-              <w:jc w:val="center"/>
               <w:rPr>
                 <w:lang w:eastAsia="es-CO"/>
               </w:rPr>
@@ -17029,7 +17006,6 @@
                 <w:ilvl w:val="0"/>
                 <w:numId w:val="0"/>
               </w:numPr>
-              <w:jc w:val="center"/>
               <w:rPr>
                 <w:lang w:eastAsia="es-CO"/>
               </w:rPr>
@@ -17050,7 +17026,6 @@
                 <w:ilvl w:val="0"/>
                 <w:numId w:val="0"/>
               </w:numPr>
-              <w:jc w:val="center"/>
               <w:rPr>
                 <w:lang w:eastAsia="es-CO"/>
               </w:rPr>
@@ -17076,7 +17051,6 @@
                 <w:ilvl w:val="0"/>
                 <w:numId w:val="0"/>
               </w:numPr>
-              <w:jc w:val="center"/>
               <w:rPr>
                 <w:lang w:eastAsia="es-CO"/>
               </w:rPr>
@@ -17097,7 +17071,6 @@
                 <w:ilvl w:val="0"/>
                 <w:numId w:val="0"/>
               </w:numPr>
-              <w:jc w:val="center"/>
               <w:rPr>
                 <w:lang w:eastAsia="es-CO"/>
               </w:rPr>
@@ -17118,7 +17091,6 @@
                 <w:ilvl w:val="0"/>
                 <w:numId w:val="0"/>
               </w:numPr>
-              <w:jc w:val="center"/>
               <w:rPr>
                 <w:lang w:eastAsia="es-CO"/>
               </w:rPr>
@@ -17141,7 +17113,6 @@
                 <w:ilvl w:val="0"/>
                 <w:numId w:val="0"/>
               </w:numPr>
-              <w:jc w:val="center"/>
               <w:rPr>
                 <w:lang w:eastAsia="es-CO"/>
               </w:rPr>
@@ -17162,7 +17133,6 @@
                 <w:ilvl w:val="0"/>
                 <w:numId w:val="0"/>
               </w:numPr>
-              <w:jc w:val="center"/>
               <w:rPr>
                 <w:lang w:eastAsia="es-CO"/>
               </w:rPr>
@@ -17183,7 +17153,6 @@
                 <w:ilvl w:val="0"/>
                 <w:numId w:val="0"/>
               </w:numPr>
-              <w:jc w:val="center"/>
               <w:rPr>
                 <w:lang w:eastAsia="es-CO"/>
               </w:rPr>
@@ -17209,7 +17178,6 @@
                 <w:ilvl w:val="0"/>
                 <w:numId w:val="0"/>
               </w:numPr>
-              <w:jc w:val="center"/>
               <w:rPr>
                 <w:lang w:eastAsia="es-CO"/>
               </w:rPr>
@@ -17230,7 +17198,6 @@
                 <w:ilvl w:val="0"/>
                 <w:numId w:val="0"/>
               </w:numPr>
-              <w:jc w:val="center"/>
               <w:rPr>
                 <w:lang w:eastAsia="es-CO"/>
               </w:rPr>
@@ -17251,7 +17218,6 @@
                 <w:ilvl w:val="0"/>
                 <w:numId w:val="0"/>
               </w:numPr>
-              <w:jc w:val="center"/>
               <w:rPr>
                 <w:lang w:eastAsia="es-CO"/>
               </w:rPr>
@@ -17274,13 +17240,11 @@
                 <w:ilvl w:val="0"/>
                 <w:numId w:val="0"/>
               </w:numPr>
-              <w:jc w:val="center"/>
               <w:rPr>
                 <w:lang w:eastAsia="es-CO"/>
               </w:rPr>
             </w:pPr>
             <w:r>
-              <w:lastRenderedPageBreak/>
               <w:t>Cintura</w:t>
             </w:r>
           </w:p>
@@ -17296,7 +17260,6 @@
                 <w:ilvl w:val="0"/>
                 <w:numId w:val="0"/>
               </w:numPr>
-              <w:jc w:val="center"/>
               <w:rPr>
                 <w:lang w:eastAsia="es-CO"/>
               </w:rPr>
@@ -17317,7 +17280,6 @@
                 <w:ilvl w:val="0"/>
                 <w:numId w:val="0"/>
               </w:numPr>
-              <w:jc w:val="center"/>
               <w:rPr>
                 <w:lang w:eastAsia="es-CO"/>
               </w:rPr>
@@ -17343,7 +17305,6 @@
                 <w:ilvl w:val="0"/>
                 <w:numId w:val="0"/>
               </w:numPr>
-              <w:jc w:val="center"/>
               <w:rPr>
                 <w:lang w:eastAsia="es-CO"/>
               </w:rPr>
@@ -17364,7 +17325,6 @@
                 <w:ilvl w:val="0"/>
                 <w:numId w:val="0"/>
               </w:numPr>
-              <w:jc w:val="center"/>
               <w:rPr>
                 <w:lang w:eastAsia="es-CO"/>
               </w:rPr>
@@ -17385,7 +17345,6 @@
                 <w:ilvl w:val="0"/>
                 <w:numId w:val="0"/>
               </w:numPr>
-              <w:jc w:val="center"/>
               <w:rPr>
                 <w:lang w:eastAsia="es-CO"/>
               </w:rPr>
@@ -17408,12 +17367,12 @@
                 <w:ilvl w:val="0"/>
                 <w:numId w:val="0"/>
               </w:numPr>
-              <w:jc w:val="center"/>
               <w:rPr>
                 <w:lang w:eastAsia="es-CO"/>
               </w:rPr>
             </w:pPr>
             <w:r>
+              <w:lastRenderedPageBreak/>
               <w:t>Estatura 7a</w:t>
             </w:r>
           </w:p>
@@ -17429,7 +17388,6 @@
                 <w:ilvl w:val="0"/>
                 <w:numId w:val="0"/>
               </w:numPr>
-              <w:jc w:val="center"/>
               <w:rPr>
                 <w:lang w:eastAsia="es-CO"/>
               </w:rPr>
@@ -17450,7 +17408,6 @@
                 <w:ilvl w:val="0"/>
                 <w:numId w:val="0"/>
               </w:numPr>
-              <w:jc w:val="center"/>
               <w:rPr>
                 <w:lang w:eastAsia="es-CO"/>
               </w:rPr>
@@ -17476,7 +17433,6 @@
                 <w:ilvl w:val="0"/>
                 <w:numId w:val="0"/>
               </w:numPr>
-              <w:jc w:val="center"/>
               <w:rPr>
                 <w:lang w:eastAsia="es-CO"/>
               </w:rPr>
@@ -17497,7 +17453,6 @@
                 <w:ilvl w:val="0"/>
                 <w:numId w:val="0"/>
               </w:numPr>
-              <w:jc w:val="center"/>
               <w:rPr>
                 <w:lang w:eastAsia="es-CO"/>
               </w:rPr>
@@ -17530,7 +17485,6 @@
                 <w:ilvl w:val="0"/>
                 <w:numId w:val="0"/>
               </w:numPr>
-              <w:jc w:val="center"/>
               <w:rPr>
                 <w:lang w:eastAsia="es-CO"/>
               </w:rPr>
@@ -17553,7 +17507,6 @@
                 <w:ilvl w:val="0"/>
                 <w:numId w:val="0"/>
               </w:numPr>
-              <w:jc w:val="center"/>
               <w:rPr>
                 <w:lang w:eastAsia="es-CO"/>
               </w:rPr>
@@ -17574,7 +17527,6 @@
                 <w:ilvl w:val="0"/>
                 <w:numId w:val="0"/>
               </w:numPr>
-              <w:jc w:val="center"/>
               <w:rPr>
                 <w:lang w:eastAsia="es-CO"/>
               </w:rPr>
@@ -17607,7 +17559,6 @@
                 <w:ilvl w:val="0"/>
                 <w:numId w:val="0"/>
               </w:numPr>
-              <w:jc w:val="center"/>
               <w:rPr>
                 <w:lang w:eastAsia="es-CO"/>
               </w:rPr>
@@ -17633,7 +17584,6 @@
                 <w:ilvl w:val="0"/>
                 <w:numId w:val="0"/>
               </w:numPr>
-              <w:jc w:val="center"/>
               <w:rPr>
                 <w:lang w:eastAsia="es-CO"/>
               </w:rPr>
@@ -17654,7 +17604,6 @@
                 <w:ilvl w:val="0"/>
                 <w:numId w:val="0"/>
               </w:numPr>
-              <w:jc w:val="center"/>
               <w:rPr>
                 <w:lang w:eastAsia="es-CO"/>
               </w:rPr>
@@ -17687,7 +17636,6 @@
                 <w:ilvl w:val="0"/>
                 <w:numId w:val="0"/>
               </w:numPr>
-              <w:jc w:val="center"/>
               <w:rPr>
                 <w:lang w:eastAsia="es-CO"/>
               </w:rPr>
@@ -17710,7 +17658,6 @@
                 <w:ilvl w:val="0"/>
                 <w:numId w:val="0"/>
               </w:numPr>
-              <w:jc w:val="center"/>
               <w:rPr>
                 <w:lang w:eastAsia="es-CO"/>
               </w:rPr>
@@ -17743,7 +17690,6 @@
                 <w:ilvl w:val="0"/>
                 <w:numId w:val="0"/>
               </w:numPr>
-              <w:jc w:val="center"/>
               <w:rPr>
                 <w:lang w:eastAsia="es-CO"/>
               </w:rPr>
@@ -17776,7 +17722,6 @@
                 <w:ilvl w:val="0"/>
                 <w:numId w:val="0"/>
               </w:numPr>
-              <w:jc w:val="center"/>
               <w:rPr>
                 <w:lang w:eastAsia="es-CO"/>
               </w:rPr>
@@ -17802,7 +17747,6 @@
                 <w:ilvl w:val="0"/>
                 <w:numId w:val="0"/>
               </w:numPr>
-              <w:jc w:val="center"/>
               <w:rPr>
                 <w:lang w:eastAsia="es-CO"/>
               </w:rPr>
@@ -17823,7 +17767,6 @@
                 <w:ilvl w:val="0"/>
                 <w:numId w:val="0"/>
               </w:numPr>
-              <w:jc w:val="center"/>
               <w:rPr>
                 <w:lang w:eastAsia="es-CO"/>
               </w:rPr>
@@ -17844,7 +17787,6 @@
                 <w:ilvl w:val="0"/>
                 <w:numId w:val="0"/>
               </w:numPr>
-              <w:jc w:val="center"/>
               <w:rPr>
                 <w:lang w:eastAsia="es-CO"/>
               </w:rPr>
@@ -17990,7 +17932,6 @@
         <w:rPr>
           <w:lang w:eastAsia="es-CO"/>
         </w:rPr>
-        <w:lastRenderedPageBreak/>
         <w:t>Completos: incluyen todas las medidas requeridas para la construcción de patrones de prendas.</w:t>
       </w:r>
     </w:p>
@@ -18038,6 +17979,7 @@
           <w:b/>
           <w:lang w:eastAsia="es-CO"/>
         </w:rPr>
+        <w:lastRenderedPageBreak/>
         <w:t>Normatividad</w:t>
       </w:r>
     </w:p>
@@ -18113,7 +18055,7 @@
         <w:rPr>
           <w:lang w:eastAsia="es-CO"/>
         </w:rPr>
-        <w:t>d</w:t>
+        <w:t>D</w:t>
       </w:r>
       <w:r>
         <w:rPr>
@@ -18321,7 +18263,6 @@
         <w:rPr>
           <w:lang w:eastAsia="es-CO"/>
         </w:rPr>
-        <w:lastRenderedPageBreak/>
         <w:t>La fórmula estandarizada para hallar la proporción es: diferencia del contorno mayor dividido en 4, de allí se encuentran las fracciones de la proporción. Ejemplo:</w:t>
       </w:r>
     </w:p>
@@ -18376,6 +18317,7 @@
         <w:rPr>
           <w:lang w:eastAsia="es-CO"/>
         </w:rPr>
+        <w:lastRenderedPageBreak/>
         <w:t>¼ proporción será 0,25 cm 1.5 proporción será 1,5 cm.</w:t>
       </w:r>
     </w:p>
@@ -18634,100 +18576,106 @@
         <w:rPr>
           <w:lang w:eastAsia="es-CO"/>
         </w:rPr>
+        <w:t xml:space="preserve">Con el </w:t>
+      </w:r>
+      <w:r>
+        <w:rPr>
+          <w:rStyle w:val="Extranjerismo"/>
+          <w:lang w:eastAsia="es-CO"/>
+        </w:rPr>
+        <w:t>D</w:t>
+      </w:r>
+      <w:r>
+        <w:rPr>
+          <w:rStyle w:val="Extranjerismo"/>
+          <w:lang w:eastAsia="es-CO"/>
+        </w:rPr>
+        <w:t>rop</w:t>
+      </w:r>
+      <w:r>
+        <w:rPr>
+          <w:lang w:eastAsia="es-CO"/>
+        </w:rPr>
+        <w:t xml:space="preserve"> se establecen las diferentes contexturas de una misma talla. En las mujeres, el </w:t>
+      </w:r>
+      <w:r>
+        <w:rPr>
+          <w:rStyle w:val="Extranjerismo"/>
+          <w:lang w:eastAsia="es-CO"/>
+        </w:rPr>
+        <w:t>D</w:t>
+      </w:r>
+      <w:r>
+        <w:rPr>
+          <w:rStyle w:val="Extranjerismo"/>
+          <w:lang w:eastAsia="es-CO"/>
+        </w:rPr>
+        <w:t>rop</w:t>
+      </w:r>
+      <w:r>
+        <w:rPr>
+          <w:lang w:eastAsia="es-CO"/>
+        </w:rPr>
+        <w:t xml:space="preserve"> es la diferencia entre las medidas de contorno de cadera y contorno de busto. En las tallas femeninas predomina un Drop positivo, generalmente una talla se considera normal cuando el </w:t>
+      </w:r>
+      <w:r>
+        <w:rPr>
+          <w:rStyle w:val="Extranjerismo"/>
+          <w:lang w:eastAsia="es-CO"/>
+        </w:rPr>
+        <w:t>D</w:t>
+      </w:r>
+      <w:r>
+        <w:rPr>
+          <w:rStyle w:val="Extranjerismo"/>
+          <w:lang w:eastAsia="es-CO"/>
+        </w:rPr>
+        <w:t xml:space="preserve">rop </w:t>
+      </w:r>
+      <w:r>
+        <w:rPr>
+          <w:lang w:eastAsia="es-CO"/>
+        </w:rPr>
+        <w:t>es positivo entre +</w:t>
+      </w:r>
+      <w:r>
+        <w:rPr>
+          <w:lang w:eastAsia="es-CO"/>
+        </w:rPr>
+        <w:t xml:space="preserve"> </w:t>
+      </w:r>
+      <w:r>
+        <w:rPr>
+          <w:lang w:eastAsia="es-CO"/>
+        </w:rPr>
+        <w:t xml:space="preserve">2 cm y + 4 cm. El </w:t>
+      </w:r>
+      <w:r>
+        <w:rPr>
+          <w:rStyle w:val="Extranjerismo"/>
+          <w:lang w:eastAsia="es-CO"/>
+        </w:rPr>
+        <w:t>D</w:t>
+      </w:r>
+      <w:r>
+        <w:rPr>
+          <w:rStyle w:val="Extranjerismo"/>
+          <w:lang w:eastAsia="es-CO"/>
+        </w:rPr>
+        <w:t>rop</w:t>
+      </w:r>
+      <w:r>
+        <w:rPr>
+          <w:lang w:eastAsia="es-CO"/>
+        </w:rPr>
+        <w:t xml:space="preserve"> </w:t>
+      </w:r>
+      <w:r>
+        <w:rPr>
+          <w:lang w:eastAsia="es-CO"/>
+        </w:rPr>
         <w:lastRenderedPageBreak/>
-        <w:t xml:space="preserve">Con el </w:t>
-      </w:r>
-      <w:r>
-        <w:rPr>
-          <w:rStyle w:val="Extranjerismo"/>
-          <w:lang w:eastAsia="es-CO"/>
-        </w:rPr>
-        <w:t>D</w:t>
-      </w:r>
-      <w:r>
-        <w:rPr>
-          <w:rStyle w:val="Extranjerismo"/>
-          <w:lang w:eastAsia="es-CO"/>
-        </w:rPr>
-        <w:t>rop</w:t>
-      </w:r>
-      <w:r>
-        <w:rPr>
-          <w:lang w:eastAsia="es-CO"/>
-        </w:rPr>
-        <w:t xml:space="preserve"> se establecen las diferentes contexturas de una misma talla. En las mujeres, el </w:t>
-      </w:r>
-      <w:r>
-        <w:rPr>
-          <w:rStyle w:val="Extranjerismo"/>
-          <w:lang w:eastAsia="es-CO"/>
-        </w:rPr>
-        <w:t>D</w:t>
-      </w:r>
-      <w:r>
-        <w:rPr>
-          <w:rStyle w:val="Extranjerismo"/>
-          <w:lang w:eastAsia="es-CO"/>
-        </w:rPr>
-        <w:t>rop</w:t>
-      </w:r>
-      <w:r>
-        <w:rPr>
-          <w:lang w:eastAsia="es-CO"/>
-        </w:rPr>
-        <w:t xml:space="preserve"> es la diferencia entre las medidas de contorno de cadera y contorno de busto. En las tallas femeninas predomina un Drop positivo, generalmente una talla se considera normal cuando el </w:t>
-      </w:r>
-      <w:r>
-        <w:rPr>
-          <w:rStyle w:val="Extranjerismo"/>
-          <w:lang w:eastAsia="es-CO"/>
-        </w:rPr>
-        <w:t>D</w:t>
-      </w:r>
-      <w:r>
-        <w:rPr>
-          <w:rStyle w:val="Extranjerismo"/>
-          <w:lang w:eastAsia="es-CO"/>
-        </w:rPr>
-        <w:t xml:space="preserve">rop </w:t>
-      </w:r>
-      <w:r>
-        <w:rPr>
-          <w:lang w:eastAsia="es-CO"/>
-        </w:rPr>
-        <w:t>es positivo entre +</w:t>
-      </w:r>
-      <w:r>
-        <w:rPr>
-          <w:lang w:eastAsia="es-CO"/>
-        </w:rPr>
-        <w:t xml:space="preserve"> </w:t>
-      </w:r>
-      <w:r>
-        <w:rPr>
-          <w:lang w:eastAsia="es-CO"/>
-        </w:rPr>
-        <w:t xml:space="preserve">2 cm y + 4 cm. El </w:t>
-      </w:r>
-      <w:r>
-        <w:rPr>
-          <w:rStyle w:val="Extranjerismo"/>
-          <w:lang w:eastAsia="es-CO"/>
-        </w:rPr>
-        <w:t>D</w:t>
-      </w:r>
-      <w:r>
-        <w:rPr>
-          <w:rStyle w:val="Extranjerismo"/>
-          <w:lang w:eastAsia="es-CO"/>
-        </w:rPr>
-        <w:t>rop</w:t>
-      </w:r>
-      <w:r>
-        <w:rPr>
-          <w:lang w:eastAsia="es-CO"/>
-        </w:rPr>
-        <w:t xml:space="preserve"> estándar usado en Colombia es + 4 cm. En las tallas extremas y altas el </w:t>
+        <w:t xml:space="preserve">estándar usado en Colombia es + 4 cm. En las tallas extremas y altas el </w:t>
       </w:r>
       <w:r>
         <w:rPr>
@@ -19107,7 +19055,6 @@
         <w:rPr>
           <w:lang w:eastAsia="es-CO"/>
         </w:rPr>
-        <w:lastRenderedPageBreak/>
         <w:t xml:space="preserve">El </w:t>
       </w:r>
       <w:r>
@@ -19173,14 +19120,17 @@
         </w:numPr>
         <w:ind w:left="567" w:hanging="567"/>
       </w:pPr>
-      <w:bookmarkStart w:id="6" w:name="_Toc234915139"/>
-      <w:r>
+      <w:bookmarkStart w:id="11" w:name="_Toc235693437"/>
+      <w:bookmarkStart w:id="12" w:name="_Toc235693515"/>
+      <w:r>
+        <w:lastRenderedPageBreak/>
         <w:t xml:space="preserve">Pasos del </w:t>
       </w:r>
       <w:r>
         <w:t>Patronaje</w:t>
       </w:r>
-      <w:bookmarkEnd w:id="6"/>
+      <w:bookmarkEnd w:id="11"/>
+      <w:bookmarkEnd w:id="12"/>
     </w:p>
     <w:p>
       <w:pPr>
@@ -19414,14 +19364,14 @@
         <w:rPr>
           <w:lang w:eastAsia="es-CO"/>
         </w:rPr>
-        <w:t xml:space="preserve">El proceso de patronaje y confección de prendas consiste en transformar la estructura tridimensional del cuerpo humano en planos y moldes bidimensionales que </w:t>
+        <w:t xml:space="preserve">El proceso de patronaje y confección de prendas consiste en transformar la estructura tridimensional del cuerpo humano en planos y moldes bidimensionales que sirven como base para la elaboración de una prenda de vestir. Mediante esquemas y ejemplos visuales, se ilustra la relación entre el cuerpo, el plano, el molde y la prenda </w:t>
       </w:r>
       <w:r>
         <w:rPr>
           <w:lang w:eastAsia="es-CO"/>
         </w:rPr>
         <w:lastRenderedPageBreak/>
-        <w:t>sirven como base para la elaboración de una prenda de vestir. Mediante esquemas y ejemplos visuales, se ilustra la relación entre el cuerpo, el plano, el molde y la prenda terminada, evidenciando cómo el diseño técnico se traduce en una construcción textil funcional y ajustada a la anatomía humana. Este proceso permite comprender las etapas que conectan la conceptualización del diseño con la materialización de la prenda final.</w:t>
+        <w:t>terminada, evidenciando cómo el diseño técnico se traduce en una construcción textil funcional y ajustada a la anatomía humana. Este proceso permite comprender las etapas que conectan la conceptualización del diseño con la materialización de la prenda final.</w:t>
       </w:r>
     </w:p>
     <w:p>
@@ -19736,6 +19686,114 @@
         </w:rPr>
         <w:tab/>
       </w:r>
+      <w:r>
+        <w:rPr>
+          <w:lang w:eastAsia="es-CO"/>
+        </w:rPr>
+        <w:tab/>
+      </w:r>
+      <w:r>
+        <w:rPr>
+          <w:lang w:eastAsia="es-CO"/>
+        </w:rPr>
+        <w:tab/>
+      </w:r>
+      <w:r>
+        <w:rPr>
+          <w:lang w:eastAsia="es-CO"/>
+        </w:rPr>
+        <w:tab/>
+      </w:r>
+      <w:r>
+        <w:rPr>
+          <w:lang w:eastAsia="es-CO"/>
+        </w:rPr>
+        <w:tab/>
+      </w:r>
+      <w:r>
+        <w:rPr>
+          <w:lang w:eastAsia="es-CO"/>
+        </w:rPr>
+        <w:tab/>
+      </w:r>
+      <w:r>
+        <w:rPr>
+          <w:lang w:eastAsia="es-CO"/>
+        </w:rPr>
+        <w:tab/>
+      </w:r>
+      <w:r>
+        <w:rPr>
+          <w:lang w:eastAsia="es-CO"/>
+        </w:rPr>
+        <w:tab/>
+      </w:r>
+      <w:r>
+        <w:rPr>
+          <w:lang w:eastAsia="es-CO"/>
+        </w:rPr>
+        <w:tab/>
+      </w:r>
+      <w:r>
+        <w:rPr>
+          <w:lang w:eastAsia="es-CO"/>
+        </w:rPr>
+        <w:tab/>
+      </w:r>
+      <w:r>
+        <w:rPr>
+          <w:lang w:eastAsia="es-CO"/>
+        </w:rPr>
+        <w:tab/>
+      </w:r>
+      <w:r>
+        <w:rPr>
+          <w:lang w:eastAsia="es-CO"/>
+        </w:rPr>
+        <w:tab/>
+      </w:r>
+      <w:r>
+        <w:rPr>
+          <w:lang w:eastAsia="es-CO"/>
+        </w:rPr>
+        <w:tab/>
+      </w:r>
+      <w:r>
+        <w:rPr>
+          <w:lang w:eastAsia="es-CO"/>
+        </w:rPr>
+        <w:tab/>
+      </w:r>
+      <w:r>
+        <w:rPr>
+          <w:lang w:eastAsia="es-CO"/>
+        </w:rPr>
+        <w:tab/>
+      </w:r>
+      <w:r>
+        <w:rPr>
+          <w:lang w:eastAsia="es-CO"/>
+        </w:rPr>
+        <w:tab/>
+      </w:r>
+      <w:r>
+        <w:rPr>
+          <w:lang w:eastAsia="es-CO"/>
+        </w:rPr>
+        <w:tab/>
+      </w:r>
+      <w:r>
+        <w:rPr>
+          <w:lang w:eastAsia="es-CO"/>
+        </w:rPr>
+        <w:tab/>
+      </w:r>
+      <w:r>
+        <w:rPr>
+          <w:lang w:eastAsia="es-CO"/>
+        </w:rPr>
+        <w:tab/>
+      </w:r>
     </w:p>
     <w:p>
       <w:pPr>
@@ -21751,32 +21809,6 @@
           <w:lang w:eastAsia="es-CO"/>
         </w:rPr>
         <w:lastRenderedPageBreak/>
-        <w:t>La figura representa una guía visual relacionada con el proceso de patronaje y confección en el diseño de modas. En el lado izquierdo se enumeran los datos técnicos esenciales que deben incorporarse en una pieza de patrón, entre ellos: nombre de la pieza, referencia, talla, nombre del patronista, simbología de corte, número de cortes requeridos, piquetes de confección y líneas de aplomo.</w:t>
-      </w:r>
-    </w:p>
-    <w:p>
-      <w:pPr>
-        <w:rPr>
-          <w:lang w:eastAsia="es-CO"/>
-        </w:rPr>
-      </w:pPr>
-      <w:r>
-        <w:rPr>
-          <w:lang w:eastAsia="es-CO"/>
-        </w:rPr>
-        <w:t>En el lado derecho se observan elementos gráficos asociados al trabajo de costura y diseño textil, como un maniquí, hilo, alfileres, gancho y accesorios de confección, los cuales complementan la temática de manera ilustrativa y profesional. La composición utiliza colores suaves y un diseño limpio que favorece la claridad visual y el enfoque educativo.</w:t>
-      </w:r>
-    </w:p>
-    <w:p>
-      <w:pPr>
-        <w:rPr>
-          <w:lang w:eastAsia="es-CO"/>
-        </w:rPr>
-      </w:pPr>
-      <w:r>
-        <w:rPr>
-          <w:lang w:eastAsia="es-CO"/>
-        </w:rPr>
         <w:t>Se pueden anexar datos de estampación, cambios de color o material, acabados especiales, ubicación de bolsillos, etc.</w:t>
       </w:r>
     </w:p>
@@ -21789,11 +21821,13 @@
         </w:numPr>
         <w:ind w:left="567" w:hanging="567"/>
       </w:pPr>
-      <w:bookmarkStart w:id="7" w:name="_Toc234915140"/>
+      <w:bookmarkStart w:id="13" w:name="_Toc235693438"/>
+      <w:bookmarkStart w:id="14" w:name="_Toc235693516"/>
       <w:r>
         <w:t>Elaboración de básicos infantil</w:t>
       </w:r>
-      <w:bookmarkEnd w:id="7"/>
+      <w:bookmarkEnd w:id="13"/>
+      <w:bookmarkEnd w:id="14"/>
     </w:p>
     <w:p>
       <w:pPr>
@@ -21939,96 +21973,6 @@
         </w:rPr>
         <w:tab/>
       </w:r>
-      <w:r>
-        <w:rPr>
-          <w:lang w:eastAsia="es-CO"/>
-        </w:rPr>
-        <w:tab/>
-      </w:r>
-      <w:r>
-        <w:rPr>
-          <w:lang w:eastAsia="es-CO"/>
-        </w:rPr>
-        <w:tab/>
-      </w:r>
-      <w:r>
-        <w:rPr>
-          <w:lang w:eastAsia="es-CO"/>
-        </w:rPr>
-        <w:tab/>
-      </w:r>
-      <w:r>
-        <w:rPr>
-          <w:lang w:eastAsia="es-CO"/>
-        </w:rPr>
-        <w:tab/>
-      </w:r>
-      <w:r>
-        <w:rPr>
-          <w:lang w:eastAsia="es-CO"/>
-        </w:rPr>
-        <w:tab/>
-      </w:r>
-      <w:r>
-        <w:rPr>
-          <w:lang w:eastAsia="es-CO"/>
-        </w:rPr>
-        <w:tab/>
-      </w:r>
-      <w:r>
-        <w:rPr>
-          <w:lang w:eastAsia="es-CO"/>
-        </w:rPr>
-        <w:tab/>
-      </w:r>
-      <w:r>
-        <w:rPr>
-          <w:lang w:eastAsia="es-CO"/>
-        </w:rPr>
-        <w:tab/>
-      </w:r>
-      <w:r>
-        <w:rPr>
-          <w:lang w:eastAsia="es-CO"/>
-        </w:rPr>
-        <w:tab/>
-      </w:r>
-      <w:r>
-        <w:rPr>
-          <w:lang w:eastAsia="es-CO"/>
-        </w:rPr>
-        <w:tab/>
-      </w:r>
-      <w:r>
-        <w:rPr>
-          <w:lang w:eastAsia="es-CO"/>
-        </w:rPr>
-        <w:tab/>
-      </w:r>
-      <w:r>
-        <w:rPr>
-          <w:lang w:eastAsia="es-CO"/>
-        </w:rPr>
-        <w:tab/>
-      </w:r>
-      <w:r>
-        <w:rPr>
-          <w:lang w:eastAsia="es-CO"/>
-        </w:rPr>
-        <w:tab/>
-      </w:r>
-      <w:r>
-        <w:rPr>
-          <w:lang w:eastAsia="es-CO"/>
-        </w:rPr>
-        <w:tab/>
-      </w:r>
-      <w:r>
-        <w:rPr>
-          <w:lang w:eastAsia="es-CO"/>
-        </w:rPr>
-        <w:tab/>
-      </w:r>
     </w:p>
     <w:p>
       <w:pPr>
@@ -22047,7 +21991,6 @@
           <w:b/>
           <w:lang w:eastAsia="es-CO"/>
         </w:rPr>
-        <w:lastRenderedPageBreak/>
         <w:t>Medida más larga a trabajar:</w:t>
       </w:r>
       <w:r>
@@ -22265,7 +22208,14 @@
         <w:rPr>
           <w:lang w:eastAsia="es-CO"/>
         </w:rPr>
-        <w:t xml:space="preserve"> dicho papel tiene dos caras, una cara que al tacto es liso y visualmente brillante; otra que al tacto es corrugada y visualmente opaca. Por lo general se recomienda trabajar por la parte corrugada con el fin de tener una mejor adhesión del grafito (lápiz) y de no permitir que rebote la luz, es recomendable trabajar en papel blanco con el fin de no cansar la vista y descansar la mente.</w:t>
+        <w:t xml:space="preserve"> dicho papel tiene dos caras, una cara que al tacto es liso y visualmente brillante; otra que al tacto es corrugada y visualmente opaca. Por lo </w:t>
+      </w:r>
+      <w:r>
+        <w:rPr>
+          <w:lang w:eastAsia="es-CO"/>
+        </w:rPr>
+        <w:lastRenderedPageBreak/>
+        <w:t>general se recomienda trabajar por la parte corrugada con el fin de tener una mejor adhesión del grafito (lápiz) y de no permitir que rebote la luz, es recomendable trabajar en papel blanco con el fin de no cansar la vista y descansar la mente.</w:t>
       </w:r>
     </w:p>
     <w:p>
@@ -22375,7 +22325,6 @@
         <w:rPr>
           <w:lang w:eastAsia="es-CO"/>
         </w:rPr>
-        <w:lastRenderedPageBreak/>
         <w:t>Talla 6: B = 68 cm (</w:t>
       </w:r>
       <w:r>
@@ -22489,6 +22438,348 @@
         </w:rPr>
         <w:t>Para obtener más información sobre este proceso, le recomiendo visitar el siguiente enlace de video. En él, se explica detalladamente cada etapa del diseño y confección de prendas, desde la representación tridimensional del cuerpo humano hasta la creación de los moldes y el ensamblaje final de la prenda. Este recurso proporcionará una comprensión más profunda y clara de cómo las figuras tridimensionales se transforman en prendas de vestir mediante técnicas de patronaje y costura.</w:t>
       </w:r>
+      <w:r>
+        <w:rPr>
+          <w:lang w:eastAsia="es-CO"/>
+        </w:rPr>
+        <w:tab/>
+      </w:r>
+      <w:r>
+        <w:rPr>
+          <w:lang w:eastAsia="es-CO"/>
+        </w:rPr>
+        <w:tab/>
+      </w:r>
+      <w:r>
+        <w:rPr>
+          <w:lang w:eastAsia="es-CO"/>
+        </w:rPr>
+        <w:tab/>
+      </w:r>
+      <w:r>
+        <w:rPr>
+          <w:lang w:eastAsia="es-CO"/>
+        </w:rPr>
+        <w:tab/>
+      </w:r>
+      <w:r>
+        <w:rPr>
+          <w:lang w:eastAsia="es-CO"/>
+        </w:rPr>
+        <w:tab/>
+      </w:r>
+      <w:r>
+        <w:rPr>
+          <w:lang w:eastAsia="es-CO"/>
+        </w:rPr>
+        <w:tab/>
+      </w:r>
+      <w:r>
+        <w:rPr>
+          <w:lang w:eastAsia="es-CO"/>
+        </w:rPr>
+        <w:tab/>
+      </w:r>
+      <w:r>
+        <w:rPr>
+          <w:lang w:eastAsia="es-CO"/>
+        </w:rPr>
+        <w:tab/>
+      </w:r>
+      <w:r>
+        <w:rPr>
+          <w:lang w:eastAsia="es-CO"/>
+        </w:rPr>
+        <w:tab/>
+      </w:r>
+      <w:r>
+        <w:rPr>
+          <w:lang w:eastAsia="es-CO"/>
+        </w:rPr>
+        <w:tab/>
+      </w:r>
+      <w:r>
+        <w:rPr>
+          <w:lang w:eastAsia="es-CO"/>
+        </w:rPr>
+        <w:tab/>
+      </w:r>
+      <w:r>
+        <w:rPr>
+          <w:lang w:eastAsia="es-CO"/>
+        </w:rPr>
+        <w:tab/>
+      </w:r>
+      <w:r>
+        <w:rPr>
+          <w:lang w:eastAsia="es-CO"/>
+        </w:rPr>
+        <w:tab/>
+      </w:r>
+      <w:r>
+        <w:rPr>
+          <w:lang w:eastAsia="es-CO"/>
+        </w:rPr>
+        <w:tab/>
+      </w:r>
+      <w:r>
+        <w:rPr>
+          <w:lang w:eastAsia="es-CO"/>
+        </w:rPr>
+        <w:tab/>
+      </w:r>
+      <w:r>
+        <w:rPr>
+          <w:lang w:eastAsia="es-CO"/>
+        </w:rPr>
+        <w:tab/>
+      </w:r>
+      <w:r>
+        <w:rPr>
+          <w:lang w:eastAsia="es-CO"/>
+        </w:rPr>
+        <w:tab/>
+      </w:r>
+      <w:r>
+        <w:rPr>
+          <w:lang w:eastAsia="es-CO"/>
+        </w:rPr>
+        <w:tab/>
+      </w:r>
+      <w:r>
+        <w:rPr>
+          <w:lang w:eastAsia="es-CO"/>
+        </w:rPr>
+        <w:tab/>
+      </w:r>
+      <w:r>
+        <w:rPr>
+          <w:lang w:eastAsia="es-CO"/>
+        </w:rPr>
+        <w:tab/>
+      </w:r>
+      <w:r>
+        <w:rPr>
+          <w:lang w:eastAsia="es-CO"/>
+        </w:rPr>
+        <w:tab/>
+      </w:r>
+      <w:r>
+        <w:rPr>
+          <w:lang w:eastAsia="es-CO"/>
+        </w:rPr>
+        <w:tab/>
+      </w:r>
+      <w:r>
+        <w:rPr>
+          <w:lang w:eastAsia="es-CO"/>
+        </w:rPr>
+        <w:tab/>
+      </w:r>
+      <w:r>
+        <w:rPr>
+          <w:lang w:eastAsia="es-CO"/>
+        </w:rPr>
+        <w:tab/>
+      </w:r>
+      <w:r>
+        <w:rPr>
+          <w:lang w:eastAsia="es-CO"/>
+        </w:rPr>
+        <w:tab/>
+      </w:r>
+      <w:r>
+        <w:rPr>
+          <w:lang w:eastAsia="es-CO"/>
+        </w:rPr>
+        <w:tab/>
+      </w:r>
+      <w:r>
+        <w:rPr>
+          <w:lang w:eastAsia="es-CO"/>
+        </w:rPr>
+        <w:tab/>
+      </w:r>
+      <w:r>
+        <w:rPr>
+          <w:lang w:eastAsia="es-CO"/>
+        </w:rPr>
+        <w:tab/>
+      </w:r>
+      <w:r>
+        <w:rPr>
+          <w:lang w:eastAsia="es-CO"/>
+        </w:rPr>
+        <w:tab/>
+      </w:r>
+      <w:r>
+        <w:rPr>
+          <w:lang w:eastAsia="es-CO"/>
+        </w:rPr>
+        <w:tab/>
+      </w:r>
+      <w:r>
+        <w:rPr>
+          <w:lang w:eastAsia="es-CO"/>
+        </w:rPr>
+        <w:tab/>
+      </w:r>
+      <w:r>
+        <w:rPr>
+          <w:lang w:eastAsia="es-CO"/>
+        </w:rPr>
+        <w:tab/>
+      </w:r>
+      <w:r>
+        <w:rPr>
+          <w:lang w:eastAsia="es-CO"/>
+        </w:rPr>
+        <w:tab/>
+      </w:r>
+      <w:r>
+        <w:rPr>
+          <w:lang w:eastAsia="es-CO"/>
+        </w:rPr>
+        <w:tab/>
+      </w:r>
+      <w:r>
+        <w:rPr>
+          <w:lang w:eastAsia="es-CO"/>
+        </w:rPr>
+        <w:tab/>
+      </w:r>
+      <w:r>
+        <w:rPr>
+          <w:lang w:eastAsia="es-CO"/>
+        </w:rPr>
+        <w:tab/>
+      </w:r>
+      <w:r>
+        <w:rPr>
+          <w:lang w:eastAsia="es-CO"/>
+        </w:rPr>
+        <w:tab/>
+      </w:r>
+      <w:r>
+        <w:rPr>
+          <w:lang w:eastAsia="es-CO"/>
+        </w:rPr>
+        <w:tab/>
+      </w:r>
+      <w:r>
+        <w:rPr>
+          <w:lang w:eastAsia="es-CO"/>
+        </w:rPr>
+        <w:tab/>
+      </w:r>
+      <w:r>
+        <w:rPr>
+          <w:lang w:eastAsia="es-CO"/>
+        </w:rPr>
+        <w:tab/>
+      </w:r>
+      <w:r>
+        <w:rPr>
+          <w:lang w:eastAsia="es-CO"/>
+        </w:rPr>
+        <w:tab/>
+      </w:r>
+      <w:r>
+        <w:rPr>
+          <w:lang w:eastAsia="es-CO"/>
+        </w:rPr>
+        <w:tab/>
+      </w:r>
+      <w:r>
+        <w:rPr>
+          <w:lang w:eastAsia="es-CO"/>
+        </w:rPr>
+        <w:tab/>
+      </w:r>
+      <w:r>
+        <w:rPr>
+          <w:lang w:eastAsia="es-CO"/>
+        </w:rPr>
+        <w:tab/>
+      </w:r>
+      <w:r>
+        <w:rPr>
+          <w:lang w:eastAsia="es-CO"/>
+        </w:rPr>
+        <w:tab/>
+      </w:r>
+      <w:r>
+        <w:rPr>
+          <w:lang w:eastAsia="es-CO"/>
+        </w:rPr>
+        <w:tab/>
+      </w:r>
+      <w:r>
+        <w:rPr>
+          <w:lang w:eastAsia="es-CO"/>
+        </w:rPr>
+        <w:tab/>
+      </w:r>
+      <w:r>
+        <w:rPr>
+          <w:lang w:eastAsia="es-CO"/>
+        </w:rPr>
+        <w:tab/>
+      </w:r>
+      <w:r>
+        <w:rPr>
+          <w:lang w:eastAsia="es-CO"/>
+        </w:rPr>
+        <w:tab/>
+      </w:r>
+      <w:r>
+        <w:rPr>
+          <w:lang w:eastAsia="es-CO"/>
+        </w:rPr>
+        <w:tab/>
+      </w:r>
+      <w:r>
+        <w:rPr>
+          <w:lang w:eastAsia="es-CO"/>
+        </w:rPr>
+        <w:tab/>
+      </w:r>
+      <w:r>
+        <w:rPr>
+          <w:lang w:eastAsia="es-CO"/>
+        </w:rPr>
+        <w:tab/>
+      </w:r>
+      <w:r>
+        <w:rPr>
+          <w:lang w:eastAsia="es-CO"/>
+        </w:rPr>
+        <w:tab/>
+      </w:r>
+      <w:r>
+        <w:rPr>
+          <w:lang w:eastAsia="es-CO"/>
+        </w:rPr>
+        <w:tab/>
+      </w:r>
+      <w:r>
+        <w:rPr>
+          <w:lang w:eastAsia="es-CO"/>
+        </w:rPr>
+        <w:tab/>
+      </w:r>
+      <w:r>
+        <w:rPr>
+          <w:lang w:eastAsia="es-CO"/>
+        </w:rPr>
+        <w:tab/>
+      </w:r>
+      <w:r>
+        <w:rPr>
+          <w:lang w:eastAsia="es-CO"/>
+        </w:rPr>
+        <w:tab/>
+      </w:r>
     </w:p>
     <w:p>
       <w:pPr>
@@ -22502,6 +22793,7 @@
         <w:rPr>
           <w:lang w:eastAsia="es-CO"/>
         </w:rPr>
+        <w:lastRenderedPageBreak/>
         <w:t>Base superior infantil</w:t>
       </w:r>
     </w:p>
@@ -22518,7 +22810,7 @@
           <w:lang w:eastAsia="es-CO"/>
         </w:rPr>
         <w:drawing>
-          <wp:inline distT="0" distB="0" distL="0" distR="0" wp14:anchorId="7AA0C064" wp14:editId="493A6FEA">
+          <wp:inline distT="0" distB="0" distL="0" distR="0" wp14:anchorId="7AA0C064" wp14:editId="611EE958">
             <wp:extent cx="4680000" cy="2631600"/>
             <wp:effectExtent l="0" t="0" r="6350" b="0"/>
             <wp:docPr id="33" name="Imagen 33">
@@ -22625,7 +22917,6 @@
               <w:rPr>
                 <w:b/>
               </w:rPr>
-              <w:lastRenderedPageBreak/>
               <w:t>Síntesis</w:t>
             </w:r>
             <w:r>
@@ -22666,6 +22957,7 @@
           </w:p>
           <w:p>
             <w:r>
+              <w:lastRenderedPageBreak/>
               <w:t>Se detalla además la diferencia entre plano unido y plano separado. En el caso del básico infantil</w:t>
             </w:r>
             <w:r>
@@ -22683,11 +22975,7 @@
               <w:t>,</w:t>
             </w:r>
             <w:r>
-              <w:t xml:space="preserve"> se establecen líneas guía fundamentales como cuello, cintura, profundidad de sisa, centro frente, centro atrás y costado. Estas </w:t>
-            </w:r>
-            <w:r>
-              <w:lastRenderedPageBreak/>
-              <w:t>referencias permiten ubicar correctamente ancho de pecho, ancho de espalda, hombros, escote y sisa.</w:t>
+              <w:t xml:space="preserve"> se establecen líneas guía fundamentales como cuello, cintura, profundidad de sisa, centro frente, centro atrás y costado. Estas referencias permiten ubicar correctamente ancho de pecho, ancho de espalda, hombros, escote y sisa.</w:t>
             </w:r>
           </w:p>
           <w:p>
@@ -22702,6 +22990,7 @@
           </w:p>
           <w:p>
             <w:r>
+              <w:lastRenderedPageBreak/>
               <w:t>E</w:t>
             </w:r>
             <w:r>
@@ -22772,301 +23061,6 @@
         </w:rPr>
         <w:tab/>
       </w:r>
-      <w:r>
-        <w:rPr>
-          <w:lang w:eastAsia="es-CO"/>
-        </w:rPr>
-        <w:tab/>
-      </w:r>
-      <w:r>
-        <w:rPr>
-          <w:lang w:eastAsia="es-CO"/>
-        </w:rPr>
-        <w:tab/>
-      </w:r>
-      <w:r>
-        <w:rPr>
-          <w:lang w:eastAsia="es-CO"/>
-        </w:rPr>
-        <w:tab/>
-      </w:r>
-      <w:r>
-        <w:rPr>
-          <w:lang w:eastAsia="es-CO"/>
-        </w:rPr>
-        <w:tab/>
-      </w:r>
-      <w:r>
-        <w:rPr>
-          <w:lang w:eastAsia="es-CO"/>
-        </w:rPr>
-        <w:tab/>
-      </w:r>
-      <w:r>
-        <w:rPr>
-          <w:lang w:eastAsia="es-CO"/>
-        </w:rPr>
-        <w:tab/>
-      </w:r>
-      <w:r>
-        <w:rPr>
-          <w:lang w:eastAsia="es-CO"/>
-        </w:rPr>
-        <w:tab/>
-      </w:r>
-      <w:r>
-        <w:rPr>
-          <w:lang w:eastAsia="es-CO"/>
-        </w:rPr>
-        <w:tab/>
-      </w:r>
-      <w:r>
-        <w:rPr>
-          <w:lang w:eastAsia="es-CO"/>
-        </w:rPr>
-        <w:tab/>
-      </w:r>
-      <w:r>
-        <w:rPr>
-          <w:lang w:eastAsia="es-CO"/>
-        </w:rPr>
-        <w:tab/>
-      </w:r>
-      <w:r>
-        <w:rPr>
-          <w:lang w:eastAsia="es-CO"/>
-        </w:rPr>
-        <w:tab/>
-      </w:r>
-      <w:r>
-        <w:rPr>
-          <w:lang w:eastAsia="es-CO"/>
-        </w:rPr>
-        <w:tab/>
-      </w:r>
-      <w:r>
-        <w:rPr>
-          <w:lang w:eastAsia="es-CO"/>
-        </w:rPr>
-        <w:tab/>
-      </w:r>
-      <w:r>
-        <w:rPr>
-          <w:lang w:eastAsia="es-CO"/>
-        </w:rPr>
-        <w:tab/>
-      </w:r>
-      <w:r>
-        <w:rPr>
-          <w:lang w:eastAsia="es-CO"/>
-        </w:rPr>
-        <w:tab/>
-      </w:r>
-      <w:r>
-        <w:rPr>
-          <w:lang w:eastAsia="es-CO"/>
-        </w:rPr>
-        <w:tab/>
-      </w:r>
-      <w:r>
-        <w:rPr>
-          <w:lang w:eastAsia="es-CO"/>
-        </w:rPr>
-        <w:tab/>
-      </w:r>
-      <w:r>
-        <w:rPr>
-          <w:lang w:eastAsia="es-CO"/>
-        </w:rPr>
-        <w:tab/>
-      </w:r>
-      <w:r>
-        <w:rPr>
-          <w:lang w:eastAsia="es-CO"/>
-        </w:rPr>
-        <w:tab/>
-      </w:r>
-      <w:r>
-        <w:rPr>
-          <w:lang w:eastAsia="es-CO"/>
-        </w:rPr>
-        <w:tab/>
-      </w:r>
-      <w:r>
-        <w:rPr>
-          <w:lang w:eastAsia="es-CO"/>
-        </w:rPr>
-        <w:tab/>
-      </w:r>
-      <w:r>
-        <w:rPr>
-          <w:lang w:eastAsia="es-CO"/>
-        </w:rPr>
-        <w:tab/>
-      </w:r>
-      <w:r>
-        <w:rPr>
-          <w:lang w:eastAsia="es-CO"/>
-        </w:rPr>
-        <w:tab/>
-      </w:r>
-      <w:r>
-        <w:rPr>
-          <w:lang w:eastAsia="es-CO"/>
-        </w:rPr>
-        <w:tab/>
-      </w:r>
-      <w:r>
-        <w:rPr>
-          <w:lang w:eastAsia="es-CO"/>
-        </w:rPr>
-        <w:tab/>
-      </w:r>
-      <w:r>
-        <w:rPr>
-          <w:lang w:eastAsia="es-CO"/>
-        </w:rPr>
-        <w:tab/>
-      </w:r>
-      <w:r>
-        <w:rPr>
-          <w:lang w:eastAsia="es-CO"/>
-        </w:rPr>
-        <w:lastRenderedPageBreak/>
-        <w:tab/>
-      </w:r>
-      <w:r>
-        <w:rPr>
-          <w:lang w:eastAsia="es-CO"/>
-        </w:rPr>
-        <w:tab/>
-      </w:r>
-      <w:r>
-        <w:rPr>
-          <w:lang w:eastAsia="es-CO"/>
-        </w:rPr>
-        <w:tab/>
-      </w:r>
-      <w:r>
-        <w:rPr>
-          <w:lang w:eastAsia="es-CO"/>
-        </w:rPr>
-        <w:tab/>
-      </w:r>
-      <w:r>
-        <w:rPr>
-          <w:lang w:eastAsia="es-CO"/>
-        </w:rPr>
-        <w:tab/>
-      </w:r>
-      <w:r>
-        <w:rPr>
-          <w:lang w:eastAsia="es-CO"/>
-        </w:rPr>
-        <w:tab/>
-      </w:r>
-      <w:r>
-        <w:rPr>
-          <w:lang w:eastAsia="es-CO"/>
-        </w:rPr>
-        <w:tab/>
-      </w:r>
-      <w:r>
-        <w:rPr>
-          <w:lang w:eastAsia="es-CO"/>
-        </w:rPr>
-        <w:tab/>
-      </w:r>
-      <w:r>
-        <w:rPr>
-          <w:lang w:eastAsia="es-CO"/>
-        </w:rPr>
-        <w:tab/>
-      </w:r>
-      <w:r>
-        <w:rPr>
-          <w:lang w:eastAsia="es-CO"/>
-        </w:rPr>
-        <w:tab/>
-      </w:r>
-      <w:r>
-        <w:rPr>
-          <w:lang w:eastAsia="es-CO"/>
-        </w:rPr>
-        <w:tab/>
-      </w:r>
-      <w:r>
-        <w:rPr>
-          <w:lang w:eastAsia="es-CO"/>
-        </w:rPr>
-        <w:tab/>
-      </w:r>
-      <w:r>
-        <w:rPr>
-          <w:lang w:eastAsia="es-CO"/>
-        </w:rPr>
-        <w:tab/>
-      </w:r>
-      <w:r>
-        <w:rPr>
-          <w:lang w:eastAsia="es-CO"/>
-        </w:rPr>
-        <w:tab/>
-      </w:r>
-      <w:r>
-        <w:rPr>
-          <w:lang w:eastAsia="es-CO"/>
-        </w:rPr>
-        <w:tab/>
-      </w:r>
-      <w:r>
-        <w:rPr>
-          <w:lang w:eastAsia="es-CO"/>
-        </w:rPr>
-        <w:tab/>
-      </w:r>
-      <w:r>
-        <w:rPr>
-          <w:lang w:eastAsia="es-CO"/>
-        </w:rPr>
-        <w:tab/>
-      </w:r>
-      <w:r>
-        <w:rPr>
-          <w:lang w:eastAsia="es-CO"/>
-        </w:rPr>
-        <w:tab/>
-      </w:r>
-      <w:r>
-        <w:rPr>
-          <w:lang w:eastAsia="es-CO"/>
-        </w:rPr>
-        <w:tab/>
-      </w:r>
-      <w:r>
-        <w:rPr>
-          <w:lang w:eastAsia="es-CO"/>
-        </w:rPr>
-        <w:tab/>
-      </w:r>
-      <w:r>
-        <w:rPr>
-          <w:lang w:eastAsia="es-CO"/>
-        </w:rPr>
-        <w:tab/>
-      </w:r>
-      <w:r>
-        <w:rPr>
-          <w:lang w:eastAsia="es-CO"/>
-        </w:rPr>
-        <w:tab/>
-      </w:r>
-      <w:r>
-        <w:rPr>
-          <w:lang w:eastAsia="es-CO"/>
-        </w:rPr>
-        <w:tab/>
-      </w:r>
     </w:p>
     <w:p>
       <w:pPr>
@@ -23097,7 +23091,7 @@
           <w:lang w:eastAsia="es-CO"/>
         </w:rPr>
         <w:drawing>
-          <wp:inline distT="0" distB="0" distL="0" distR="0" wp14:anchorId="235609B9" wp14:editId="7193AC00">
+          <wp:inline distT="0" distB="0" distL="0" distR="0" wp14:anchorId="235609B9" wp14:editId="7EECE520">
             <wp:extent cx="4680000" cy="2631600"/>
             <wp:effectExtent l="0" t="0" r="6350" b="0"/>
             <wp:docPr id="34" name="Imagen 34">
@@ -23204,6 +23198,7 @@
               <w:rPr>
                 <w:b/>
               </w:rPr>
+              <w:lastRenderedPageBreak/>
               <w:t>Síntesis</w:t>
             </w:r>
             <w:r>
@@ -23236,7 +23231,6 @@
           </w:p>
           <w:p>
             <w:r>
-              <w:lastRenderedPageBreak/>
               <w:t>La metodología establece que todo patrón debe iniciar desde un rectángulo base construido con el contorno más protuberante y el largo más extenso del cuerpo. En el caso de la falda, el ancho corresponde al contorno de cadera dividido en dos partes iguales, ya que se trabaja sobre un plano unido que integra delantero y posterior en una misma estructura. Este sistema permite mantener uniformidad en largos y costados, evitando diferencias frecuentes en los planos separados y facilitando el proceso de confección.</w:t>
             </w:r>
           </w:p>
@@ -23247,16 +23241,16 @@
           </w:p>
           <w:p>
             <w:r>
-              <w:t>El desarrollo técnico del patrón se centra posteriormente en la definición de la cintura y las pinzas. La cintura se calcula mediante la cuarta parte del contorno correspondiente, adicionando el valor de la pinza según el volumen requerido. Estas pinzas permiten controlar el excedente entre cadera y cintura, generando adaptación anatómica y equilibrio en la prenda. Asimismo, se aplican desniveles de cintura en centro atrás y costado para responder a la forma natural del cuerpo y evitar deformaciones, pliegues o bolsas en la zona posterior de la falda.</w:t>
+              <w:t xml:space="preserve">El desarrollo técnico del patrón se centra posteriormente en la definición de la cintura y las pinzas. La cintura se calcula mediante la cuarta parte del contorno correspondiente, adicionando el valor de la pinza según el volumen requerido. Estas </w:t>
+            </w:r>
+            <w:r>
+              <w:lastRenderedPageBreak/>
+              <w:t>pinzas permiten controlar el excedente entre cadera y cintura, generando adaptación anatómica y equilibrio en la prenda. Asimismo, se aplican desniveles de cintura en centro atrás y costado para responder a la forma natural del cuerpo y evitar deformaciones, pliegues o bolsas en la zona posterior de la falda.</w:t>
             </w:r>
           </w:p>
           <w:p>
             <w:r>
-              <w:t xml:space="preserve">La construcción de las curvas de cintura y cadera se realiza mediante el uso adecuado de reglas curvas y curvígrafos, respetando la transición anatómica del </w:t>
-            </w:r>
-            <w:r>
-              <w:lastRenderedPageBreak/>
-              <w:t>cuerpo. Se enfatiza que las curvas deben descansar suavemente sobre las líneas rectas para mantener armonía estructural y precisión técnica en el patronaje.</w:t>
+              <w:t>La construcción de las curvas de cintura y cadera se realiza mediante el uso adecuado de reglas curvas y curvígrafos, respetando la transición anatómica del cuerpo. Se enfatiza que las curvas deben descansar suavemente sobre las líneas rectas para mantener armonía estructural y precisión técnica en el patronaje.</w:t>
             </w:r>
           </w:p>
           <w:p>
@@ -23295,6 +23289,141 @@
       <w:r>
         <w:t>Para conocer en detalle este proceso, le recomiendo ir al siguiente video. En él, se explican paso a paso todas las fases involucradas en la creación de prendas de vestir, ayudando así a entender cómo se transforma una idea de diseño en una prenda.</w:t>
       </w:r>
+      <w:r>
+        <w:tab/>
+      </w:r>
+      <w:r>
+        <w:tab/>
+      </w:r>
+      <w:r>
+        <w:tab/>
+      </w:r>
+      <w:r>
+        <w:tab/>
+      </w:r>
+      <w:r>
+        <w:tab/>
+      </w:r>
+      <w:r>
+        <w:tab/>
+      </w:r>
+      <w:r>
+        <w:tab/>
+      </w:r>
+      <w:r>
+        <w:tab/>
+      </w:r>
+      <w:r>
+        <w:tab/>
+      </w:r>
+      <w:r>
+        <w:tab/>
+      </w:r>
+      <w:r>
+        <w:tab/>
+      </w:r>
+      <w:r>
+        <w:tab/>
+      </w:r>
+      <w:r>
+        <w:tab/>
+      </w:r>
+      <w:r>
+        <w:tab/>
+      </w:r>
+      <w:r>
+        <w:tab/>
+      </w:r>
+      <w:r>
+        <w:tab/>
+      </w:r>
+      <w:r>
+        <w:tab/>
+      </w:r>
+      <w:r>
+        <w:tab/>
+      </w:r>
+      <w:r>
+        <w:tab/>
+      </w:r>
+      <w:r>
+        <w:tab/>
+      </w:r>
+      <w:r>
+        <w:tab/>
+      </w:r>
+      <w:r>
+        <w:tab/>
+      </w:r>
+      <w:r>
+        <w:tab/>
+      </w:r>
+      <w:r>
+        <w:tab/>
+      </w:r>
+      <w:r>
+        <w:tab/>
+      </w:r>
+      <w:r>
+        <w:tab/>
+      </w:r>
+      <w:r>
+        <w:tab/>
+      </w:r>
+      <w:r>
+        <w:tab/>
+      </w:r>
+      <w:r>
+        <w:tab/>
+      </w:r>
+      <w:r>
+        <w:tab/>
+      </w:r>
+      <w:r>
+        <w:tab/>
+      </w:r>
+      <w:r>
+        <w:tab/>
+      </w:r>
+      <w:r>
+        <w:tab/>
+      </w:r>
+      <w:r>
+        <w:tab/>
+      </w:r>
+      <w:r>
+        <w:tab/>
+      </w:r>
+      <w:r>
+        <w:tab/>
+      </w:r>
+      <w:r>
+        <w:tab/>
+      </w:r>
+      <w:r>
+        <w:tab/>
+      </w:r>
+      <w:r>
+        <w:tab/>
+      </w:r>
+      <w:r>
+        <w:tab/>
+      </w:r>
+      <w:r>
+        <w:tab/>
+      </w:r>
+      <w:r>
+        <w:tab/>
+      </w:r>
+      <w:r>
+        <w:tab/>
+      </w:r>
+      <w:r>
+        <w:tab/>
+      </w:r>
+      <w:r>
+        <w:tab/>
+      </w:r>
     </w:p>
     <w:p>
       <w:pPr>
@@ -23308,6 +23437,7 @@
         <w:rPr>
           <w:lang w:eastAsia="es-CO"/>
         </w:rPr>
+        <w:lastRenderedPageBreak/>
         <w:t>Base inferior pantalón infantil</w:t>
       </w:r>
     </w:p>
@@ -23324,7 +23454,7 @@
           <w:lang w:eastAsia="es-CO"/>
         </w:rPr>
         <w:drawing>
-          <wp:inline distT="0" distB="0" distL="0" distR="0" wp14:anchorId="4C67427F" wp14:editId="795CA0D9">
+          <wp:inline distT="0" distB="0" distL="0" distR="0" wp14:anchorId="4C67427F" wp14:editId="2B7692DD">
             <wp:extent cx="4680000" cy="2631600"/>
             <wp:effectExtent l="0" t="0" r="6350" b="0"/>
             <wp:docPr id="35" name="Imagen 35">
@@ -23462,7 +23592,11 @@
           </w:p>
           <w:p>
             <w:r>
-              <w:t>El análisis mediante colores y superposición de piezas permite reconocer las diferencias entre delantero y posterior, especialmente en zonas como el tiro, la cadera y el costado, donde las variaciones morfológicas del cuerpo exigen ajustes específicos. De esta manera, se logra interpretar cómo cada sección del patrón responde al volumen corporal, garantizando equilibrio, movilidad y correcta adaptación de la prenda.</w:t>
+              <w:t xml:space="preserve">El análisis mediante colores y superposición de piezas permite reconocer las diferencias entre delantero y posterior, especialmente en zonas como el tiro, la </w:t>
+            </w:r>
+            <w:r>
+              <w:lastRenderedPageBreak/>
+              <w:t>cadera y el costado, donde las variaciones morfológicas del cuerpo exigen ajustes específicos. De esta manera, se logra interpretar cómo cada sección del patrón responde al volumen corporal, garantizando equilibrio, movilidad y correcta adaptación de la prenda.</w:t>
             </w:r>
           </w:p>
           <w:p>
@@ -23482,12 +23616,14 @@
         </w:numPr>
         <w:ind w:left="567" w:hanging="567"/>
       </w:pPr>
-      <w:bookmarkStart w:id="8" w:name="_Toc234915141"/>
+      <w:bookmarkStart w:id="15" w:name="_Toc235693439"/>
+      <w:bookmarkStart w:id="16" w:name="_Toc235693517"/>
       <w:r>
         <w:lastRenderedPageBreak/>
         <w:t>Elaboración de básicos masculinos</w:t>
       </w:r>
-      <w:bookmarkEnd w:id="8"/>
+      <w:bookmarkEnd w:id="15"/>
+      <w:bookmarkEnd w:id="16"/>
     </w:p>
     <w:p>
       <w:pPr>
@@ -23500,6 +23636,600 @@
           <w:lang w:eastAsia="es-CO"/>
         </w:rPr>
         <w:t>Este recurso le guiará a través de los pasos fundamentales del proceso, desde la creación de patrones hasta la confección final de prendas masculinas básicas. Al visitar este video, podrá apreciar las técnicas y metodologías utilizadas para diseñar y producir ropa masculina esencial, proporcionándole un conocimiento práctico y visual de cada etapa involucrada.</w:t>
+      </w:r>
+      <w:r>
+        <w:rPr>
+          <w:lang w:eastAsia="es-CO"/>
+        </w:rPr>
+        <w:tab/>
+      </w:r>
+      <w:r>
+        <w:rPr>
+          <w:lang w:eastAsia="es-CO"/>
+        </w:rPr>
+        <w:tab/>
+      </w:r>
+      <w:r>
+        <w:rPr>
+          <w:lang w:eastAsia="es-CO"/>
+        </w:rPr>
+        <w:tab/>
+      </w:r>
+      <w:r>
+        <w:rPr>
+          <w:lang w:eastAsia="es-CO"/>
+        </w:rPr>
+        <w:tab/>
+      </w:r>
+      <w:r>
+        <w:rPr>
+          <w:lang w:eastAsia="es-CO"/>
+        </w:rPr>
+        <w:tab/>
+      </w:r>
+      <w:r>
+        <w:rPr>
+          <w:lang w:eastAsia="es-CO"/>
+        </w:rPr>
+        <w:tab/>
+      </w:r>
+      <w:r>
+        <w:rPr>
+          <w:lang w:eastAsia="es-CO"/>
+        </w:rPr>
+        <w:tab/>
+      </w:r>
+      <w:r>
+        <w:rPr>
+          <w:lang w:eastAsia="es-CO"/>
+        </w:rPr>
+        <w:tab/>
+      </w:r>
+      <w:r>
+        <w:rPr>
+          <w:lang w:eastAsia="es-CO"/>
+        </w:rPr>
+        <w:tab/>
+      </w:r>
+      <w:r>
+        <w:rPr>
+          <w:lang w:eastAsia="es-CO"/>
+        </w:rPr>
+        <w:tab/>
+      </w:r>
+      <w:r>
+        <w:rPr>
+          <w:lang w:eastAsia="es-CO"/>
+        </w:rPr>
+        <w:tab/>
+      </w:r>
+      <w:r>
+        <w:rPr>
+          <w:lang w:eastAsia="es-CO"/>
+        </w:rPr>
+        <w:tab/>
+      </w:r>
+      <w:r>
+        <w:rPr>
+          <w:lang w:eastAsia="es-CO"/>
+        </w:rPr>
+        <w:tab/>
+      </w:r>
+      <w:r>
+        <w:rPr>
+          <w:lang w:eastAsia="es-CO"/>
+        </w:rPr>
+        <w:tab/>
+      </w:r>
+      <w:r>
+        <w:rPr>
+          <w:lang w:eastAsia="es-CO"/>
+        </w:rPr>
+        <w:tab/>
+      </w:r>
+      <w:r>
+        <w:rPr>
+          <w:lang w:eastAsia="es-CO"/>
+        </w:rPr>
+        <w:tab/>
+      </w:r>
+      <w:r>
+        <w:rPr>
+          <w:lang w:eastAsia="es-CO"/>
+        </w:rPr>
+        <w:tab/>
+      </w:r>
+      <w:r>
+        <w:rPr>
+          <w:lang w:eastAsia="es-CO"/>
+        </w:rPr>
+        <w:tab/>
+      </w:r>
+      <w:r>
+        <w:rPr>
+          <w:lang w:eastAsia="es-CO"/>
+        </w:rPr>
+        <w:tab/>
+      </w:r>
+      <w:r>
+        <w:rPr>
+          <w:lang w:eastAsia="es-CO"/>
+        </w:rPr>
+        <w:tab/>
+      </w:r>
+      <w:r>
+        <w:rPr>
+          <w:lang w:eastAsia="es-CO"/>
+        </w:rPr>
+        <w:tab/>
+      </w:r>
+      <w:r>
+        <w:rPr>
+          <w:lang w:eastAsia="es-CO"/>
+        </w:rPr>
+        <w:tab/>
+      </w:r>
+      <w:r>
+        <w:rPr>
+          <w:lang w:eastAsia="es-CO"/>
+        </w:rPr>
+        <w:tab/>
+      </w:r>
+      <w:r>
+        <w:rPr>
+          <w:lang w:eastAsia="es-CO"/>
+        </w:rPr>
+        <w:tab/>
+      </w:r>
+      <w:r>
+        <w:rPr>
+          <w:lang w:eastAsia="es-CO"/>
+        </w:rPr>
+        <w:tab/>
+      </w:r>
+      <w:r>
+        <w:rPr>
+          <w:lang w:eastAsia="es-CO"/>
+        </w:rPr>
+        <w:tab/>
+      </w:r>
+      <w:r>
+        <w:rPr>
+          <w:lang w:eastAsia="es-CO"/>
+        </w:rPr>
+        <w:tab/>
+      </w:r>
+      <w:r>
+        <w:rPr>
+          <w:lang w:eastAsia="es-CO"/>
+        </w:rPr>
+        <w:tab/>
+      </w:r>
+      <w:r>
+        <w:rPr>
+          <w:lang w:eastAsia="es-CO"/>
+        </w:rPr>
+        <w:tab/>
+      </w:r>
+      <w:r>
+        <w:rPr>
+          <w:lang w:eastAsia="es-CO"/>
+        </w:rPr>
+        <w:tab/>
+      </w:r>
+      <w:r>
+        <w:rPr>
+          <w:lang w:eastAsia="es-CO"/>
+        </w:rPr>
+        <w:tab/>
+      </w:r>
+      <w:r>
+        <w:rPr>
+          <w:lang w:eastAsia="es-CO"/>
+        </w:rPr>
+        <w:tab/>
+      </w:r>
+      <w:r>
+        <w:rPr>
+          <w:lang w:eastAsia="es-CO"/>
+        </w:rPr>
+        <w:tab/>
+      </w:r>
+      <w:r>
+        <w:rPr>
+          <w:lang w:eastAsia="es-CO"/>
+        </w:rPr>
+        <w:tab/>
+      </w:r>
+      <w:r>
+        <w:rPr>
+          <w:lang w:eastAsia="es-CO"/>
+        </w:rPr>
+        <w:tab/>
+      </w:r>
+      <w:r>
+        <w:rPr>
+          <w:lang w:eastAsia="es-CO"/>
+        </w:rPr>
+        <w:tab/>
+      </w:r>
+      <w:r>
+        <w:rPr>
+          <w:lang w:eastAsia="es-CO"/>
+        </w:rPr>
+        <w:tab/>
+      </w:r>
+      <w:r>
+        <w:rPr>
+          <w:lang w:eastAsia="es-CO"/>
+        </w:rPr>
+        <w:tab/>
+      </w:r>
+      <w:r>
+        <w:rPr>
+          <w:lang w:eastAsia="es-CO"/>
+        </w:rPr>
+        <w:tab/>
+      </w:r>
+      <w:r>
+        <w:rPr>
+          <w:lang w:eastAsia="es-CO"/>
+        </w:rPr>
+        <w:tab/>
+      </w:r>
+      <w:r>
+        <w:rPr>
+          <w:lang w:eastAsia="es-CO"/>
+        </w:rPr>
+        <w:tab/>
+      </w:r>
+      <w:r>
+        <w:rPr>
+          <w:lang w:eastAsia="es-CO"/>
+        </w:rPr>
+        <w:tab/>
+      </w:r>
+      <w:r>
+        <w:rPr>
+          <w:lang w:eastAsia="es-CO"/>
+        </w:rPr>
+        <w:tab/>
+      </w:r>
+      <w:r>
+        <w:rPr>
+          <w:lang w:eastAsia="es-CO"/>
+        </w:rPr>
+        <w:tab/>
+      </w:r>
+      <w:r>
+        <w:rPr>
+          <w:lang w:eastAsia="es-CO"/>
+        </w:rPr>
+        <w:tab/>
+      </w:r>
+      <w:r>
+        <w:rPr>
+          <w:lang w:eastAsia="es-CO"/>
+        </w:rPr>
+        <w:tab/>
+      </w:r>
+      <w:r>
+        <w:rPr>
+          <w:lang w:eastAsia="es-CO"/>
+        </w:rPr>
+        <w:tab/>
+      </w:r>
+      <w:r>
+        <w:rPr>
+          <w:lang w:eastAsia="es-CO"/>
+        </w:rPr>
+        <w:tab/>
+      </w:r>
+      <w:r>
+        <w:rPr>
+          <w:lang w:eastAsia="es-CO"/>
+        </w:rPr>
+        <w:tab/>
+      </w:r>
+      <w:r>
+        <w:rPr>
+          <w:lang w:eastAsia="es-CO"/>
+        </w:rPr>
+        <w:tab/>
+      </w:r>
+      <w:r>
+        <w:rPr>
+          <w:lang w:eastAsia="es-CO"/>
+        </w:rPr>
+        <w:tab/>
+      </w:r>
+      <w:r>
+        <w:rPr>
+          <w:lang w:eastAsia="es-CO"/>
+        </w:rPr>
+        <w:tab/>
+      </w:r>
+      <w:r>
+        <w:rPr>
+          <w:lang w:eastAsia="es-CO"/>
+        </w:rPr>
+        <w:tab/>
+      </w:r>
+      <w:r>
+        <w:rPr>
+          <w:lang w:eastAsia="es-CO"/>
+        </w:rPr>
+        <w:tab/>
+      </w:r>
+      <w:r>
+        <w:rPr>
+          <w:lang w:eastAsia="es-CO"/>
+        </w:rPr>
+        <w:tab/>
+      </w:r>
+      <w:r>
+        <w:rPr>
+          <w:lang w:eastAsia="es-CO"/>
+        </w:rPr>
+        <w:tab/>
+      </w:r>
+      <w:r>
+        <w:rPr>
+          <w:lang w:eastAsia="es-CO"/>
+        </w:rPr>
+        <w:tab/>
+      </w:r>
+      <w:r>
+        <w:rPr>
+          <w:lang w:eastAsia="es-CO"/>
+        </w:rPr>
+        <w:tab/>
+      </w:r>
+      <w:r>
+        <w:rPr>
+          <w:lang w:eastAsia="es-CO"/>
+        </w:rPr>
+        <w:tab/>
+      </w:r>
+      <w:r>
+        <w:rPr>
+          <w:lang w:eastAsia="es-CO"/>
+        </w:rPr>
+        <w:tab/>
+      </w:r>
+      <w:r>
+        <w:rPr>
+          <w:lang w:eastAsia="es-CO"/>
+        </w:rPr>
+        <w:tab/>
+      </w:r>
+      <w:r>
+        <w:rPr>
+          <w:lang w:eastAsia="es-CO"/>
+        </w:rPr>
+        <w:tab/>
+      </w:r>
+      <w:r>
+        <w:rPr>
+          <w:lang w:eastAsia="es-CO"/>
+        </w:rPr>
+        <w:tab/>
+      </w:r>
+      <w:r>
+        <w:rPr>
+          <w:lang w:eastAsia="es-CO"/>
+        </w:rPr>
+        <w:tab/>
+      </w:r>
+      <w:r>
+        <w:rPr>
+          <w:lang w:eastAsia="es-CO"/>
+        </w:rPr>
+        <w:tab/>
+      </w:r>
+      <w:r>
+        <w:rPr>
+          <w:lang w:eastAsia="es-CO"/>
+        </w:rPr>
+        <w:tab/>
+      </w:r>
+      <w:r>
+        <w:rPr>
+          <w:lang w:eastAsia="es-CO"/>
+        </w:rPr>
+        <w:tab/>
+      </w:r>
+      <w:r>
+        <w:rPr>
+          <w:lang w:eastAsia="es-CO"/>
+        </w:rPr>
+        <w:tab/>
+      </w:r>
+      <w:r>
+        <w:rPr>
+          <w:lang w:eastAsia="es-CO"/>
+        </w:rPr>
+        <w:tab/>
+      </w:r>
+      <w:r>
+        <w:rPr>
+          <w:lang w:eastAsia="es-CO"/>
+        </w:rPr>
+        <w:tab/>
+      </w:r>
+      <w:r>
+        <w:rPr>
+          <w:lang w:eastAsia="es-CO"/>
+        </w:rPr>
+        <w:tab/>
+      </w:r>
+      <w:r>
+        <w:rPr>
+          <w:lang w:eastAsia="es-CO"/>
+        </w:rPr>
+        <w:tab/>
+      </w:r>
+      <w:r>
+        <w:rPr>
+          <w:lang w:eastAsia="es-CO"/>
+        </w:rPr>
+        <w:tab/>
+      </w:r>
+      <w:r>
+        <w:rPr>
+          <w:lang w:eastAsia="es-CO"/>
+        </w:rPr>
+        <w:tab/>
+      </w:r>
+      <w:r>
+        <w:rPr>
+          <w:lang w:eastAsia="es-CO"/>
+        </w:rPr>
+        <w:tab/>
+      </w:r>
+      <w:r>
+        <w:rPr>
+          <w:lang w:eastAsia="es-CO"/>
+        </w:rPr>
+        <w:tab/>
+      </w:r>
+      <w:r>
+        <w:rPr>
+          <w:lang w:eastAsia="es-CO"/>
+        </w:rPr>
+        <w:tab/>
+      </w:r>
+      <w:r>
+        <w:rPr>
+          <w:lang w:eastAsia="es-CO"/>
+        </w:rPr>
+        <w:tab/>
+      </w:r>
+      <w:r>
+        <w:rPr>
+          <w:lang w:eastAsia="es-CO"/>
+        </w:rPr>
+        <w:tab/>
+      </w:r>
+      <w:r>
+        <w:rPr>
+          <w:lang w:eastAsia="es-CO"/>
+        </w:rPr>
+        <w:tab/>
+      </w:r>
+      <w:r>
+        <w:rPr>
+          <w:lang w:eastAsia="es-CO"/>
+        </w:rPr>
+        <w:tab/>
+      </w:r>
+      <w:r>
+        <w:rPr>
+          <w:lang w:eastAsia="es-CO"/>
+        </w:rPr>
+        <w:tab/>
+      </w:r>
+      <w:r>
+        <w:rPr>
+          <w:lang w:eastAsia="es-CO"/>
+        </w:rPr>
+        <w:tab/>
+      </w:r>
+      <w:r>
+        <w:rPr>
+          <w:lang w:eastAsia="es-CO"/>
+        </w:rPr>
+        <w:tab/>
+      </w:r>
+      <w:r>
+        <w:rPr>
+          <w:lang w:eastAsia="es-CO"/>
+        </w:rPr>
+        <w:tab/>
+      </w:r>
+      <w:r>
+        <w:rPr>
+          <w:lang w:eastAsia="es-CO"/>
+        </w:rPr>
+        <w:tab/>
+      </w:r>
+      <w:r>
+        <w:rPr>
+          <w:lang w:eastAsia="es-CO"/>
+        </w:rPr>
+        <w:tab/>
+      </w:r>
+      <w:r>
+        <w:rPr>
+          <w:lang w:eastAsia="es-CO"/>
+        </w:rPr>
+        <w:tab/>
+      </w:r>
+      <w:r>
+        <w:rPr>
+          <w:lang w:eastAsia="es-CO"/>
+        </w:rPr>
+        <w:tab/>
+      </w:r>
+      <w:r>
+        <w:rPr>
+          <w:lang w:eastAsia="es-CO"/>
+        </w:rPr>
+        <w:tab/>
+      </w:r>
+      <w:r>
+        <w:rPr>
+          <w:lang w:eastAsia="es-CO"/>
+        </w:rPr>
+        <w:tab/>
+      </w:r>
+      <w:r>
+        <w:rPr>
+          <w:lang w:eastAsia="es-CO"/>
+        </w:rPr>
+        <w:tab/>
+      </w:r>
+      <w:r>
+        <w:rPr>
+          <w:lang w:eastAsia="es-CO"/>
+        </w:rPr>
+        <w:tab/>
+      </w:r>
+      <w:r>
+        <w:rPr>
+          <w:lang w:eastAsia="es-CO"/>
+        </w:rPr>
+        <w:tab/>
+      </w:r>
+      <w:r>
+        <w:rPr>
+          <w:lang w:eastAsia="es-CO"/>
+        </w:rPr>
+        <w:tab/>
+      </w:r>
+      <w:r>
+        <w:rPr>
+          <w:lang w:eastAsia="es-CO"/>
+        </w:rPr>
+        <w:tab/>
+      </w:r>
+      <w:r>
+        <w:rPr>
+          <w:lang w:eastAsia="es-CO"/>
+        </w:rPr>
+        <w:tab/>
+      </w:r>
+      <w:r>
+        <w:rPr>
+          <w:lang w:eastAsia="es-CO"/>
+        </w:rPr>
+        <w:tab/>
+      </w:r>
+      <w:r>
+        <w:rPr>
+          <w:lang w:eastAsia="es-CO"/>
+        </w:rPr>
+        <w:tab/>
       </w:r>
       <w:r>
         <w:rPr>
@@ -23562,6 +24292,7 @@
         <w:rPr>
           <w:lang w:eastAsia="es-CO"/>
         </w:rPr>
+        <w:lastRenderedPageBreak/>
         <w:t>Elaboración de básicos masculinos</w:t>
       </w:r>
     </w:p>
@@ -23578,7 +24309,7 @@
           <w:lang w:eastAsia="es-CO"/>
         </w:rPr>
         <w:drawing>
-          <wp:inline distT="0" distB="0" distL="0" distR="0" wp14:anchorId="44AEBF8F" wp14:editId="42E22971">
+          <wp:inline distT="0" distB="0" distL="0" distR="0" wp14:anchorId="44AEBF8F" wp14:editId="5AA29D3A">
             <wp:extent cx="4680000" cy="2631600"/>
             <wp:effectExtent l="0" t="0" r="6350" b="0"/>
             <wp:docPr id="36" name="Imagen 36">
@@ -23706,11 +24437,7 @@
           </w:tcPr>
           <w:p>
             <w:r>
-              <w:t xml:space="preserve">El análisis de la estructura masculina en patronaje parte de comprender que el sistema de tallas y medidas históricamente se desarrolló bajo el sistema imperial, utilizando pulgadas como referencia principal. Aunque actualmente muchos países trabajan con el sistema métrico decimal, la confección masculina continúa </w:t>
-            </w:r>
-            <w:r>
-              <w:lastRenderedPageBreak/>
-              <w:t>conservando gran parte de esa estructura tradicional, especialmente en los cuadros de tallas para prendas superiores e inferiores.</w:t>
+              <w:t>El análisis de la estructura masculina en patronaje parte de comprender que el sistema de tallas y medidas históricamente se desarrolló bajo el sistema imperial, utilizando pulgadas como referencia principal. Aunque actualmente muchos países trabajan con el sistema métrico decimal, la confección masculina continúa conservando gran parte de esa estructura tradicional, especialmente en los cuadros de tallas para prendas superiores e inferiores.</w:t>
             </w:r>
           </w:p>
           <w:p>
@@ -23720,6 +24447,7 @@
           </w:p>
           <w:p>
             <w:r>
+              <w:lastRenderedPageBreak/>
               <w:t>Uno de los aspectos más importantes es entender la relación entre pulgadas y centímetros. Una pulgada equivale a 2.54 centímetros, lo que genera diferencias técnicas al momento de trasladar medidas del sistema imperial al sistema métrico. Estas conversiones requieren precisión porque pequeñas variaciones decimales pueden alterar el ajuste y la proporción del patrón.</w:t>
             </w:r>
           </w:p>
@@ -23730,11 +24458,7 @@
           </w:p>
           <w:p>
             <w:r>
-              <w:t xml:space="preserve">En patronaje masculino, las tallas superiores e inferiores no funcionan bajo una única referencia. Las prendas superiores se identifican principalmente por el contorno de cuello en centímetros, mientras que las prendas inferiores se determinan por el </w:t>
-            </w:r>
-            <w:r>
-              <w:lastRenderedPageBreak/>
-              <w:t>contorno de cintura en pulgadas. Esta diferencia es clave para evitar errores en la lectura del cuadro de tallas y en la construcción del patrón.</w:t>
+              <w:t>En patronaje masculino, las tallas superiores e inferiores no funcionan bajo una única referencia. Las prendas superiores se identifican principalmente por el contorno de cuello en centímetros, mientras que las prendas inferiores se determinan por el contorno de cintura en pulgadas. Esta diferencia es clave para evitar errores en la lectura del cuadro de tallas y en la construcción del patrón.</w:t>
             </w:r>
           </w:p>
           <w:p>
@@ -23756,6 +24480,7 @@
               </w:numPr>
             </w:pPr>
             <w:r>
+              <w:lastRenderedPageBreak/>
               <w:t>La silueta clásica, caracterizada por una horma amplia y desestructurada, con mayor holgura sobre el cuerpo.</w:t>
             </w:r>
           </w:p>
@@ -23842,11 +24567,7 @@
           </w:p>
           <w:p>
             <w:r>
-              <w:t xml:space="preserve">En términos de construcción, el patrón masculino siempre parte de un rectángulo base calculado desde el contorno de pecho. A partir de esta medida se </w:t>
-            </w:r>
-            <w:r>
-              <w:lastRenderedPageBreak/>
-              <w:t>determinan las proporciones del cuerpo, los anchos, largos y la horma final de la prenda según la silueta seleccionada.</w:t>
+              <w:t>En términos de construcción, el patrón masculino siempre parte de un rectángulo base calculado desde el contorno de pecho. A partir de esta medida se determinan las proporciones del cuerpo, los anchos, largos y la horma final de la prenda según la silueta seleccionada.</w:t>
             </w:r>
           </w:p>
           <w:p>
@@ -23924,6 +24645,132 @@
         </w:rPr>
         <w:tab/>
       </w:r>
+      <w:r>
+        <w:rPr>
+          <w:lang w:eastAsia="es-CO"/>
+        </w:rPr>
+        <w:tab/>
+      </w:r>
+      <w:r>
+        <w:rPr>
+          <w:lang w:eastAsia="es-CO"/>
+        </w:rPr>
+        <w:tab/>
+      </w:r>
+      <w:r>
+        <w:rPr>
+          <w:lang w:eastAsia="es-CO"/>
+        </w:rPr>
+        <w:tab/>
+      </w:r>
+      <w:r>
+        <w:rPr>
+          <w:lang w:eastAsia="es-CO"/>
+        </w:rPr>
+        <w:tab/>
+      </w:r>
+      <w:r>
+        <w:rPr>
+          <w:lang w:eastAsia="es-CO"/>
+        </w:rPr>
+        <w:tab/>
+      </w:r>
+      <w:r>
+        <w:rPr>
+          <w:lang w:eastAsia="es-CO"/>
+        </w:rPr>
+        <w:tab/>
+      </w:r>
+      <w:r>
+        <w:rPr>
+          <w:lang w:eastAsia="es-CO"/>
+        </w:rPr>
+        <w:tab/>
+      </w:r>
+      <w:r>
+        <w:rPr>
+          <w:lang w:eastAsia="es-CO"/>
+        </w:rPr>
+        <w:tab/>
+      </w:r>
+      <w:r>
+        <w:rPr>
+          <w:lang w:eastAsia="es-CO"/>
+        </w:rPr>
+        <w:tab/>
+      </w:r>
+      <w:r>
+        <w:rPr>
+          <w:lang w:eastAsia="es-CO"/>
+        </w:rPr>
+        <w:tab/>
+      </w:r>
+      <w:r>
+        <w:rPr>
+          <w:lang w:eastAsia="es-CO"/>
+        </w:rPr>
+        <w:tab/>
+      </w:r>
+      <w:r>
+        <w:rPr>
+          <w:lang w:eastAsia="es-CO"/>
+        </w:rPr>
+        <w:tab/>
+      </w:r>
+      <w:r>
+        <w:rPr>
+          <w:lang w:eastAsia="es-CO"/>
+        </w:rPr>
+        <w:tab/>
+      </w:r>
+      <w:r>
+        <w:rPr>
+          <w:lang w:eastAsia="es-CO"/>
+        </w:rPr>
+        <w:tab/>
+      </w:r>
+      <w:r>
+        <w:rPr>
+          <w:lang w:eastAsia="es-CO"/>
+        </w:rPr>
+        <w:tab/>
+      </w:r>
+      <w:r>
+        <w:rPr>
+          <w:lang w:eastAsia="es-CO"/>
+        </w:rPr>
+        <w:tab/>
+      </w:r>
+      <w:r>
+        <w:rPr>
+          <w:lang w:eastAsia="es-CO"/>
+        </w:rPr>
+        <w:tab/>
+      </w:r>
+      <w:r>
+        <w:rPr>
+          <w:lang w:eastAsia="es-CO"/>
+        </w:rPr>
+        <w:tab/>
+      </w:r>
+      <w:r>
+        <w:rPr>
+          <w:lang w:eastAsia="es-CO"/>
+        </w:rPr>
+        <w:tab/>
+      </w:r>
+      <w:r>
+        <w:rPr>
+          <w:lang w:eastAsia="es-CO"/>
+        </w:rPr>
+        <w:tab/>
+      </w:r>
+      <w:r>
+        <w:rPr>
+          <w:lang w:eastAsia="es-CO"/>
+        </w:rPr>
+        <w:tab/>
+      </w:r>
     </w:p>
     <w:p>
       <w:pPr>
@@ -23937,6 +24784,7 @@
         <w:rPr>
           <w:lang w:eastAsia="es-CO"/>
         </w:rPr>
+        <w:lastRenderedPageBreak/>
         <w:t xml:space="preserve">Base superior masculina </w:t>
       </w:r>
       <w:r>
@@ -23959,7 +24807,7 @@
           <w:lang w:eastAsia="es-CO"/>
         </w:rPr>
         <w:drawing>
-          <wp:inline distT="0" distB="0" distL="0" distR="0" wp14:anchorId="07CA9A27" wp14:editId="3B90F3B5">
+          <wp:inline distT="0" distB="0" distL="0" distR="0" wp14:anchorId="07CA9A27" wp14:editId="0393DD6F">
             <wp:extent cx="4680000" cy="2631600"/>
             <wp:effectExtent l="0" t="0" r="6350" b="0"/>
             <wp:docPr id="37" name="Imagen 37">
@@ -24066,7 +24914,6 @@
               <w:rPr>
                 <w:b/>
               </w:rPr>
-              <w:lastRenderedPageBreak/>
               <w:t>Síntesis</w:t>
             </w:r>
             <w:r>
@@ -24122,6 +24969,7 @@
           </w:p>
           <w:p>
             <w:r>
+              <w:lastRenderedPageBreak/>
               <w:t xml:space="preserve">El patrón base siempre inicia desde un rectángulo estructural. Para construirlo se utilizan dos medidas fundamentales: el contorno de pecho, por ser el volumen más prominente de la parte superior del cuerpo, y el largo de talle, por ser la longitud más extensa del torso. En el caso del </w:t>
             </w:r>
             <w:r>
@@ -24141,7 +24989,6 @@
           </w:p>
           <w:p>
             <w:r>
-              <w:lastRenderedPageBreak/>
               <w:t>Posteriormente se determinan los anchos estructurales del cuerpo: ancho de espalda, ancho de pecho y costado. Estas divisiones organizan el plano y permiten diferenciar claramente delantero y posterior dentro del patrón unido por costado.</w:t>
             </w:r>
           </w:p>
@@ -24152,7 +24999,11 @@
           </w:p>
           <w:p>
             <w:r>
-              <w:t>El análisis técnico del escote también evidencia la importancia de verificar constantemente los recorridos anatómicos. El recorrido total del cuello debe coincidir exactamente con la talla trabajada; de lo contrario, el patrón generará deformaciones o problemas de ajuste. Esto obliga a corregir fórmulas estándar cuando producen medidas desproporcionadas.</w:t>
+              <w:t xml:space="preserve">El análisis técnico del escote también evidencia la importancia de verificar constantemente los recorridos anatómicos. El recorrido total del cuello debe coincidir </w:t>
+            </w:r>
+            <w:r>
+              <w:lastRenderedPageBreak/>
+              <w:t>exactamente con la talla trabajada; de lo contrario, el patrón generará deformaciones o problemas de ajuste. Esto obliga a corregir fórmulas estándar cuando producen medidas desproporcionadas.</w:t>
             </w:r>
           </w:p>
           <w:p>
@@ -24162,11 +25013,7 @@
           </w:p>
           <w:p>
             <w:r>
-              <w:t xml:space="preserve">En la parte delantera se incorpora la recuperación de talle, que responde al desnivel natural entre delantero y posterior del cuerpo humano. Además, se ubica el </w:t>
-            </w:r>
-            <w:r>
-              <w:lastRenderedPageBreak/>
-              <w:t>vértice de pinza como referencia anatómica, aunque en masculino no se trabaja volumen como en patronaje femenino.</w:t>
+              <w:t>En la parte delantera se incorpora la recuperación de talle, que responde al desnivel natural entre delantero y posterior del cuerpo humano. Además, se ubica el vértice de pinza como referencia anatómica, aunque en masculino no se trabaja volumen como en patronaje femenino.</w:t>
             </w:r>
           </w:p>
           <w:p>
@@ -24200,340 +25047,11 @@
     </w:p>
     <w:p>
       <w:r>
-        <w:t>Para obtener una comprensión detallada sobre la "Base inferior del pantalón masculino", diríjase al recurso que lo guiará a través de los pasos fundamentales del proceso, desde la creación del patrón base hasta la confección final del pantalón. Allí, podrás conocer las técnicas y metodologías utilizadas para diseñar y producir pantalones masculinos, proporcionándole un conocimiento práctico de cada etapa involucrada.</w:t>
-      </w:r>
-      <w:r>
-        <w:tab/>
-      </w:r>
-      <w:r>
-        <w:tab/>
-      </w:r>
-      <w:r>
-        <w:tab/>
-      </w:r>
-      <w:r>
-        <w:tab/>
-      </w:r>
-      <w:r>
-        <w:tab/>
-      </w:r>
-      <w:r>
-        <w:tab/>
-      </w:r>
-      <w:r>
-        <w:tab/>
-      </w:r>
-      <w:r>
-        <w:tab/>
-      </w:r>
-      <w:r>
-        <w:tab/>
-      </w:r>
-      <w:r>
-        <w:tab/>
-      </w:r>
-      <w:r>
-        <w:tab/>
-      </w:r>
-      <w:r>
-        <w:tab/>
-      </w:r>
-      <w:r>
-        <w:tab/>
-      </w:r>
-      <w:r>
-        <w:tab/>
-      </w:r>
-      <w:r>
-        <w:tab/>
-      </w:r>
-      <w:r>
-        <w:tab/>
-      </w:r>
-      <w:r>
-        <w:tab/>
-      </w:r>
-      <w:r>
-        <w:tab/>
-      </w:r>
-      <w:r>
-        <w:tab/>
-      </w:r>
-      <w:r>
-        <w:tab/>
-      </w:r>
-      <w:r>
-        <w:tab/>
-      </w:r>
-      <w:r>
-        <w:tab/>
-      </w:r>
-      <w:r>
-        <w:tab/>
-      </w:r>
-      <w:r>
-        <w:tab/>
-      </w:r>
-      <w:r>
-        <w:tab/>
-      </w:r>
-      <w:r>
-        <w:tab/>
-      </w:r>
-      <w:r>
-        <w:tab/>
-      </w:r>
-      <w:r>
-        <w:tab/>
-      </w:r>
-      <w:r>
-        <w:tab/>
-      </w:r>
-      <w:r>
-        <w:tab/>
-      </w:r>
-      <w:r>
-        <w:tab/>
-      </w:r>
-      <w:r>
-        <w:tab/>
-      </w:r>
-      <w:r>
-        <w:tab/>
-      </w:r>
-      <w:r>
-        <w:tab/>
-      </w:r>
-      <w:r>
-        <w:tab/>
-      </w:r>
-      <w:r>
-        <w:tab/>
-      </w:r>
-      <w:r>
-        <w:tab/>
-      </w:r>
-      <w:r>
-        <w:tab/>
-      </w:r>
-      <w:r>
-        <w:tab/>
-      </w:r>
-      <w:r>
-        <w:tab/>
-      </w:r>
-      <w:r>
-        <w:tab/>
-      </w:r>
-      <w:r>
-        <w:tab/>
-      </w:r>
-      <w:r>
-        <w:tab/>
-      </w:r>
-      <w:r>
-        <w:tab/>
-      </w:r>
-      <w:r>
-        <w:tab/>
-      </w:r>
-      <w:r>
-        <w:tab/>
-      </w:r>
-      <w:r>
-        <w:tab/>
-      </w:r>
-      <w:r>
-        <w:tab/>
-      </w:r>
-      <w:r>
-        <w:tab/>
-      </w:r>
-      <w:r>
-        <w:tab/>
-      </w:r>
-      <w:r>
-        <w:tab/>
-      </w:r>
-      <w:r>
-        <w:tab/>
-      </w:r>
-      <w:r>
-        <w:tab/>
-      </w:r>
-      <w:r>
-        <w:tab/>
-      </w:r>
-      <w:r>
-        <w:tab/>
-      </w:r>
-      <w:r>
-        <w:tab/>
-      </w:r>
-      <w:r>
-        <w:tab/>
-      </w:r>
-      <w:r>
-        <w:tab/>
-      </w:r>
-      <w:r>
-        <w:tab/>
-      </w:r>
-      <w:r>
-        <w:tab/>
-      </w:r>
-      <w:r>
-        <w:tab/>
-      </w:r>
-      <w:r>
-        <w:tab/>
-      </w:r>
-      <w:r>
-        <w:tab/>
-      </w:r>
-      <w:r>
-        <w:tab/>
-      </w:r>
-      <w:r>
-        <w:tab/>
-      </w:r>
-      <w:r>
-        <w:tab/>
-      </w:r>
-      <w:r>
-        <w:tab/>
-      </w:r>
-      <w:r>
-        <w:tab/>
-      </w:r>
-      <w:r>
-        <w:tab/>
-      </w:r>
-      <w:r>
-        <w:tab/>
-      </w:r>
-      <w:r>
-        <w:tab/>
-      </w:r>
-      <w:r>
-        <w:tab/>
-      </w:r>
-      <w:r>
-        <w:tab/>
-      </w:r>
-      <w:r>
-        <w:tab/>
-      </w:r>
-      <w:r>
-        <w:tab/>
-      </w:r>
-      <w:r>
-        <w:tab/>
-      </w:r>
-      <w:r>
-        <w:tab/>
-      </w:r>
-      <w:r>
-        <w:tab/>
-      </w:r>
-      <w:r>
-        <w:tab/>
-      </w:r>
-      <w:r>
-        <w:tab/>
-      </w:r>
-      <w:r>
-        <w:tab/>
-      </w:r>
-      <w:r>
-        <w:tab/>
-      </w:r>
-      <w:r>
-        <w:tab/>
-      </w:r>
-      <w:r>
-        <w:tab/>
-      </w:r>
-      <w:r>
-        <w:tab/>
-      </w:r>
-      <w:r>
-        <w:tab/>
-      </w:r>
-      <w:r>
-        <w:tab/>
-      </w:r>
-      <w:r>
-        <w:tab/>
-      </w:r>
-      <w:r>
-        <w:tab/>
-      </w:r>
-      <w:r>
-        <w:tab/>
-      </w:r>
-      <w:r>
-        <w:tab/>
-      </w:r>
-      <w:r>
-        <w:tab/>
-      </w:r>
-      <w:r>
-        <w:tab/>
-      </w:r>
-      <w:r>
-        <w:tab/>
-      </w:r>
-      <w:r>
-        <w:tab/>
-      </w:r>
-      <w:r>
-        <w:tab/>
-      </w:r>
-      <w:r>
-        <w:tab/>
-      </w:r>
-      <w:r>
-        <w:tab/>
-      </w:r>
-      <w:r>
-        <w:tab/>
-      </w:r>
-      <w:r>
-        <w:tab/>
-      </w:r>
-      <w:r>
-        <w:tab/>
-      </w:r>
-      <w:r>
-        <w:tab/>
-      </w:r>
-      <w:r>
-        <w:tab/>
-      </w:r>
-      <w:r>
-        <w:tab/>
-      </w:r>
-      <w:r>
-        <w:tab/>
-      </w:r>
-      <w:r>
-        <w:tab/>
-      </w:r>
-      <w:r>
-        <w:tab/>
-      </w:r>
-      <w:r>
-        <w:tab/>
-      </w:r>
-      <w:r>
-        <w:tab/>
-      </w:r>
-      <w:r>
-        <w:tab/>
-      </w:r>
-      <w:r>
-        <w:tab/>
+        <w:t xml:space="preserve">Para obtener una comprensión detallada sobre la "Base inferior del pantalón masculino", diríjase al recurso que lo guiará a través de los pasos fundamentales del </w:t>
+      </w:r>
+      <w:r>
+        <w:lastRenderedPageBreak/>
+        <w:t>proceso, desde la creación del patrón base hasta la confección final del pantalón. Allí, podrás conocer las técnicas y metodologías utilizadas para diseñar y producir pantalones masculinos, proporcionándole un conocimiento práctico de cada etapa involucrada.</w:t>
       </w:r>
       <w:r>
         <w:tab/>
@@ -24551,7 +25069,6 @@
         <w:jc w:val="left"/>
       </w:pPr>
       <w:r>
-        <w:lastRenderedPageBreak/>
         <w:t>Base inferior de pantalón masculino</w:t>
       </w:r>
     </w:p>
@@ -24565,7 +25082,7 @@
           <w:lang w:eastAsia="es-CO"/>
         </w:rPr>
         <w:drawing>
-          <wp:inline distT="0" distB="0" distL="0" distR="0" wp14:anchorId="37669E7E" wp14:editId="661B2CC2">
+          <wp:inline distT="0" distB="0" distL="0" distR="0" wp14:anchorId="37669E7E" wp14:editId="4A719CA9">
             <wp:extent cx="4680000" cy="2631600"/>
             <wp:effectExtent l="0" t="0" r="6350" b="0"/>
             <wp:docPr id="38" name="Imagen 38">
@@ -24695,7 +25212,11 @@
               <w:t>u</w:t>
             </w:r>
             <w:r>
-              <w:t xml:space="preserve"> overol. Aunque el manual presenta variantes como pantalón clásico y </w:t>
+              <w:t xml:space="preserve"> overol. Aunque el manual presenta </w:t>
+            </w:r>
+            <w:r>
+              <w:lastRenderedPageBreak/>
+              <w:t xml:space="preserve">variantes como pantalón clásico y </w:t>
             </w:r>
             <w:proofErr w:type="spellStart"/>
             <w:r>
@@ -24722,11 +25243,7 @@
             </w:r>
             <w:proofErr w:type="spellEnd"/>
             <w:r>
-              <w:t xml:space="preserve">, el </w:t>
-            </w:r>
-            <w:r>
-              <w:lastRenderedPageBreak/>
-              <w:t xml:space="preserve">aumento se reduce a 0,7 cm por cuarta parte, equivalente a 2,8 cm totales, logrando un ajuste más cercano al cuerpo. En una silueta </w:t>
+              <w:t xml:space="preserve">, el aumento se reduce a 0,7 cm por cuarta parte, equivalente a 2,8 cm totales, logrando un ajuste más cercano al cuerpo. En una silueta </w:t>
             </w:r>
             <w:r>
               <w:rPr>
@@ -24764,7 +25281,11 @@
           </w:p>
           <w:p>
             <w:r>
-              <w:t>Las líneas fundamentales del plano son cintura, cadera, tiro, rodilla y bota. La altura de cadera se obtiene de forma deducida, tomando el largo de tiro y dividiéndolo en tres partes iguales; desde la cintura hacia abajo se ubican dos terceras partes para definir la línea de cadera. La línea de rodilla se determina dividiendo la distancia entre tiro y bota en dos partes iguales y subi</w:t>
+              <w:t xml:space="preserve">Las líneas fundamentales del plano son cintura, cadera, tiro, rodilla y bota. La altura de cadera se obtiene de forma deducida, tomando el largo de tiro y dividiéndolo en tres partes iguales; desde la cintura hacia abajo se ubican dos terceras partes para definir la línea de cadera. La línea de rodilla se determina </w:t>
+            </w:r>
+            <w:r>
+              <w:lastRenderedPageBreak/>
+              <w:t>dividiendo la distancia entre tiro y bota en dos partes iguales y subi</w:t>
             </w:r>
             <w:r>
               <w:t>endo 5 cm desde el punto medio.</w:t>
@@ -24780,11 +25301,7 @@
             </w:r>
             <w:proofErr w:type="spellEnd"/>
             <w:r>
-              <w:t xml:space="preserve"> se reduce ligeramente para lograr un ajuste más estrecho. Desde esta amplitud se establece la línea de </w:t>
-            </w:r>
-            <w:r>
-              <w:lastRenderedPageBreak/>
-              <w:t>aplomo, eje central del pantalón y referencia indispensable para garantizar equilibrio, caída correcta y alineación del hilo de tela.</w:t>
+              <w:t xml:space="preserve"> se reduce ligeramente para lograr un ajuste más estrecho. Desde esta amplitud se establece la línea de aplomo, eje central del pantalón y referencia indispensable para garantizar equilibrio, caída correcta y alineación del hilo de tela.</w:t>
             </w:r>
           </w:p>
           <w:p>
@@ -24805,7 +25322,11 @@
           </w:p>
           <w:p>
             <w:r>
-              <w:t>El posterior se desarrolla sobre el mismo plano delantero mediante un sistema de ampliaciones y diagonales. Se incrementa la amplitud del tiro, se eleva la cintura posterior y se incorpora una pinza para adaptar el pantalón a la forma del cuerpo. La pinza posterior se distribuye en partes iguales y su largo puede calcularse tomando la altura de cadera dividida en tres y multiplicada por dos. El costado y la entrepierna posterior reciben ampliaciones específicas para ga</w:t>
+              <w:t xml:space="preserve">El posterior se desarrolla sobre el mismo plano delantero mediante un sistema de ampliaciones y diagonales. Se incrementa la amplitud del tiro, se eleva la cintura </w:t>
+            </w:r>
+            <w:r>
+              <w:lastRenderedPageBreak/>
+              <w:t>posterior y se incorpora una pinza para adaptar el pantalón a la forma del cuerpo. La pinza posterior se distribuye en partes iguales y su largo puede calcularse tomando la altura de cadera dividida en tres y multiplicada por dos. El costado y la entrepierna posterior reciben ampliaciones específicas para ga</w:t>
             </w:r>
             <w:r>
               <w:t>rantizar movilidad y comodidad.</w:t>
@@ -24816,11 +25337,7 @@
               <w:t>E</w:t>
             </w:r>
             <w:r>
-              <w:t xml:space="preserve">l resultado es un básico delantero y posterior sin márgenes de costura, listo para ser desglosado y utilizado como base de interpretación. A partir de esta </w:t>
-            </w:r>
-            <w:r>
-              <w:lastRenderedPageBreak/>
-              <w:t>estructura pueden desarrollarse diferentes diseños, transformaciones y detalles constructivos según el tipo de prenda masculina requerida.</w:t>
+              <w:t>l resultado es un básico delantero y posterior sin márgenes de costura, listo para ser desglosado y utilizado como base de interpretación. A partir de esta estructura pueden desarrollarse diferentes diseños, transformaciones y detalles constructivos según el tipo de prenda masculina requerida.</w:t>
             </w:r>
           </w:p>
         </w:tc>
@@ -24835,12 +25352,14 @@
         </w:numPr>
         <w:ind w:left="567" w:hanging="567"/>
       </w:pPr>
-      <w:bookmarkStart w:id="9" w:name="_Toc234915142"/>
+      <w:bookmarkStart w:id="17" w:name="_Toc235693440"/>
+      <w:bookmarkStart w:id="18" w:name="_Toc235693518"/>
       <w:r>
         <w:lastRenderedPageBreak/>
         <w:t>Elaboración de básicos femeninos</w:t>
       </w:r>
-      <w:bookmarkEnd w:id="9"/>
+      <w:bookmarkEnd w:id="17"/>
+      <w:bookmarkEnd w:id="18"/>
     </w:p>
     <w:p>
       <w:r>
@@ -24941,6 +25460,7 @@
           <w:b/>
           <w:lang w:eastAsia="es-CO"/>
         </w:rPr>
+        <w:lastRenderedPageBreak/>
         <w:t>Manejo del papel:</w:t>
       </w:r>
       <w:r>
@@ -24960,14 +25480,7 @@
         <w:rPr>
           <w:lang w:eastAsia="es-CO"/>
         </w:rPr>
-        <w:t xml:space="preserve">, dicho papel tiene dos caras, una cara que al tacto es liso y visualmente brillante y otra que al tacto es corrugada y visualmente opaca, por lo general se recomienda trabajar por la parte corrugada con el fin de tener una mejor adhesión del grafito (lápiz) y de no permitir que rebote la luz, </w:t>
-      </w:r>
-      <w:r>
-        <w:rPr>
-          <w:lang w:eastAsia="es-CO"/>
-        </w:rPr>
-        <w:lastRenderedPageBreak/>
-        <w:t>es recomendable trabajar en papel blanco con el fin de no cansar la vista y descansar la mente.</w:t>
+        <w:t>, dicho papel tiene dos caras, una cara que al tacto es liso y visualmente brillante y otra que al tacto es corrugada y visualmente opaca, por lo general se recomienda trabajar por la parte corrugada con el fin de tener una mejor adhesión del grafito (lápiz) y de no permitir que rebote la luz, es recomendable trabajar en papel blanco con el fin de no cansar la vista y descansar la mente.</w:t>
       </w:r>
     </w:p>
     <w:p>
@@ -25014,7 +25527,7 @@
           <w:lang w:eastAsia="es-CO"/>
         </w:rPr>
         <w:drawing>
-          <wp:inline distT="0" distB="0" distL="0" distR="0" wp14:anchorId="2F71D63B" wp14:editId="7A6DEC9D">
+          <wp:inline distT="0" distB="0" distL="0" distR="0" wp14:anchorId="2F71D63B" wp14:editId="52380701">
             <wp:extent cx="4680000" cy="2631600"/>
             <wp:effectExtent l="0" t="0" r="6350" b="0"/>
             <wp:docPr id="39" name="Imagen 39">
@@ -25117,6 +25630,7 @@
               <w:rPr>
                 <w:b/>
               </w:rPr>
+              <w:lastRenderedPageBreak/>
               <w:t>Síntesis</w:t>
             </w:r>
             <w:r>
@@ -25138,11 +25652,7 @@
           </w:tcPr>
           <w:p>
             <w:r>
-              <w:t xml:space="preserve">La construcción del básico superior femenino requiere comprender inicialmente el tipo de plano que se va a trabajar. A diferencia del básico masculino e infantil, donde se emplea un plano unido, el femenino se desarrolla a partir de planos </w:t>
-            </w:r>
-            <w:r>
-              <w:lastRenderedPageBreak/>
-              <w:t>separados: una cuarta parte correspondiente al delantero y otra al posterior. Sin embargo, ambos deben integrarse posteriormente en un mismo plano para garantizar continuidad en el costado y precisión en el ensamblaje.</w:t>
+              <w:t>La construcción del básico superior femenino requiere comprender inicialmente el tipo de plano que se va a trabajar. A diferencia del básico masculino e infantil, donde se emplea un plano unido, el femenino se desarrolla a partir de planos separados: una cuarta parte correspondiente al delantero y otra al posterior. Sin embargo, ambos deben integrarse posteriormente en un mismo plano para garantizar continuidad en el costado y precisión en el ensamblaje.</w:t>
             </w:r>
           </w:p>
           <w:p>
@@ -25157,12 +25667,15 @@
           </w:p>
           <w:p>
             <w:r>
-              <w:t>Posteriormente, se define el escote utilizando una quinta parte del contorno de cuello. En procesos industriales se recomienda mantener la misma medida tanto en delantero como en posterior para facilitar el ensamblaje, mientras que en trabajos sobre medidas pueden aplicarse ajustes técnicos para evitar deformaciones o excesos en el escote.</w:t>
+              <w:t xml:space="preserve">Posteriormente, se define el escote utilizando una quinta parte del contorno de cuello. En procesos industriales se recomienda mantener la misma medida tanto en delantero como en posterior para facilitar el ensamblaje, mientras que en trabajos </w:t>
+            </w:r>
+            <w:r>
+              <w:lastRenderedPageBreak/>
+              <w:t>sobre medidas pueden aplicarse ajustes técnicos para evitar deformaciones o excesos en el escote.</w:t>
             </w:r>
           </w:p>
           <w:p>
             <w:r>
-              <w:lastRenderedPageBreak/>
               <w:t>El hombro se construye a partir de dos referencias: largo y caída de hombro. Industrialmente, la caída estándar femenina corresponde a 4 cm, independientemente de la talla. Luego se ubica el ancho de espalda y se traza la sisa mediante líneas rectas y curvas controladas con curvígrafo, garantizando continuidad y suavidad en el recorrido.</w:t>
             </w:r>
           </w:p>
@@ -25183,11 +25696,8 @@
           </w:p>
           <w:p>
             <w:r>
-              <w:t xml:space="preserve">El básico superior femenino no constituye una prenda terminada, sino la estructura base para el desarrollo de múltiples diseños como blusas, vestidos, </w:t>
-            </w:r>
-            <w:r>
               <w:lastRenderedPageBreak/>
-              <w:t>chalecos o chaquetas. Por ello, se recomienda realizar primero el ejercicio práctico sobre papel y posteriormente trasladarlo a cartulina para obtener un molde patrón resistente y reutilizable en futuras interpretaciones de diseño.</w:t>
+              <w:t>El básico superior femenino no constituye una prenda terminada, sino la estructura base para el desarrollo de múltiples diseños como blusas, vestidos, chalecos o chaquetas. Por ello, se recomienda realizar primero el ejercicio práctico sobre papel y posteriormente trasladarlo a cartulina para obtener un molde patrón resistente y reutilizable en futuras interpretaciones de diseño.</w:t>
             </w:r>
           </w:p>
         </w:tc>
@@ -25264,7 +25774,7 @@
           <w:lang w:eastAsia="es-CO"/>
         </w:rPr>
         <w:drawing>
-          <wp:inline distT="0" distB="0" distL="0" distR="0" wp14:anchorId="5CD3299A" wp14:editId="5EB90126">
+          <wp:inline distT="0" distB="0" distL="0" distR="0" wp14:anchorId="5CD3299A" wp14:editId="5C415A74">
             <wp:extent cx="4680000" cy="2631600"/>
             <wp:effectExtent l="0" t="0" r="6350" b="0"/>
             <wp:docPr id="40" name="Imagen 40">
@@ -25512,7 +26022,7 @@
           <w:lang w:eastAsia="es-CO"/>
         </w:rPr>
         <w:drawing>
-          <wp:inline distT="0" distB="0" distL="0" distR="0" wp14:anchorId="44E9E354" wp14:editId="4BAA48D5">
+          <wp:inline distT="0" distB="0" distL="0" distR="0" wp14:anchorId="44E9E354" wp14:editId="04D78CCD">
             <wp:extent cx="4680000" cy="2631600"/>
             <wp:effectExtent l="0" t="0" r="6350" b="0"/>
             <wp:docPr id="41" name="Imagen 41">
@@ -25666,7 +26176,6 @@
         <w:rPr>
           <w:lang w:eastAsia="es-CO"/>
         </w:rPr>
-        <w:lastRenderedPageBreak/>
         <w:tab/>
       </w:r>
       <w:r>
@@ -25834,12 +26343,14 @@
           <w:numId w:val="1"/>
         </w:numPr>
       </w:pPr>
-      <w:bookmarkStart w:id="10" w:name="_Toc234915143"/>
+      <w:bookmarkStart w:id="19" w:name="_Toc235693441"/>
+      <w:bookmarkStart w:id="20" w:name="_Toc235693519"/>
       <w:r>
         <w:lastRenderedPageBreak/>
         <w:t>Alistamiento para elaboración de muestra física 1</w:t>
       </w:r>
-      <w:bookmarkEnd w:id="10"/>
+      <w:bookmarkEnd w:id="19"/>
+      <w:bookmarkEnd w:id="20"/>
       <w:r>
         <w:tab/>
       </w:r>
@@ -25876,11 +26387,13 @@
         </w:numPr>
         <w:ind w:left="567" w:hanging="567"/>
       </w:pPr>
-      <w:bookmarkStart w:id="11" w:name="_Toc234915144"/>
+      <w:bookmarkStart w:id="21" w:name="_Toc235693442"/>
+      <w:bookmarkStart w:id="22" w:name="_Toc235693520"/>
       <w:r>
         <w:t>Tipos de máquinas</w:t>
       </w:r>
-      <w:bookmarkEnd w:id="11"/>
+      <w:bookmarkEnd w:id="21"/>
+      <w:bookmarkEnd w:id="22"/>
     </w:p>
     <w:p>
       <w:r>
@@ -26790,12 +27303,14 @@
         </w:numPr>
         <w:ind w:left="567" w:hanging="567"/>
       </w:pPr>
-      <w:bookmarkStart w:id="12" w:name="_Toc234915145"/>
+      <w:bookmarkStart w:id="23" w:name="_Toc235693443"/>
+      <w:bookmarkStart w:id="24" w:name="_Toc235693521"/>
       <w:r>
         <w:lastRenderedPageBreak/>
         <w:t>Partes de la máquina</w:t>
       </w:r>
-      <w:bookmarkEnd w:id="12"/>
+      <w:bookmarkEnd w:id="23"/>
+      <w:bookmarkEnd w:id="24"/>
     </w:p>
     <w:p>
       <w:pPr>
@@ -27364,7 +27879,7 @@
           <w:lang w:eastAsia="es-CO"/>
         </w:rPr>
         <w:drawing>
-          <wp:inline distT="0" distB="0" distL="0" distR="0" wp14:anchorId="5A7B9684" wp14:editId="592A6D27">
+          <wp:inline distT="0" distB="0" distL="0" distR="0" wp14:anchorId="5A7B9684" wp14:editId="5A22D1CD">
             <wp:extent cx="4680000" cy="2631600"/>
             <wp:effectExtent l="0" t="0" r="6350" b="0"/>
             <wp:docPr id="43" name="Imagen 43">
@@ -29475,13 +29990,13 @@
         <w:rPr>
           <w:lang w:eastAsia="es-CO"/>
         </w:rPr>
-        <w:t xml:space="preserve">Este </w:t>
-      </w:r>
-      <w:r>
-        <w:rPr>
-          <w:lang w:eastAsia="es-CO"/>
-        </w:rPr>
-        <w:t>Este dispositivo mecánico es el encargado de transportar el material durante el proceso de costura. Su funcionamiento se basa en sujetar la tela mediante su superficie dentada, la cual entra en contacto con el material y, por efecto de la fricción, lo desplaza de manera uniforme mientras se realiza la puntada.</w:t>
+        <w:t>Este</w:t>
+      </w:r>
+      <w:r>
+        <w:rPr>
+          <w:lang w:eastAsia="es-CO"/>
+        </w:rPr>
+        <w:t xml:space="preserve"> dispositivo mecánico es el encargado de transportar el material durante el proceso de costura. Su funcionamiento se basa en sujetar la tela mediante su superficie dentada, la cual entra en contacto con el material y, por efecto de la fricción, lo desplaza de manera uniforme mientras se realiza la puntada.</w:t>
       </w:r>
     </w:p>
     <w:p>
@@ -30432,11 +30947,13 @@
         </w:numPr>
         <w:ind w:left="567" w:hanging="567"/>
       </w:pPr>
-      <w:bookmarkStart w:id="13" w:name="_Toc234915146"/>
+      <w:bookmarkStart w:id="25" w:name="_Toc235693444"/>
+      <w:bookmarkStart w:id="26" w:name="_Toc235693522"/>
       <w:r>
         <w:t>Alimentación y transporte</w:t>
       </w:r>
-      <w:bookmarkEnd w:id="13"/>
+      <w:bookmarkEnd w:id="25"/>
+      <w:bookmarkEnd w:id="26"/>
       <w:r>
         <w:tab/>
       </w:r>
@@ -31128,11 +31645,13 @@
         </w:numPr>
         <w:ind w:left="567" w:hanging="567"/>
       </w:pPr>
-      <w:bookmarkStart w:id="14" w:name="_Toc234915147"/>
+      <w:bookmarkStart w:id="27" w:name="_Toc235693445"/>
+      <w:bookmarkStart w:id="28" w:name="_Toc235693523"/>
       <w:r>
         <w:t>Generaciones de máquinas</w:t>
       </w:r>
-      <w:bookmarkEnd w:id="14"/>
+      <w:bookmarkEnd w:id="27"/>
+      <w:bookmarkEnd w:id="28"/>
     </w:p>
     <w:p>
       <w:pPr>
@@ -31556,12 +32075,14 @@
         </w:numPr>
         <w:ind w:left="567" w:hanging="567"/>
       </w:pPr>
-      <w:bookmarkStart w:id="15" w:name="_Toc234915148"/>
+      <w:bookmarkStart w:id="29" w:name="_Toc235693446"/>
+      <w:bookmarkStart w:id="30" w:name="_Toc235693524"/>
       <w:r>
         <w:lastRenderedPageBreak/>
         <w:t>Clasificación, nomenclatura, puntas, calibres y usos</w:t>
       </w:r>
-      <w:bookmarkEnd w:id="15"/>
+      <w:bookmarkEnd w:id="29"/>
+      <w:bookmarkEnd w:id="30"/>
     </w:p>
     <w:p>
       <w:pPr>
@@ -32570,7 +33091,6 @@
           <w:p>
             <w:pPr>
               <w:ind w:firstLine="0"/>
-              <w:jc w:val="center"/>
               <w:rPr>
                 <w:lang w:eastAsia="es-CO"/>
               </w:rPr>
@@ -32587,7 +33107,6 @@
           <w:p>
             <w:pPr>
               <w:ind w:firstLine="0"/>
-              <w:jc w:val="center"/>
               <w:rPr>
                 <w:lang w:eastAsia="es-CO"/>
               </w:rPr>
@@ -32604,7 +33123,6 @@
           <w:p>
             <w:pPr>
               <w:ind w:firstLine="0"/>
-              <w:jc w:val="center"/>
               <w:rPr>
                 <w:lang w:eastAsia="es-CO"/>
               </w:rPr>
@@ -32626,7 +33144,6 @@
           <w:p>
             <w:pPr>
               <w:ind w:firstLine="0"/>
-              <w:jc w:val="center"/>
               <w:rPr>
                 <w:lang w:eastAsia="es-CO"/>
               </w:rPr>
@@ -32643,7 +33160,6 @@
           <w:p>
             <w:pPr>
               <w:ind w:firstLine="0"/>
-              <w:jc w:val="center"/>
               <w:rPr>
                 <w:lang w:eastAsia="es-CO"/>
               </w:rPr>
@@ -32660,7 +33176,6 @@
           <w:p>
             <w:pPr>
               <w:ind w:firstLine="0"/>
-              <w:jc w:val="center"/>
               <w:rPr>
                 <w:lang w:eastAsia="es-CO"/>
               </w:rPr>
@@ -32679,7 +33194,6 @@
           <w:p>
             <w:pPr>
               <w:ind w:firstLine="0"/>
-              <w:jc w:val="center"/>
               <w:rPr>
                 <w:lang w:eastAsia="es-CO"/>
               </w:rPr>
@@ -32696,7 +33210,6 @@
           <w:p>
             <w:pPr>
               <w:ind w:firstLine="0"/>
-              <w:jc w:val="center"/>
               <w:rPr>
                 <w:lang w:eastAsia="es-CO"/>
               </w:rPr>
@@ -32713,7 +33226,6 @@
           <w:p>
             <w:pPr>
               <w:ind w:firstLine="0"/>
-              <w:jc w:val="center"/>
               <w:rPr>
                 <w:lang w:eastAsia="es-CO"/>
               </w:rPr>
@@ -32735,7 +33247,6 @@
           <w:p>
             <w:pPr>
               <w:ind w:firstLine="0"/>
-              <w:jc w:val="center"/>
               <w:rPr>
                 <w:lang w:eastAsia="es-CO"/>
               </w:rPr>
@@ -32752,7 +33263,6 @@
           <w:p>
             <w:pPr>
               <w:ind w:firstLine="0"/>
-              <w:jc w:val="center"/>
               <w:rPr>
                 <w:lang w:eastAsia="es-CO"/>
               </w:rPr>
@@ -32769,7 +33279,6 @@
           <w:p>
             <w:pPr>
               <w:ind w:firstLine="0"/>
-              <w:jc w:val="center"/>
               <w:rPr>
                 <w:lang w:eastAsia="es-CO"/>
               </w:rPr>
@@ -32788,7 +33297,6 @@
           <w:p>
             <w:pPr>
               <w:ind w:firstLine="0"/>
-              <w:jc w:val="center"/>
               <w:rPr>
                 <w:lang w:eastAsia="es-CO"/>
               </w:rPr>
@@ -32805,7 +33313,6 @@
           <w:p>
             <w:pPr>
               <w:ind w:firstLine="0"/>
-              <w:jc w:val="center"/>
               <w:rPr>
                 <w:lang w:eastAsia="es-CO"/>
               </w:rPr>
@@ -32822,7 +33329,6 @@
           <w:p>
             <w:pPr>
               <w:ind w:firstLine="0"/>
-              <w:jc w:val="center"/>
               <w:rPr>
                 <w:lang w:eastAsia="es-CO"/>
               </w:rPr>
@@ -32844,7 +33350,6 @@
           <w:p>
             <w:pPr>
               <w:ind w:firstLine="0"/>
-              <w:jc w:val="center"/>
               <w:rPr>
                 <w:lang w:eastAsia="es-CO"/>
               </w:rPr>
@@ -32861,7 +33366,6 @@
           <w:p>
             <w:pPr>
               <w:ind w:firstLine="0"/>
-              <w:jc w:val="center"/>
               <w:rPr>
                 <w:lang w:eastAsia="es-CO"/>
               </w:rPr>
@@ -32878,7 +33382,6 @@
           <w:p>
             <w:pPr>
               <w:ind w:firstLine="0"/>
-              <w:jc w:val="center"/>
               <w:rPr>
                 <w:lang w:eastAsia="es-CO"/>
               </w:rPr>
@@ -32897,7 +33400,6 @@
           <w:p>
             <w:pPr>
               <w:ind w:firstLine="0"/>
-              <w:jc w:val="center"/>
               <w:rPr>
                 <w:lang w:eastAsia="es-CO"/>
               </w:rPr>
@@ -32914,7 +33416,6 @@
           <w:p>
             <w:pPr>
               <w:ind w:firstLine="0"/>
-              <w:jc w:val="center"/>
               <w:rPr>
                 <w:lang w:eastAsia="es-CO"/>
               </w:rPr>
@@ -32931,7 +33432,6 @@
           <w:p>
             <w:pPr>
               <w:ind w:firstLine="0"/>
-              <w:jc w:val="center"/>
               <w:rPr>
                 <w:lang w:eastAsia="es-CO"/>
               </w:rPr>
@@ -33012,7 +33512,6 @@
           <w:p>
             <w:pPr>
               <w:ind w:firstLine="0"/>
-              <w:jc w:val="center"/>
               <w:rPr>
                 <w:lang w:eastAsia="es-CO"/>
               </w:rPr>
@@ -33029,7 +33528,6 @@
           <w:p>
             <w:pPr>
               <w:ind w:firstLine="0"/>
-              <w:jc w:val="center"/>
               <w:rPr>
                 <w:lang w:eastAsia="es-CO"/>
               </w:rPr>
@@ -33051,7 +33549,6 @@
           <w:p>
             <w:pPr>
               <w:ind w:firstLine="0"/>
-              <w:jc w:val="center"/>
               <w:rPr>
                 <w:lang w:eastAsia="es-CO"/>
               </w:rPr>
@@ -33069,7 +33566,6 @@
             <w:pPr>
               <w:spacing w:line="240" w:lineRule="auto"/>
               <w:ind w:firstLine="0"/>
-              <w:jc w:val="center"/>
             </w:pPr>
             <w:r>
               <w:t>16 x 231 cabo delgado</w:t>
@@ -33079,7 +33575,6 @@
             <w:pPr>
               <w:spacing w:line="240" w:lineRule="auto"/>
               <w:ind w:firstLine="0"/>
-              <w:jc w:val="center"/>
               <w:rPr>
                 <w:lang w:eastAsia="es-CO"/>
               </w:rPr>
@@ -33101,7 +33596,6 @@
           <w:p>
             <w:pPr>
               <w:ind w:firstLine="0"/>
-              <w:jc w:val="center"/>
               <w:rPr>
                 <w:lang w:eastAsia="es-CO"/>
               </w:rPr>
@@ -33118,7 +33612,6 @@
           <w:p>
             <w:pPr>
               <w:ind w:firstLine="0"/>
-              <w:jc w:val="center"/>
               <w:rPr>
                 <w:lang w:eastAsia="es-CO"/>
               </w:rPr>
@@ -33140,7 +33633,6 @@
           <w:p>
             <w:pPr>
               <w:ind w:firstLine="0"/>
-              <w:jc w:val="center"/>
               <w:rPr>
                 <w:lang w:eastAsia="es-CO"/>
               </w:rPr>
@@ -33159,7 +33651,6 @@
           <w:p>
             <w:pPr>
               <w:ind w:firstLine="0"/>
-              <w:jc w:val="center"/>
               <w:rPr>
                 <w:lang w:eastAsia="es-CO"/>
               </w:rPr>
@@ -33178,7 +33669,6 @@
           <w:p>
             <w:pPr>
               <w:ind w:firstLine="0"/>
-              <w:jc w:val="center"/>
               <w:rPr>
                 <w:lang w:eastAsia="es-CO"/>
               </w:rPr>
@@ -33195,7 +33685,6 @@
           <w:p>
             <w:pPr>
               <w:ind w:firstLine="0"/>
-              <w:jc w:val="center"/>
               <w:rPr>
                 <w:lang w:eastAsia="es-CO"/>
               </w:rPr>
@@ -33217,7 +33706,6 @@
           <w:p>
             <w:pPr>
               <w:ind w:firstLine="0"/>
-              <w:jc w:val="center"/>
               <w:rPr>
                 <w:lang w:eastAsia="es-CO"/>
               </w:rPr>
@@ -33235,7 +33723,6 @@
           <w:p>
             <w:pPr>
               <w:ind w:firstLine="0"/>
-              <w:jc w:val="center"/>
               <w:rPr>
                 <w:lang w:eastAsia="es-CO"/>
               </w:rPr>
@@ -33311,7 +33798,8 @@
       <w:pPr>
         <w:pStyle w:val="Ttulo2"/>
       </w:pPr>
-      <w:bookmarkStart w:id="16" w:name="_Toc234915149"/>
+      <w:bookmarkStart w:id="31" w:name="_Toc235693447"/>
+      <w:bookmarkStart w:id="32" w:name="_Toc235693525"/>
       <w:r>
         <w:t>2.6</w:t>
       </w:r>
@@ -33321,7 +33809,8 @@
       <w:r>
         <w:t>Relación de elementos de costura: tela, aguja, puntada, hilo, ajuste</w:t>
       </w:r>
-      <w:bookmarkEnd w:id="16"/>
+      <w:bookmarkEnd w:id="31"/>
+      <w:bookmarkEnd w:id="32"/>
     </w:p>
     <w:p>
       <w:pPr>
@@ -33994,30 +34483,6 @@
           <w:lang w:eastAsia="es-CO"/>
         </w:rPr>
         <w:t xml:space="preserve"> es un acabado final que le deben dar al hilo para evitar su rotura al estar en contacto con la aguja.</w:t>
-      </w:r>
-      <w:r>
-        <w:rPr>
-          <w:lang w:eastAsia="es-CO"/>
-        </w:rPr>
-        <w:tab/>
-      </w:r>
-      <w:r>
-        <w:rPr>
-          <w:lang w:eastAsia="es-CO"/>
-        </w:rPr>
-        <w:tab/>
-      </w:r>
-      <w:r>
-        <w:rPr>
-          <w:lang w:eastAsia="es-CO"/>
-        </w:rPr>
-        <w:tab/>
-      </w:r>
-      <w:r>
-        <w:rPr>
-          <w:lang w:eastAsia="es-CO"/>
-        </w:rPr>
-        <w:tab/>
       </w:r>
       <w:r>
         <w:rPr>
@@ -34150,7 +34615,6 @@
           <w:p>
             <w:pPr>
               <w:ind w:firstLine="0"/>
-              <w:jc w:val="center"/>
               <w:rPr>
                 <w:lang w:eastAsia="es-CO"/>
               </w:rPr>
@@ -34167,7 +34631,6 @@
           <w:p>
             <w:pPr>
               <w:ind w:firstLine="0"/>
-              <w:jc w:val="center"/>
               <w:rPr>
                 <w:lang w:eastAsia="es-CO"/>
               </w:rPr>
@@ -34184,7 +34647,6 @@
           <w:p>
             <w:pPr>
               <w:ind w:firstLine="0"/>
-              <w:jc w:val="center"/>
               <w:rPr>
                 <w:lang w:eastAsia="es-CO"/>
               </w:rPr>
@@ -34206,7 +34668,6 @@
           <w:p>
             <w:pPr>
               <w:ind w:firstLine="0"/>
-              <w:jc w:val="center"/>
               <w:rPr>
                 <w:lang w:eastAsia="es-CO"/>
               </w:rPr>
@@ -34223,7 +34684,6 @@
           <w:p>
             <w:pPr>
               <w:ind w:firstLine="0"/>
-              <w:jc w:val="center"/>
               <w:rPr>
                 <w:lang w:eastAsia="es-CO"/>
               </w:rPr>
@@ -34240,7 +34700,6 @@
           <w:p>
             <w:pPr>
               <w:ind w:firstLine="0"/>
-              <w:jc w:val="center"/>
               <w:rPr>
                 <w:lang w:eastAsia="es-CO"/>
               </w:rPr>
@@ -34259,7 +34718,6 @@
           <w:p>
             <w:pPr>
               <w:ind w:firstLine="0"/>
-              <w:jc w:val="center"/>
               <w:rPr>
                 <w:lang w:eastAsia="es-CO"/>
               </w:rPr>
@@ -34277,7 +34735,6 @@
           <w:p>
             <w:pPr>
               <w:ind w:firstLine="0"/>
-              <w:jc w:val="center"/>
               <w:rPr>
                 <w:lang w:eastAsia="es-CO"/>
               </w:rPr>
@@ -34294,7 +34751,6 @@
           <w:p>
             <w:pPr>
               <w:ind w:firstLine="0"/>
-              <w:jc w:val="center"/>
               <w:rPr>
                 <w:lang w:eastAsia="es-CO"/>
               </w:rPr>
@@ -34316,7 +34772,6 @@
           <w:p>
             <w:pPr>
               <w:ind w:firstLine="0"/>
-              <w:jc w:val="center"/>
               <w:rPr>
                 <w:lang w:eastAsia="es-CO"/>
               </w:rPr>
@@ -34333,7 +34788,6 @@
           <w:p>
             <w:pPr>
               <w:ind w:firstLine="0"/>
-              <w:jc w:val="center"/>
               <w:rPr>
                 <w:lang w:eastAsia="es-CO"/>
               </w:rPr>
@@ -34350,7 +34804,6 @@
           <w:p>
             <w:pPr>
               <w:ind w:firstLine="0"/>
-              <w:jc w:val="center"/>
               <w:rPr>
                 <w:lang w:eastAsia="es-CO"/>
               </w:rPr>
@@ -34609,7 +35062,6 @@
           <w:p>
             <w:pPr>
               <w:ind w:firstLine="0"/>
-              <w:jc w:val="center"/>
             </w:pPr>
             <w:r>
               <w:t>Serie</w:t>
@@ -34623,7 +35075,6 @@
           <w:p>
             <w:pPr>
               <w:ind w:firstLine="0"/>
-              <w:jc w:val="center"/>
             </w:pPr>
             <w:r>
               <w:t>Tipo</w:t>
@@ -34637,7 +35088,6 @@
           <w:p>
             <w:pPr>
               <w:ind w:firstLine="0"/>
-              <w:jc w:val="center"/>
             </w:pPr>
             <w:r>
               <w:t>Características</w:t>
@@ -34656,7 +35106,6 @@
           <w:p>
             <w:pPr>
               <w:ind w:firstLine="0"/>
-              <w:jc w:val="center"/>
             </w:pPr>
             <w:r>
               <w:t>100</w:t>
@@ -34670,7 +35119,6 @@
           <w:p>
             <w:pPr>
               <w:ind w:firstLine="0"/>
-              <w:jc w:val="center"/>
             </w:pPr>
             <w:r>
               <w:t>101 - 103</w:t>
@@ -34684,7 +35132,6 @@
           <w:p>
             <w:pPr>
               <w:ind w:firstLine="0"/>
-              <w:jc w:val="center"/>
             </w:pPr>
             <w:r>
               <w:t>Cadeneta sencilla - 1 hilo</w:t>
@@ -34700,7 +35147,6 @@
           <w:p>
             <w:pPr>
               <w:ind w:firstLine="0"/>
-              <w:jc w:val="center"/>
             </w:pPr>
             <w:r>
               <w:t>200</w:t>
@@ -34714,7 +35160,6 @@
           <w:p>
             <w:pPr>
               <w:ind w:firstLine="0"/>
-              <w:jc w:val="center"/>
             </w:pPr>
             <w:r>
               <w:t>N/A</w:t>
@@ -34728,7 +35173,6 @@
           <w:p>
             <w:pPr>
               <w:ind w:firstLine="0"/>
-              <w:jc w:val="center"/>
             </w:pPr>
             <w:r>
               <w:t>Ornamentales</w:t>
@@ -34747,7 +35191,6 @@
           <w:p>
             <w:pPr>
               <w:ind w:firstLine="0"/>
-              <w:jc w:val="center"/>
             </w:pPr>
             <w:r>
               <w:t>300</w:t>
@@ -34761,7 +35204,6 @@
           <w:p>
             <w:pPr>
               <w:ind w:firstLine="0"/>
-              <w:jc w:val="center"/>
             </w:pPr>
             <w:r>
               <w:t>301 - 304 - 315</w:t>
@@ -34775,7 +35217,6 @@
           <w:p>
             <w:pPr>
               <w:ind w:firstLine="0"/>
-              <w:jc w:val="center"/>
             </w:pPr>
             <w:r>
               <w:t>Doble despunte</w:t>
@@ -34791,7 +35232,6 @@
           <w:p>
             <w:pPr>
               <w:ind w:firstLine="0"/>
-              <w:jc w:val="center"/>
             </w:pPr>
             <w:r>
               <w:t>400</w:t>
@@ -34805,7 +35245,6 @@
           <w:p>
             <w:pPr>
               <w:ind w:firstLine="0"/>
-              <w:jc w:val="center"/>
             </w:pPr>
             <w:r>
               <w:t>401 - 406 - 407</w:t>
@@ -34819,7 +35258,6 @@
           <w:p>
             <w:pPr>
               <w:ind w:firstLine="0"/>
-              <w:jc w:val="center"/>
             </w:pPr>
             <w:r>
               <w:t>Cadeneta doble</w:t>
@@ -34838,7 +35276,6 @@
           <w:p>
             <w:pPr>
               <w:ind w:firstLine="0"/>
-              <w:jc w:val="center"/>
             </w:pPr>
             <w:r>
               <w:t>500</w:t>
@@ -34852,7 +35289,6 @@
           <w:p>
             <w:pPr>
               <w:ind w:firstLine="0"/>
-              <w:jc w:val="center"/>
             </w:pPr>
             <w:r>
               <w:t>504 - 514 - 516</w:t>
@@ -34866,7 +35302,6 @@
           <w:p>
             <w:pPr>
               <w:ind w:firstLine="0"/>
-              <w:jc w:val="center"/>
             </w:pPr>
             <w:r>
               <w:t>Sobrehilado</w:t>
@@ -34882,7 +35317,6 @@
           <w:p>
             <w:pPr>
               <w:ind w:firstLine="0"/>
-              <w:jc w:val="center"/>
             </w:pPr>
             <w:r>
               <w:t>600</w:t>
@@ -34896,7 +35330,6 @@
           <w:p>
             <w:pPr>
               <w:ind w:firstLine="0"/>
-              <w:jc w:val="center"/>
             </w:pPr>
             <w:r>
               <w:t>602 - 605 - 609</w:t>
@@ -34910,7 +35343,6 @@
           <w:p>
             <w:pPr>
               <w:ind w:firstLine="0"/>
-              <w:jc w:val="center"/>
               <w:rPr>
                 <w:rStyle w:val="Extranjerismo"/>
               </w:rPr>
@@ -35099,12 +35531,14 @@
         </w:numPr>
         <w:ind w:left="567" w:hanging="567"/>
       </w:pPr>
-      <w:bookmarkStart w:id="17" w:name="_Toc234915150"/>
+      <w:bookmarkStart w:id="33" w:name="_Toc235693448"/>
+      <w:bookmarkStart w:id="34" w:name="_Toc235693526"/>
       <w:r>
         <w:lastRenderedPageBreak/>
         <w:t>Calibrar</w:t>
       </w:r>
-      <w:bookmarkEnd w:id="17"/>
+      <w:bookmarkEnd w:id="33"/>
+      <w:bookmarkEnd w:id="34"/>
     </w:p>
     <w:p>
       <w:pPr>
@@ -36663,11 +37097,13 @@
         </w:numPr>
         <w:ind w:left="567" w:hanging="567"/>
       </w:pPr>
-      <w:bookmarkStart w:id="18" w:name="_Toc234915151"/>
+      <w:bookmarkStart w:id="35" w:name="_Toc235693449"/>
+      <w:bookmarkStart w:id="36" w:name="_Toc235693527"/>
       <w:r>
         <w:t>Desarrollo de operaciones básico para ensamble de piezas</w:t>
       </w:r>
-      <w:bookmarkEnd w:id="18"/>
+      <w:bookmarkEnd w:id="35"/>
+      <w:bookmarkEnd w:id="36"/>
     </w:p>
     <w:p>
       <w:pPr>
@@ -36792,19 +37228,82 @@
       <w:pPr>
         <w:pStyle w:val="Titulosgenerales"/>
       </w:pPr>
-      <w:bookmarkStart w:id="19" w:name="_Toc234915152"/>
+      <w:bookmarkStart w:id="37" w:name="_Toc235693450"/>
+      <w:bookmarkStart w:id="38" w:name="_Toc235693528"/>
       <w:r>
         <w:lastRenderedPageBreak/>
         <w:t>Síntesis</w:t>
       </w:r>
-      <w:bookmarkEnd w:id="19"/>
-    </w:p>
-    <w:p>
-      <w:pPr>
-        <w:rPr>
-          <w:lang w:eastAsia="es-CO"/>
-        </w:rPr>
-      </w:pPr>
+      <w:bookmarkEnd w:id="37"/>
+      <w:bookmarkEnd w:id="38"/>
+    </w:p>
+    <w:p>
+      <w:pPr>
+        <w:rPr>
+          <w:lang w:eastAsia="es-CO"/>
+        </w:rPr>
+      </w:pPr>
+      <w:r>
+        <w:rPr>
+          <w:noProof/>
+          <w:lang w:eastAsia="es-CO"/>
+        </w:rPr>
+        <w:drawing>
+          <wp:anchor distT="0" distB="0" distL="114300" distR="114300" simplePos="0" relativeHeight="251659776" behindDoc="0" locked="0" layoutInCell="1" allowOverlap="1" wp14:anchorId="37404554" wp14:editId="02357C01">
+            <wp:simplePos x="0" y="0"/>
+            <wp:positionH relativeFrom="column">
+              <wp:posOffset>1841500</wp:posOffset>
+            </wp:positionH>
+            <wp:positionV relativeFrom="paragraph">
+              <wp:posOffset>1527175</wp:posOffset>
+            </wp:positionV>
+            <wp:extent cx="3510280" cy="5645150"/>
+            <wp:effectExtent l="0" t="0" r="0" b="0"/>
+            <wp:wrapTopAndBottom/>
+            <wp:docPr id="509523325" name="Gráfico 5" descr="Sintesis de flujo vertical titulado 'Reconocimiento de la estructura corporal', el cual se desglosa en categorías técnicas de diseño textil como: conceptos de pre-patronaje, pasos del patronaje, elaboración de básicos (infantil, masculinos y femenino) y tipos de máquinas."/>
+            <wp:cNvGraphicFramePr>
+              <a:graphicFrameLocks xmlns:a="http://schemas.openxmlformats.org/drawingml/2006/main" noChangeAspect="1"/>
+            </wp:cNvGraphicFramePr>
+            <a:graphic xmlns:a="http://schemas.openxmlformats.org/drawingml/2006/main">
+              <a:graphicData uri="http://schemas.openxmlformats.org/drawingml/2006/picture">
+                <pic:pic xmlns:pic="http://schemas.openxmlformats.org/drawingml/2006/picture">
+                  <pic:nvPicPr>
+                    <pic:cNvPr id="509523325" name="Gráfico 5" descr="Sintesis de flujo vertical titulado 'Reconocimiento de la estructura corporal', el cual se desglosa en categorías técnicas de diseño textil como: conceptos de pre-patronaje, pasos del patronaje, elaboración de básicos (infantil, masculinos y femenino) y tipos de máquinas."/>
+                    <pic:cNvPicPr/>
+                  </pic:nvPicPr>
+                  <pic:blipFill>
+                    <a:blip r:embed="rId61">
+                      <a:extLst>
+                        <a:ext uri="{96DAC541-7B7A-43D3-8B79-37D633B846F1}">
+                          <asvg:svgBlip xmlns:asvg="http://schemas.microsoft.com/office/drawing/2016/SVG/main" r:embed="rId62"/>
+                        </a:ext>
+                      </a:extLst>
+                    </a:blip>
+                    <a:stretch>
+                      <a:fillRect/>
+                    </a:stretch>
+                  </pic:blipFill>
+                  <pic:spPr>
+                    <a:xfrm>
+                      <a:off x="0" y="0"/>
+                      <a:ext cx="3510280" cy="5645150"/>
+                    </a:xfrm>
+                    <a:prstGeom prst="rect">
+                      <a:avLst/>
+                    </a:prstGeom>
+                  </pic:spPr>
+                </pic:pic>
+              </a:graphicData>
+            </a:graphic>
+            <wp14:sizeRelH relativeFrom="page">
+              <wp14:pctWidth>0</wp14:pctWidth>
+            </wp14:sizeRelH>
+            <wp14:sizeRelV relativeFrom="page">
+              <wp14:pctHeight>0</wp14:pctHeight>
+            </wp14:sizeRelV>
+          </wp:anchor>
+        </w:drawing>
+      </w:r>
       <w:r>
         <w:rPr>
           <w:lang w:eastAsia="es-CO"/>
@@ -36816,14 +37315,16 @@
       <w:pPr>
         <w:pStyle w:val="Titulosgenerales"/>
       </w:pPr>
-      <w:bookmarkStart w:id="20" w:name="_Toc176443725"/>
-      <w:bookmarkStart w:id="21" w:name="_Toc234915153"/>
+      <w:bookmarkStart w:id="39" w:name="_Toc176443725"/>
+      <w:bookmarkStart w:id="40" w:name="_Toc235693451"/>
+      <w:bookmarkStart w:id="41" w:name="_Toc235693529"/>
       <w:r>
         <w:lastRenderedPageBreak/>
         <w:t>Glosario</w:t>
       </w:r>
-      <w:bookmarkEnd w:id="20"/>
-      <w:bookmarkEnd w:id="21"/>
+      <w:bookmarkEnd w:id="39"/>
+      <w:bookmarkEnd w:id="40"/>
+      <w:bookmarkEnd w:id="41"/>
     </w:p>
     <w:p>
       <w:pPr>
@@ -37393,8 +37894,9 @@
           <w:lang w:val="es-MX"/>
         </w:rPr>
       </w:pPr>
-      <w:bookmarkStart w:id="22" w:name="_Toc176443726"/>
-      <w:bookmarkStart w:id="23" w:name="_Toc234915154"/>
+      <w:bookmarkStart w:id="42" w:name="_Toc176443726"/>
+      <w:bookmarkStart w:id="43" w:name="_Toc235693452"/>
+      <w:bookmarkStart w:id="44" w:name="_Toc235693530"/>
       <w:r>
         <w:rPr>
           <w:lang w:val="es-MX"/>
@@ -37402,8 +37904,9 @@
         <w:lastRenderedPageBreak/>
         <w:t>Referencias bibliográficas</w:t>
       </w:r>
-      <w:bookmarkEnd w:id="22"/>
-      <w:bookmarkEnd w:id="23"/>
+      <w:bookmarkEnd w:id="42"/>
+      <w:bookmarkEnd w:id="43"/>
+      <w:bookmarkEnd w:id="44"/>
     </w:p>
     <w:p>
       <w:pPr>
@@ -37496,12 +37999,14 @@
       <w:pPr>
         <w:pStyle w:val="Titulosgenerales"/>
       </w:pPr>
-      <w:bookmarkStart w:id="24" w:name="_Toc234915155"/>
+      <w:bookmarkStart w:id="45" w:name="_Toc235693453"/>
+      <w:bookmarkStart w:id="46" w:name="_Toc235693531"/>
       <w:r>
         <w:lastRenderedPageBreak/>
         <w:t>Créditos</w:t>
       </w:r>
-      <w:bookmarkEnd w:id="24"/>
+      <w:bookmarkEnd w:id="45"/>
+      <w:bookmarkEnd w:id="46"/>
     </w:p>
     <w:tbl>
       <w:tblPr>
@@ -37876,7 +38381,13 @@
               </w:rPr>
             </w:pPr>
             <w:r>
-              <w:t>Sandra Paola Morales Paez</w:t>
+              <w:t>Sandra Paola Morales P</w:t>
+            </w:r>
+            <w:r>
+              <w:t>á</w:t>
+            </w:r>
+            <w:r>
+              <w:t>ez</w:t>
             </w:r>
           </w:p>
         </w:tc>
@@ -38066,12 +38577,10 @@
                 <w:lang w:val="es-ES" w:eastAsia="es-CO"/>
               </w:rPr>
             </w:pPr>
-            <w:proofErr w:type="spellStart"/>
             <w:r>
               <w:lastRenderedPageBreak/>
-              <w:t>Maria</w:t>
-            </w:r>
-            <w:proofErr w:type="spellEnd"/>
+              <w:t>María</w:t>
+            </w:r>
             <w:r>
               <w:t xml:space="preserve"> Alejandra Vera Briceño</w:t>
             </w:r>
@@ -38319,8 +38828,8 @@
       </w:pPr>
     </w:p>
     <w:sectPr>
-      <w:headerReference w:type="default" r:id="rId61"/>
-      <w:footerReference w:type="default" r:id="rId62"/>
+      <w:headerReference w:type="default" r:id="rId63"/>
+      <w:footerReference w:type="default" r:id="rId64"/>
       <w:pgSz w:w="12240" w:h="15840"/>
       <w:pgMar w:top="1701" w:right="1134" w:bottom="1134" w:left="1134" w:header="709" w:footer="737" w:gutter="0"/>
       <w:pgNumType w:start="1"/>
@@ -51730,6 +52239,19 @@
 </file>
 
 <file path=customXml/item2.xml><?xml version="1.0" encoding="utf-8"?>
+<b:Sources xmlns:b="http://schemas.openxmlformats.org/officeDocument/2006/bibliography" xmlns="http://schemas.openxmlformats.org/officeDocument/2006/bibliography" SelectedStyle="\APASixthEditionOfficeOnline.xsl" StyleName="APA" Version="6"/>
+</file>
+
+<file path=customXml/item3.xml><?xml version="1.0" encoding="utf-8"?>
+<?mso-contentType ?>
+<FormTemplates xmlns="http://schemas.microsoft.com/sharepoint/v3/contenttype/forms">
+  <Display>DocumentLibraryForm</Display>
+  <Edit>DocumentLibraryForm</Edit>
+  <New>DocumentLibraryForm</New>
+</FormTemplates>
+</file>
+
+<file path=customXml/item4.xml><?xml version="1.0" encoding="utf-8"?>
 <ct:contentTypeSchema xmlns:ct="http://schemas.microsoft.com/office/2006/metadata/contentType" xmlns:ma="http://schemas.microsoft.com/office/2006/metadata/properties/metaAttributes" ct:_="" ma:_="" ma:contentTypeName="Documento" ma:contentTypeID="0x0101006A81D6BD42E8DF4C91013959704817E1" ma:contentTypeVersion="15" ma:contentTypeDescription="Crear nuevo documento." ma:contentTypeScope="" ma:versionID="bf4f72ffd194f0963ff564daca6869f7">
   <xsd:schema xmlns:xsd="http://www.w3.org/2001/XMLSchema" xmlns:xs="http://www.w3.org/2001/XMLSchema" xmlns:p="http://schemas.microsoft.com/office/2006/metadata/properties" xmlns:ns2="13c90a0b-73bc-4dc0-be5f-28d77b615beb" xmlns:ns3="13c93bba-48ce-428c-bfe5-88b42c19b028" targetNamespace="http://schemas.microsoft.com/office/2006/metadata/properties" ma:root="true" ma:fieldsID="8718d6f4873a5b1392a45044efa78385" ns2:_="" ns3:_="">
     <xsd:import namespace="13c90a0b-73bc-4dc0-be5f-28d77b615beb"/>
@@ -51964,19 +52486,6 @@
 </ct:contentTypeSchema>
 </file>
 
-<file path=customXml/item3.xml><?xml version="1.0" encoding="utf-8"?>
-<?mso-contentType ?>
-<FormTemplates xmlns="http://schemas.microsoft.com/sharepoint/v3/contenttype/forms">
-  <Display>DocumentLibraryForm</Display>
-  <Edit>DocumentLibraryForm</Edit>
-  <New>DocumentLibraryForm</New>
-</FormTemplates>
-</file>
-
-<file path=customXml/item4.xml><?xml version="1.0" encoding="utf-8"?>
-<b:Sources xmlns:b="http://schemas.openxmlformats.org/officeDocument/2006/bibliography" xmlns="http://schemas.openxmlformats.org/officeDocument/2006/bibliography" SelectedStyle="\APASixthEditionOfficeOnline.xsl" StyleName="APA" Version="6"/>
-</file>
-
 <file path=customXml/itemProps1.xml><?xml version="1.0" encoding="utf-8"?>
 <ds:datastoreItem xmlns:ds="http://schemas.openxmlformats.org/officeDocument/2006/customXml" ds:itemID="{CEECB56F-E1D8-45BF-A0A3-B5258E7263D4}">
   <ds:schemaRefs>
@@ -51989,7 +52498,11 @@
 </file>
 
 <file path=customXml/itemProps2.xml><?xml version="1.0" encoding="utf-8"?>
-<ds:datastoreItem xmlns:ds="http://schemas.openxmlformats.org/officeDocument/2006/customXml" ds:itemID="{360116EB-5ACD-4EDD-A978-B46509BF1FF7}"/>
+<ds:datastoreItem xmlns:ds="http://schemas.openxmlformats.org/officeDocument/2006/customXml" ds:itemID="{7DCFADED-0FAC-4C68-9BB6-9C28527F8F00}">
+  <ds:schemaRefs>
+    <ds:schemaRef ds:uri="http://schemas.openxmlformats.org/officeDocument/2006/bibliography"/>
+  </ds:schemaRefs>
+</ds:datastoreItem>
 </file>
 
 <file path=customXml/itemProps3.xml><?xml version="1.0" encoding="utf-8"?>
@@ -52001,9 +52514,5 @@
 </file>
 
 <file path=customXml/itemProps4.xml><?xml version="1.0" encoding="utf-8"?>
-<ds:datastoreItem xmlns:ds="http://schemas.openxmlformats.org/officeDocument/2006/customXml" ds:itemID="{7DCFADED-0FAC-4C68-9BB6-9C28527F8F00}">
-  <ds:schemaRefs>
-    <ds:schemaRef ds:uri="http://schemas.openxmlformats.org/officeDocument/2006/bibliography"/>
-  </ds:schemaRefs>
-</ds:datastoreItem>
+<ds:datastoreItem xmlns:ds="http://schemas.openxmlformats.org/officeDocument/2006/customXml" ds:itemID="{31DA8C8B-E6A8-4CA8-B601-95598A8022B5}"/>
 </file>